--- a/06-转换电路/03-电平转换/光耦隔离电平转换电路/光耦隔离电平转换电路.docx
+++ b/06-转换电路/03-电平转换/光耦隔离电平转换电路/光耦隔离电平转换电路.docx
@@ -2525,6 +2525,20 @@
     </w:p>
     <w:bookmarkEnd w:id="26"/>
     <w:bookmarkEnd w:id="27"/>
+    <w:p>
+      <w:pPr>
+        <w:spacing w:before="360"/>
+        <w:jc w:val="center"/>
+      </w:pPr>
+      <w:r>
+        <w:rPr>
+          <w:rFonts w:ascii="Times New Roman" w:hAnsi="Times New Roman"/>
+          <w:color w:val="555555"/>
+          <w:sz w:val="21"/>
+        </w:rPr>
+        <w:t>材料收集者：杜文杰</w:t>
+      </w:r>
+    </w:p>
     <w:sectPr>
       <w:headerReference r:id="rId9" w:type="default"/>
       <w:footerReference r:id="rId10" w:type="default"/>

--- a/06-转换电路/03-电平转换/光耦隔离电平转换电路/光耦隔离电平转换电路.docx
+++ b/06-转换电路/03-电平转换/光耦隔离电平转换电路/光耦隔离电平转换电路.docx
@@ -1,6 +1,6 @@
 
 <file path=word/document.xml><?xml version="1.0" encoding="utf-8"?>
-<w:document xmlns:w="http://schemas.openxmlformats.org/wordprocessingml/2006/main" xmlns:m="http://schemas.openxmlformats.org/officeDocument/2006/math" xmlns:r="http://schemas.openxmlformats.org/officeDocument/2006/relationships" xmlns:o="urn:schemas-microsoft-com:office:office" xmlns:v="urn:schemas-microsoft-com:vml" xmlns:w10="urn:schemas-microsoft-com:office:word" xmlns:a="http://schemas.openxmlformats.org/drawingml/2006/main" xmlns:pic="http://schemas.openxmlformats.org/drawingml/2006/picture" xmlns:wp="http://schemas.openxmlformats.org/drawingml/2006/wordprocessingDrawing">
+<w:document xmlns:m="http://schemas.openxmlformats.org/officeDocument/2006/math" xmlns:r="http://schemas.openxmlformats.org/officeDocument/2006/relationships" xmlns:w="http://schemas.openxmlformats.org/wordprocessingml/2006/main" xmlns:o="urn:schemas-microsoft-com:office:office" xmlns:v="urn:schemas-microsoft-com:vml" xmlns:w10="urn:schemas-microsoft-com:office:word" xmlns:a="http://schemas.openxmlformats.org/drawingml/2006/main" xmlns:pic="http://schemas.openxmlformats.org/drawingml/2006/picture" xmlns:wp="http://schemas.openxmlformats.org/drawingml/2006/wordprocessingDrawing">
   <w:body>
     <w:bookmarkStart w:id="27" w:name="光耦隔离电平转换电路"/>
     <w:p>
@@ -9,7 +9,7 @@
       </w:pPr>
       <w:r>
         <w:rPr>
-          <w:rFonts w:hint="eastAsia"/>
+          <w:rFonts w:hint="eastAsia" w:eastAsia="黑体"/>
         </w:rPr>
         <w:t xml:space="preserve">光耦隔离电平转换电路</w:t>
       </w:r>
@@ -21,7 +21,7 @@
       </w:pPr>
       <w:r>
         <w:rPr>
-          <w:rFonts w:hint="eastAsia"/>
+          <w:rFonts w:hint="eastAsia" w:eastAsia="黑体"/>
         </w:rPr>
         <w:t xml:space="preserve">拓扑描述</w:t>
       </w:r>
@@ -32,16 +32,19 @@
       </w:pPr>
       <w:r>
         <w:rPr>
-          <w:rFonts w:hint="eastAsia"/>
+          <w:rFonts w:hint="eastAsia" w:eastAsia="黑体"/>
         </w:rPr>
         <w:t xml:space="preserve">由</w:t>
       </w:r>
       <w:r>
+        <w:rPr>
+          <w:rFonts w:eastAsia="黑体"/>
+        </w:rPr>
         <w:t xml:space="preserve"> </w:t>
       </w:r>
       <w:r>
         <w:rPr>
-          <w:rFonts w:hint="eastAsia"/>
+          <w:rFonts w:hint="eastAsia" w:eastAsia="黑体"/>
           <w:b/>
           <w:bCs/>
         </w:rPr>
@@ -49,6 +52,7 @@
       </w:r>
       <w:r>
         <w:rPr>
+          <w:rFonts w:eastAsia="黑体"/>
           <w:b/>
           <w:bCs/>
         </w:rPr>
@@ -56,22 +60,25 @@
       </w:r>
       <w:r>
         <w:rPr>
-          <w:rFonts w:hint="eastAsia"/>
+          <w:rFonts w:hint="eastAsia" w:eastAsia="黑体"/>
         </w:rPr>
         <w:t xml:space="preserve">（内含发光二极管</w:t>
       </w:r>
       <w:r>
+        <w:rPr>
+          <w:rFonts w:eastAsia="黑体"/>
+        </w:rPr>
         <w:t xml:space="preserve"> LED </w:t>
       </w:r>
       <w:r>
         <w:rPr>
-          <w:rFonts w:hint="eastAsia"/>
+          <w:rFonts w:hint="eastAsia" w:eastAsia="黑体"/>
         </w:rPr>
         <w:t xml:space="preserve">与光敏晶体管）、</w:t>
       </w:r>
       <w:r>
         <w:rPr>
-          <w:rFonts w:hint="eastAsia"/>
+          <w:rFonts w:hint="eastAsia" w:eastAsia="黑体"/>
           <w:b/>
           <w:bCs/>
         </w:rPr>
@@ -79,6 +86,7 @@
       </w:r>
       <w:r>
         <w:rPr>
+          <w:rFonts w:eastAsia="黑体"/>
           <w:b/>
           <w:bCs/>
         </w:rPr>
@@ -102,11 +110,14 @@
         </m:sSub>
       </m:oMath>
       <w:r>
+        <w:rPr>
+          <w:rFonts w:eastAsia="黑体"/>
+        </w:rPr>
         <w:t xml:space="preserve">、</w:t>
       </w:r>
       <w:r>
         <w:rPr>
-          <w:rFonts w:hint="eastAsia"/>
+          <w:rFonts w:hint="eastAsia" w:eastAsia="黑体"/>
           <w:b/>
           <w:bCs/>
         </w:rPr>
@@ -114,6 +125,7 @@
       </w:r>
       <w:r>
         <w:rPr>
+          <w:rFonts w:eastAsia="黑体"/>
           <w:b/>
           <w:bCs/>
         </w:rPr>
@@ -137,20 +149,26 @@
         </m:sSub>
       </m:oMath>
       <w:r>
+        <w:rPr>
+          <w:rFonts w:eastAsia="黑体"/>
+        </w:rPr>
         <w:t xml:space="preserve"> </w:t>
       </w:r>
       <w:r>
         <w:rPr>
-          <w:rFonts w:hint="eastAsia"/>
+          <w:rFonts w:hint="eastAsia" w:eastAsia="黑体"/>
         </w:rPr>
         <w:t xml:space="preserve">与</w:t>
       </w:r>
       <w:r>
+        <w:rPr>
+          <w:rFonts w:eastAsia="黑体"/>
+        </w:rPr>
         <w:t xml:space="preserve"> </w:t>
       </w:r>
       <w:r>
         <w:rPr>
-          <w:rFonts w:hint="eastAsia"/>
+          <w:rFonts w:hint="eastAsia" w:eastAsia="黑体"/>
           <w:b/>
           <w:bCs/>
         </w:rPr>
@@ -158,6 +176,7 @@
       </w:r>
       <w:r>
         <w:rPr>
+          <w:rFonts w:eastAsia="黑体"/>
           <w:b/>
           <w:bCs/>
         </w:rPr>
@@ -182,7 +201,7 @@
       </m:oMath>
       <w:r>
         <w:rPr>
-          <w:rFonts w:hint="eastAsia"/>
+          <w:rFonts w:hint="eastAsia" w:eastAsia="黑体"/>
           <w:b/>
           <w:bCs/>
         </w:rPr>
@@ -190,6 +209,7 @@
       </w:r>
       <w:r>
         <w:rPr>
+          <w:rFonts w:eastAsia="黑体"/>
           <w:b/>
           <w:bCs/>
         </w:rPr>
@@ -214,33 +234,39 @@
       </m:oMath>
       <w:r>
         <w:rPr>
-          <w:rFonts w:hint="eastAsia"/>
+          <w:rFonts w:hint="eastAsia" w:eastAsia="黑体"/>
           <w:b/>
           <w:bCs/>
         </w:rPr>
         <w:t xml:space="preserve">）</w:t>
       </w:r>
       <w:r>
+        <w:rPr>
+          <w:rFonts w:eastAsia="黑体"/>
+        </w:rPr>
         <w:t xml:space="preserve"> </w:t>
       </w:r>
       <w:r>
         <w:rPr>
-          <w:rFonts w:hint="eastAsia"/>
+          <w:rFonts w:hint="eastAsia" w:eastAsia="黑体"/>
         </w:rPr>
         <w:t xml:space="preserve">组成。电路共有</w:t>
       </w:r>
       <w:r>
+        <w:rPr>
+          <w:rFonts w:eastAsia="黑体"/>
+        </w:rPr>
         <w:t xml:space="preserve"> 6 </w:t>
       </w:r>
       <w:r>
         <w:rPr>
-          <w:rFonts w:hint="eastAsia"/>
+          <w:rFonts w:hint="eastAsia" w:eastAsia="黑体"/>
         </w:rPr>
         <w:t xml:space="preserve">个关键节点：</w:t>
       </w:r>
       <w:r>
         <w:rPr>
-          <w:rFonts w:hint="eastAsia"/>
+          <w:rFonts w:hint="eastAsia" w:eastAsia="黑体"/>
           <w:b/>
           <w:bCs/>
         </w:rPr>
@@ -248,6 +274,7 @@
       </w:r>
       <w:r>
         <w:rPr>
+          <w:rFonts w:eastAsia="黑体"/>
           <w:b/>
           <w:bCs/>
         </w:rPr>
@@ -255,7 +282,7 @@
       </w:r>
       <w:r>
         <w:rPr>
-          <w:rFonts w:hint="eastAsia"/>
+          <w:rFonts w:hint="eastAsia" w:eastAsia="黑体"/>
           <w:b/>
           <w:bCs/>
         </w:rPr>
@@ -263,11 +290,14 @@
       </w:r>
       <w:r>
         <w:rPr>
-          <w:rFonts w:hint="eastAsia"/>
+          <w:rFonts w:hint="eastAsia" w:eastAsia="黑体"/>
         </w:rPr>
         <w:t xml:space="preserve">（输入逻辑信号，接</w:t>
       </w:r>
       <w:r>
+        <w:rPr>
+          <w:rFonts w:eastAsia="黑体"/>
+        </w:rPr>
         <w:t xml:space="preserve"> </w:t>
       </w:r>
       <m:oMath>
@@ -288,17 +318,20 @@
         </m:sSub>
       </m:oMath>
       <w:r>
+        <w:rPr>
+          <w:rFonts w:eastAsia="黑体"/>
+        </w:rPr>
         <w:t xml:space="preserve"> </w:t>
       </w:r>
       <w:r>
         <w:rPr>
-          <w:rFonts w:hint="eastAsia"/>
+          <w:rFonts w:hint="eastAsia" w:eastAsia="黑体"/>
         </w:rPr>
         <w:t xml:space="preserve">上端）；</w:t>
       </w:r>
       <w:r>
         <w:rPr>
-          <w:rFonts w:hint="eastAsia"/>
+          <w:rFonts w:hint="eastAsia" w:eastAsia="黑体"/>
           <w:b/>
           <w:bCs/>
         </w:rPr>
@@ -306,6 +339,7 @@
       </w:r>
       <w:r>
         <w:rPr>
+          <w:rFonts w:eastAsia="黑体"/>
           <w:b/>
           <w:bCs/>
         </w:rPr>
@@ -313,7 +347,7 @@
       </w:r>
       <w:r>
         <w:rPr>
-          <w:rFonts w:hint="eastAsia"/>
+          <w:rFonts w:hint="eastAsia" w:eastAsia="黑体"/>
           <w:b/>
           <w:bCs/>
         </w:rPr>
@@ -321,7 +355,7 @@
       </w:r>
       <w:r>
         <w:rPr>
-          <w:rFonts w:hint="eastAsia"/>
+          <w:rFonts w:hint="eastAsia" w:eastAsia="黑体"/>
         </w:rPr>
         <w:t xml:space="preserve">（</w:t>
       </w:r>
@@ -343,26 +377,32 @@
         </m:sSub>
       </m:oMath>
       <w:r>
+        <w:rPr>
+          <w:rFonts w:eastAsia="黑体"/>
+        </w:rPr>
         <w:t xml:space="preserve"> </w:t>
       </w:r>
       <w:r>
         <w:rPr>
-          <w:rFonts w:hint="eastAsia"/>
+          <w:rFonts w:hint="eastAsia" w:eastAsia="黑体"/>
         </w:rPr>
         <w:t xml:space="preserve">下端与</w:t>
       </w:r>
       <w:r>
+        <w:rPr>
+          <w:rFonts w:eastAsia="黑体"/>
+        </w:rPr>
         <w:t xml:space="preserve"> LED </w:t>
       </w:r>
       <w:r>
         <w:rPr>
-          <w:rFonts w:hint="eastAsia"/>
+          <w:rFonts w:hint="eastAsia" w:eastAsia="黑体"/>
         </w:rPr>
         <w:t xml:space="preserve">阳极相连）；</w:t>
       </w:r>
       <w:r>
         <w:rPr>
-          <w:rFonts w:hint="eastAsia"/>
+          <w:rFonts w:hint="eastAsia" w:eastAsia="黑体"/>
           <w:b/>
           <w:bCs/>
         </w:rPr>
@@ -370,6 +410,7 @@
       </w:r>
       <w:r>
         <w:rPr>
+          <w:rFonts w:eastAsia="黑体"/>
           <w:b/>
           <w:bCs/>
         </w:rPr>
@@ -377,7 +418,7 @@
       </w:r>
       <w:r>
         <w:rPr>
-          <w:rFonts w:hint="eastAsia"/>
+          <w:rFonts w:hint="eastAsia" w:eastAsia="黑体"/>
           <w:b/>
           <w:bCs/>
         </w:rPr>
@@ -385,22 +426,25 @@
       </w:r>
       <w:r>
         <w:rPr>
-          <w:rFonts w:hint="eastAsia"/>
+          <w:rFonts w:hint="eastAsia" w:eastAsia="黑体"/>
         </w:rPr>
         <w:t xml:space="preserve">（GND1，接</w:t>
       </w:r>
       <w:r>
+        <w:rPr>
+          <w:rFonts w:eastAsia="黑体"/>
+        </w:rPr>
         <w:t xml:space="preserve"> LED </w:t>
       </w:r>
       <w:r>
         <w:rPr>
-          <w:rFonts w:hint="eastAsia"/>
+          <w:rFonts w:hint="eastAsia" w:eastAsia="黑体"/>
         </w:rPr>
         <w:t xml:space="preserve">阴极）；</w:t>
       </w:r>
       <w:r>
         <w:rPr>
-          <w:rFonts w:hint="eastAsia"/>
+          <w:rFonts w:hint="eastAsia" w:eastAsia="黑体"/>
           <w:b/>
           <w:bCs/>
         </w:rPr>
@@ -408,6 +452,7 @@
       </w:r>
       <w:r>
         <w:rPr>
+          <w:rFonts w:eastAsia="黑体"/>
           <w:b/>
           <w:bCs/>
         </w:rPr>
@@ -415,7 +460,7 @@
       </w:r>
       <w:r>
         <w:rPr>
-          <w:rFonts w:hint="eastAsia"/>
+          <w:rFonts w:hint="eastAsia" w:eastAsia="黑体"/>
           <w:b/>
           <w:bCs/>
         </w:rPr>
@@ -423,7 +468,7 @@
       </w:r>
       <w:r>
         <w:rPr>
-          <w:rFonts w:hint="eastAsia"/>
+          <w:rFonts w:hint="eastAsia" w:eastAsia="黑体"/>
         </w:rPr>
         <w:t xml:space="preserve">（</w:t>
       </w:r>
@@ -446,11 +491,14 @@
       </m:oMath>
       <w:r>
         <w:rPr>
-          <w:rFonts w:hint="eastAsia"/>
+          <w:rFonts w:hint="eastAsia" w:eastAsia="黑体"/>
         </w:rPr>
         <w:t xml:space="preserve">，接</w:t>
       </w:r>
       <w:r>
+        <w:rPr>
+          <w:rFonts w:eastAsia="黑体"/>
+        </w:rPr>
         <w:t xml:space="preserve"> </w:t>
       </w:r>
       <m:oMath>
@@ -471,17 +519,20 @@
         </m:sSub>
       </m:oMath>
       <w:r>
+        <w:rPr>
+          <w:rFonts w:eastAsia="黑体"/>
+        </w:rPr>
         <w:t xml:space="preserve"> </w:t>
       </w:r>
       <w:r>
         <w:rPr>
-          <w:rFonts w:hint="eastAsia"/>
+          <w:rFonts w:hint="eastAsia" w:eastAsia="黑体"/>
         </w:rPr>
         <w:t xml:space="preserve">上端）；</w:t>
       </w:r>
       <w:r>
         <w:rPr>
-          <w:rFonts w:hint="eastAsia"/>
+          <w:rFonts w:hint="eastAsia" w:eastAsia="黑体"/>
           <w:b/>
           <w:bCs/>
         </w:rPr>
@@ -489,6 +540,7 @@
       </w:r>
       <w:r>
         <w:rPr>
+          <w:rFonts w:eastAsia="黑体"/>
           <w:b/>
           <w:bCs/>
         </w:rPr>
@@ -496,7 +548,7 @@
       </w:r>
       <w:r>
         <w:rPr>
-          <w:rFonts w:hint="eastAsia"/>
+          <w:rFonts w:hint="eastAsia" w:eastAsia="黑体"/>
           <w:b/>
           <w:bCs/>
         </w:rPr>
@@ -504,7 +556,7 @@
       </w:r>
       <w:r>
         <w:rPr>
-          <w:rFonts w:hint="eastAsia"/>
+          <w:rFonts w:hint="eastAsia" w:eastAsia="黑体"/>
         </w:rPr>
         <w:t xml:space="preserve">（</w:t>
       </w:r>
@@ -530,7 +582,7 @@
       </m:oMath>
       <w:r>
         <w:rPr>
-          <w:rFonts w:hint="eastAsia"/>
+          <w:rFonts w:hint="eastAsia" w:eastAsia="黑体"/>
         </w:rPr>
         <w:t xml:space="preserve">，</w:t>
       </w:r>
@@ -552,17 +604,20 @@
         </m:sSub>
       </m:oMath>
       <w:r>
+        <w:rPr>
+          <w:rFonts w:eastAsia="黑体"/>
+        </w:rPr>
         <w:t xml:space="preserve"> </w:t>
       </w:r>
       <w:r>
         <w:rPr>
-          <w:rFonts w:hint="eastAsia"/>
+          <w:rFonts w:hint="eastAsia" w:eastAsia="黑体"/>
         </w:rPr>
         <w:t xml:space="preserve">下端与光敏晶体管集电极相连）；</w:t>
       </w:r>
       <w:r>
         <w:rPr>
-          <w:rFonts w:hint="eastAsia"/>
+          <w:rFonts w:hint="eastAsia" w:eastAsia="黑体"/>
           <w:b/>
           <w:bCs/>
         </w:rPr>
@@ -570,6 +625,7 @@
       </w:r>
       <w:r>
         <w:rPr>
+          <w:rFonts w:eastAsia="黑体"/>
           <w:b/>
           <w:bCs/>
         </w:rPr>
@@ -577,7 +633,7 @@
       </w:r>
       <w:r>
         <w:rPr>
-          <w:rFonts w:hint="eastAsia"/>
+          <w:rFonts w:hint="eastAsia" w:eastAsia="黑体"/>
           <w:b/>
           <w:bCs/>
         </w:rPr>
@@ -585,7 +641,7 @@
       </w:r>
       <w:r>
         <w:rPr>
-          <w:rFonts w:hint="eastAsia"/>
+          <w:rFonts w:hint="eastAsia" w:eastAsia="黑体"/>
         </w:rPr>
         <w:t xml:space="preserve">（GND2，接光敏晶体管发射极）。</w:t>
       </w:r>
@@ -594,7 +650,7 @@
       <w:pPr/>
       <w:r>
         <w:rPr>
-          <w:rFonts w:hint="eastAsia"/>
+          <w:rFonts w:hint="eastAsia" w:eastAsia="黑体"/>
         </w:rPr>
         <w:t xml:space="preserve">各管脚连接：</w:t>
       </w:r>
@@ -616,11 +672,14 @@
         </m:sSub>
       </m:oMath>
       <w:r>
+        <w:rPr>
+          <w:rFonts w:eastAsia="黑体"/>
+        </w:rPr>
         <w:t xml:space="preserve"> </w:t>
       </w:r>
       <w:r>
         <w:rPr>
-          <w:rFonts w:hint="eastAsia"/>
+          <w:rFonts w:hint="eastAsia" w:eastAsia="黑体"/>
         </w:rPr>
         <w:t xml:space="preserve">一端接节点①（</w:t>
       </w:r>
@@ -643,41 +702,51 @@
       </m:oMath>
       <w:r>
         <w:rPr>
-          <w:rFonts w:hint="eastAsia"/>
+          <w:rFonts w:hint="eastAsia" w:eastAsia="黑体"/>
         </w:rPr>
         <w:t xml:space="preserve">）、另一端接节点②；</w:t>
       </w:r>
       <w:r>
         <w:rPr>
+          <w:rFonts w:eastAsia="黑体"/>
           <w:b/>
           <w:bCs/>
         </w:rPr>
         <w:t xml:space="preserve">U1</w:t>
       </w:r>
       <w:r>
+        <w:rPr>
+          <w:rFonts w:eastAsia="黑体"/>
+        </w:rPr>
         <w:t xml:space="preserve"> </w:t>
       </w:r>
       <w:r>
         <w:rPr>
-          <w:rFonts w:hint="eastAsia"/>
+          <w:rFonts w:hint="eastAsia" w:eastAsia="黑体"/>
         </w:rPr>
         <w:t xml:space="preserve">的</w:t>
       </w:r>
       <w:r>
+        <w:rPr>
+          <w:rFonts w:eastAsia="黑体"/>
+        </w:rPr>
         <w:t xml:space="preserve"> LED </w:t>
       </w:r>
       <w:r>
         <w:rPr>
-          <w:rFonts w:hint="eastAsia"/>
+          <w:rFonts w:hint="eastAsia" w:eastAsia="黑体"/>
         </w:rPr>
         <w:t xml:space="preserve">阳极接节点②、LED</w:t>
       </w:r>
       <w:r>
+        <w:rPr>
+          <w:rFonts w:eastAsia="黑体"/>
+        </w:rPr>
         <w:t xml:space="preserve"> </w:t>
       </w:r>
       <w:r>
         <w:rPr>
-          <w:rFonts w:hint="eastAsia"/>
+          <w:rFonts w:hint="eastAsia" w:eastAsia="黑体"/>
         </w:rPr>
         <w:t xml:space="preserve">阴极接节点③（GND1）、光敏晶体管集电极接节点⑤、光敏晶体管发射极接节点⑥（GND2）；</w:t>
       </w:r>
@@ -699,11 +768,14 @@
         </m:sSub>
       </m:oMath>
       <w:r>
+        <w:rPr>
+          <w:rFonts w:eastAsia="黑体"/>
+        </w:rPr>
         <w:t xml:space="preserve"> </w:t>
       </w:r>
       <w:r>
         <w:rPr>
-          <w:rFonts w:hint="eastAsia"/>
+          <w:rFonts w:hint="eastAsia" w:eastAsia="黑体"/>
         </w:rPr>
         <w:t xml:space="preserve">一端接节点④（</w:t>
       </w:r>
@@ -726,7 +798,7 @@
       </m:oMath>
       <w:r>
         <w:rPr>
-          <w:rFonts w:hint="eastAsia"/>
+          <w:rFonts w:hint="eastAsia" w:eastAsia="黑体"/>
         </w:rPr>
         <w:t xml:space="preserve">）、另一端接节点⑤（</w:t>
       </w:r>
@@ -752,7 +824,7 @@
       </m:oMath>
       <w:r>
         <w:rPr>
-          <w:rFonts w:hint="eastAsia"/>
+          <w:rFonts w:hint="eastAsia" w:eastAsia="黑体"/>
         </w:rPr>
         <w:t xml:space="preserve">）。</w:t>
       </w:r>
@@ -761,16 +833,19 @@
       <w:pPr/>
       <w:r>
         <w:rPr>
-          <w:rFonts w:hint="eastAsia"/>
+          <w:rFonts w:hint="eastAsia" w:eastAsia="黑体"/>
         </w:rPr>
         <w:t xml:space="preserve">由此构成”输入电流点亮</w:t>
       </w:r>
       <w:r>
+        <w:rPr>
+          <w:rFonts w:eastAsia="黑体"/>
+        </w:rPr>
         <w:t xml:space="preserve"> </w:t>
       </w:r>
       <w:r>
         <w:rPr>
-          <w:rFonts w:hint="eastAsia"/>
+          <w:rFonts w:hint="eastAsia" w:eastAsia="黑体"/>
         </w:rPr>
         <w:t xml:space="preserve">LED、光敏晶体管受光导通、输出经上拉电阻在另一电压域翻转”的光耦隔离电平转换组态，两侧靠光传递信号，同时实现电平转换与电气隔离。</w:t>
       </w:r>
@@ -783,7 +858,7 @@
       </w:pPr>
       <w:r>
         <w:rPr>
-          <w:rFonts w:hint="eastAsia"/>
+          <w:rFonts w:hint="eastAsia" w:eastAsia="黑体"/>
         </w:rPr>
         <w:t xml:space="preserve">工作原理</w:t>
       </w:r>
@@ -794,16 +869,19 @@
       </w:pPr>
       <w:r>
         <w:rPr>
-          <w:rFonts w:hint="eastAsia"/>
+          <w:rFonts w:hint="eastAsia" w:eastAsia="黑体"/>
         </w:rPr>
         <w:t xml:space="preserve">输入电流点亮</w:t>
       </w:r>
       <w:r>
+        <w:rPr>
+          <w:rFonts w:eastAsia="黑体"/>
+        </w:rPr>
         <w:t xml:space="preserve"> </w:t>
       </w:r>
       <w:r>
         <w:rPr>
-          <w:rFonts w:hint="eastAsia"/>
+          <w:rFonts w:hint="eastAsia" w:eastAsia="黑体"/>
         </w:rPr>
         <w:t xml:space="preserve">LED，光照射光敏晶体管使其导通，输出端经上拉电阻在目标电源轨电平间翻转。两侧靠光传递信号、无电气连接，因而既转换电平又隔离开地、抑制共模干扰。</w:t>
       </w:r>
@@ -816,7 +894,7 @@
       </w:pPr>
       <w:r>
         <w:rPr>
-          <w:rFonts w:hint="eastAsia"/>
+          <w:rFonts w:hint="eastAsia" w:eastAsia="黑体"/>
         </w:rPr>
         <w:t xml:space="preserve">关键计算公式</w:t>
       </w:r>
@@ -830,7 +908,7 @@
       </w:pPr>
       <w:r>
         <w:rPr>
-          <w:rFonts w:hint="eastAsia"/>
+          <w:rFonts w:hint="eastAsia" w:eastAsia="黑体"/>
         </w:rPr>
         <w:t xml:space="preserve">输入限流电阻：</w:t>
       </w:r>
@@ -932,7 +1010,7 @@
       </w:pPr>
       <w:r>
         <w:rPr>
-          <w:rFonts w:hint="eastAsia"/>
+          <w:rFonts w:hint="eastAsia" w:eastAsia="黑体"/>
         </w:rPr>
         <w:t xml:space="preserve">输出电流：</w:t>
       </w:r>
@@ -1004,11 +1082,14 @@
       </w:pPr>
       <w:r>
         <w:rPr>
-          <w:rFonts w:hint="eastAsia"/>
+          <w:rFonts w:hint="eastAsia" w:eastAsia="黑体"/>
         </w:rPr>
         <w:t xml:space="preserve">输出上拉电阻（保证光敏管饱和、输出可靠拉低，其中</w:t>
       </w:r>
       <w:r>
+        <w:rPr>
+          <w:rFonts w:eastAsia="黑体"/>
+        </w:rPr>
         <w:t xml:space="preserve"> </w:t>
       </w:r>
       <m:oMath>
@@ -1060,7 +1141,7 @@
       </m:oMath>
       <w:r>
         <w:rPr>
-          <w:rFonts w:hint="eastAsia"/>
+          <w:rFonts w:hint="eastAsia" w:eastAsia="黑体"/>
         </w:rPr>
         <w:t xml:space="preserve">）：</w:t>
       </w:r>
@@ -1144,7 +1225,7 @@
       </w:pPr>
       <w:r>
         <w:rPr>
-          <w:rFonts w:hint="eastAsia"/>
+          <w:rFonts w:hint="eastAsia" w:eastAsia="黑体"/>
         </w:rPr>
         <w:t xml:space="preserve">电流传输比：</w:t>
       </w:r>
@@ -1219,7 +1300,7 @@
       </w:pPr>
       <w:r>
         <w:rPr>
-          <w:rFonts w:hint="eastAsia"/>
+          <w:rFonts w:hint="eastAsia" w:eastAsia="黑体"/>
         </w:rPr>
         <w:t xml:space="preserve">输出翻转时间受负载决定：</w:t>
       </w:r>
@@ -1328,7 +1409,7 @@
             </w:pPr>
             <w:r>
               <w:rPr>
-                <w:rFonts w:hint="eastAsia"/>
+                <w:rFonts w:hint="eastAsia" w:eastAsia="黑体"/>
               </w:rPr>
               <w:t xml:space="preserve">符号</w:t>
             </w:r>
@@ -1342,7 +1423,7 @@
             </w:pPr>
             <w:r>
               <w:rPr>
-                <w:rFonts w:hint="eastAsia"/>
+                <w:rFonts w:hint="eastAsia" w:eastAsia="黑体"/>
               </w:rPr>
               <w:t xml:space="preserve">含义</w:t>
             </w:r>
@@ -1356,7 +1437,7 @@
             </w:pPr>
             <w:r>
               <w:rPr>
-                <w:rFonts w:hint="eastAsia"/>
+                <w:rFonts w:hint="eastAsia" w:eastAsia="黑体"/>
               </w:rPr>
               <w:t xml:space="preserve">单位</w:t>
             </w:r>
@@ -1385,6 +1466,9 @@
               </m:sSub>
             </m:oMath>
             <w:r>
+              <w:rPr>
+                <w:rFonts w:eastAsia="黑体"/>
+              </w:rPr>
               <w:t xml:space="preserve">​</w:t>
             </w:r>
           </w:p>
@@ -1396,11 +1480,14 @@
               <w:pStyle w:val="Compact"/>
             </w:pPr>
             <w:r>
+              <w:rPr>
+                <w:rFonts w:eastAsia="黑体"/>
+              </w:rPr>
               <w:t xml:space="preserve">LED </w:t>
             </w:r>
             <w:r>
               <w:rPr>
-                <w:rFonts w:hint="eastAsia"/>
+                <w:rFonts w:hint="eastAsia" w:eastAsia="黑体"/>
               </w:rPr>
               <w:t xml:space="preserve">正向压降</w:t>
             </w:r>
@@ -1413,6 +1500,9 @@
               <w:pStyle w:val="Compact"/>
             </w:pPr>
             <w:r>
+              <w:rPr>
+                <w:rFonts w:eastAsia="黑体"/>
+              </w:rPr>
               <w:t xml:space="preserve">V</w:t>
             </w:r>
           </w:p>
@@ -1440,6 +1530,9 @@
               </m:sSub>
             </m:oMath>
             <w:r>
+              <w:rPr>
+                <w:rFonts w:eastAsia="黑体"/>
+              </w:rPr>
               <w:t xml:space="preserve">​</w:t>
             </w:r>
           </w:p>
@@ -1451,11 +1544,14 @@
               <w:pStyle w:val="Compact"/>
             </w:pPr>
             <w:r>
+              <w:rPr>
+                <w:rFonts w:eastAsia="黑体"/>
+              </w:rPr>
               <w:t xml:space="preserve">LED </w:t>
             </w:r>
             <w:r>
               <w:rPr>
-                <w:rFonts w:hint="eastAsia"/>
+                <w:rFonts w:hint="eastAsia" w:eastAsia="黑体"/>
               </w:rPr>
               <w:t xml:space="preserve">正向电流</w:t>
             </w:r>
@@ -1468,6 +1564,9 @@
               <w:pStyle w:val="Compact"/>
             </w:pPr>
             <w:r>
+              <w:rPr>
+                <w:rFonts w:eastAsia="黑体"/>
+              </w:rPr>
               <w:t xml:space="preserve">A</w:t>
             </w:r>
           </w:p>
@@ -1495,6 +1594,9 @@
               </m:sSub>
             </m:oMath>
             <w:r>
+              <w:rPr>
+                <w:rFonts w:eastAsia="黑体"/>
+              </w:rPr>
               <w:t xml:space="preserve">​</w:t>
             </w:r>
           </w:p>
@@ -1507,7 +1609,7 @@
             </w:pPr>
             <w:r>
               <w:rPr>
-                <w:rFonts w:hint="eastAsia"/>
+                <w:rFonts w:hint="eastAsia" w:eastAsia="黑体"/>
               </w:rPr>
               <w:t xml:space="preserve">光敏管集电极电流</w:t>
             </w:r>
@@ -1520,6 +1622,9 @@
               <w:pStyle w:val="Compact"/>
             </w:pPr>
             <w:r>
+              <w:rPr>
+                <w:rFonts w:eastAsia="黑体"/>
+              </w:rPr>
               <w:t xml:space="preserve">A</w:t>
             </w:r>
           </w:p>
@@ -1544,6 +1649,9 @@
               </m:r>
             </m:oMath>
             <w:r>
+              <w:rPr>
+                <w:rFonts w:eastAsia="黑体"/>
+              </w:rPr>
               <w:t xml:space="preserve">​</w:t>
             </w:r>
           </w:p>
@@ -1556,7 +1664,7 @@
             </w:pPr>
             <w:r>
               <w:rPr>
-                <w:rFonts w:hint="eastAsia"/>
+                <w:rFonts w:hint="eastAsia" w:eastAsia="黑体"/>
               </w:rPr>
               <w:t xml:space="preserve">电流传输比</w:t>
             </w:r>
@@ -1569,6 +1677,9 @@
               <w:pStyle w:val="Compact"/>
             </w:pPr>
             <w:r>
+              <w:rPr>
+                <w:rFonts w:eastAsia="黑体"/>
+              </w:rPr>
               <w:t xml:space="preserve">—</w:t>
             </w:r>
           </w:p>
@@ -1599,6 +1710,9 @@
               </m:sSub>
             </m:oMath>
             <w:r>
+              <w:rPr>
+                <w:rFonts w:eastAsia="黑体"/>
+              </w:rPr>
               <w:t xml:space="preserve">​</w:t>
             </w:r>
           </w:p>
@@ -1611,7 +1725,7 @@
             </w:pPr>
             <w:r>
               <w:rPr>
-                <w:rFonts w:hint="eastAsia"/>
+                <w:rFonts w:hint="eastAsia" w:eastAsia="黑体"/>
               </w:rPr>
               <w:t xml:space="preserve">输入限流电阻</w:t>
             </w:r>
@@ -1624,6 +1738,9 @@
               <w:pStyle w:val="Compact"/>
             </w:pPr>
             <w:r>
+              <w:rPr>
+                <w:rFonts w:eastAsia="黑体"/>
+              </w:rPr>
               <w:t xml:space="preserve">Ω</w:t>
             </w:r>
           </w:p>
@@ -1654,6 +1771,9 @@
               </m:sSub>
             </m:oMath>
             <w:r>
+              <w:rPr>
+                <w:rFonts w:eastAsia="黑体"/>
+              </w:rPr>
               <w:t xml:space="preserve">​</w:t>
             </w:r>
           </w:p>
@@ -1666,7 +1786,7 @@
             </w:pPr>
             <w:r>
               <w:rPr>
-                <w:rFonts w:hint="eastAsia"/>
+                <w:rFonts w:hint="eastAsia" w:eastAsia="黑体"/>
               </w:rPr>
               <w:t xml:space="preserve">输出上拉电阻</w:t>
             </w:r>
@@ -1679,6 +1799,9 @@
               <w:pStyle w:val="Compact"/>
             </w:pPr>
             <w:r>
+              <w:rPr>
+                <w:rFonts w:eastAsia="黑体"/>
+              </w:rPr>
               <w:t xml:space="preserve">Ω</w:t>
             </w:r>
           </w:p>
@@ -1693,7 +1816,7 @@
       </w:pPr>
       <w:r>
         <w:rPr>
-          <w:rFonts w:hint="eastAsia"/>
+          <w:rFonts w:hint="eastAsia" w:eastAsia="黑体"/>
         </w:rPr>
         <w:t xml:space="preserve">元件调整影响</w:t>
       </w:r>
@@ -1708,19 +1831,28 @@
       </w:pPr>
       <w:r>
         <w:rPr>
-          <w:rFonts w:hint="eastAsia"/>
+          <w:rFonts w:hint="eastAsia" w:eastAsia="黑体"/>
           <w:b/>
           <w:bCs/>
         </w:rPr>
         <w:t xml:space="preserve">输入限流电阻增大</w:t>
       </w:r>
       <w:r>
+        <w:rPr>
+          <w:rFonts w:eastAsia="黑体"/>
+        </w:rPr>
         <w:t xml:space="preserve"> </w:t>
       </w:r>
       <w:r>
+        <w:rPr>
+          <w:rFonts w:eastAsia="黑体"/>
+        </w:rPr>
         <w:t xml:space="preserve">→</w:t>
       </w:r>
       <w:r>
+        <w:rPr>
+          <w:rFonts w:eastAsia="黑体"/>
+        </w:rPr>
         <w:t xml:space="preserve"> </w:t>
       </w:r>
       <m:oMath>
@@ -1738,6 +1870,9 @@
         </m:sSub>
       </m:oMath>
       <w:r>
+        <w:rPr>
+          <w:rFonts w:eastAsia="黑体"/>
+        </w:rPr>
         <w:t xml:space="preserve">、</w:t>
       </w:r>
       <m:oMath>
@@ -1755,11 +1890,14 @@
         </m:sSub>
       </m:oMath>
       <w:r>
+        <w:rPr>
+          <w:rFonts w:eastAsia="黑体"/>
+        </w:rPr>
         <w:t xml:space="preserve"> </w:t>
       </w:r>
       <w:r>
         <w:rPr>
-          <w:rFonts w:hint="eastAsia"/>
+          <w:rFonts w:hint="eastAsia" w:eastAsia="黑体"/>
         </w:rPr>
         <w:t xml:space="preserve">减小，输出拉低能力变弱，可能无法可靠翻转。</w:t>
       </w:r>
@@ -1774,21 +1912,27 @@
       </w:pPr>
       <w:r>
         <w:rPr>
-          <w:rFonts w:hint="eastAsia"/>
+          <w:rFonts w:hint="eastAsia" w:eastAsia="黑体"/>
           <w:b/>
           <w:bCs/>
         </w:rPr>
         <w:t xml:space="preserve">输出上拉电阻增大</w:t>
       </w:r>
       <w:r>
+        <w:rPr>
+          <w:rFonts w:eastAsia="黑体"/>
+        </w:rPr>
         <w:t xml:space="preserve"> </w:t>
       </w:r>
       <w:r>
+        <w:rPr>
+          <w:rFonts w:eastAsia="黑体"/>
+        </w:rPr>
         <w:t xml:space="preserve">→ </w:t>
       </w:r>
       <w:r>
         <w:rPr>
-          <w:rFonts w:hint="eastAsia"/>
+          <w:rFonts w:hint="eastAsia" w:eastAsia="黑体"/>
         </w:rPr>
         <w:t xml:space="preserve">输出电流需求降低，但上升沿变慢、速率下降。</w:t>
       </w:r>
@@ -1803,6 +1947,7 @@
       </w:pPr>
       <w:r>
         <w:rPr>
+          <w:rFonts w:eastAsia="黑体"/>
           <w:b/>
           <w:bCs/>
         </w:rPr>
@@ -1810,25 +1955,34 @@
       </w:r>
       <w:r>
         <w:rPr>
-          <w:rFonts w:hint="eastAsia"/>
+          <w:rFonts w:hint="eastAsia" w:eastAsia="黑体"/>
           <w:b/>
           <w:bCs/>
         </w:rPr>
         <w:t xml:space="preserve">偏低（老化/高温）</w:t>
       </w:r>
       <w:r>
+        <w:rPr>
+          <w:rFonts w:eastAsia="黑体"/>
+        </w:rPr>
         <w:t xml:space="preserve"> </w:t>
       </w:r>
       <w:r>
+        <w:rPr>
+          <w:rFonts w:eastAsia="黑体"/>
+        </w:rPr>
         <w:t xml:space="preserve">→ </w:t>
       </w:r>
       <w:r>
         <w:rPr>
-          <w:rFonts w:hint="eastAsia"/>
+          <w:rFonts w:hint="eastAsia" w:eastAsia="黑体"/>
         </w:rPr>
         <w:t xml:space="preserve">需增大</w:t>
       </w:r>
       <w:r>
+        <w:rPr>
+          <w:rFonts w:eastAsia="黑体"/>
+        </w:rPr>
         <w:t xml:space="preserve"> </w:t>
       </w:r>
       <m:oMath>
@@ -1846,11 +2000,14 @@
         </m:sSub>
       </m:oMath>
       <w:r>
+        <w:rPr>
+          <w:rFonts w:eastAsia="黑体"/>
+        </w:rPr>
         <w:t xml:space="preserve"> </w:t>
       </w:r>
       <w:r>
         <w:rPr>
-          <w:rFonts w:hint="eastAsia"/>
+          <w:rFonts w:hint="eastAsia" w:eastAsia="黑体"/>
         </w:rPr>
         <w:t xml:space="preserve">或减小上拉电阻以保证饱和。</w:t>
       </w:r>
@@ -1865,21 +2022,27 @@
       </w:pPr>
       <w:r>
         <w:rPr>
-          <w:rFonts w:hint="eastAsia"/>
+          <w:rFonts w:hint="eastAsia" w:eastAsia="黑体"/>
           <w:b/>
           <w:bCs/>
         </w:rPr>
         <w:t xml:space="preserve">负载电容增大</w:t>
       </w:r>
       <w:r>
+        <w:rPr>
+          <w:rFonts w:eastAsia="黑体"/>
+        </w:rPr>
         <w:t xml:space="preserve"> </w:t>
       </w:r>
       <w:r>
+        <w:rPr>
+          <w:rFonts w:eastAsia="黑体"/>
+        </w:rPr>
         <w:t xml:space="preserve">→ </w:t>
       </w:r>
       <w:r>
         <w:rPr>
-          <w:rFonts w:hint="eastAsia"/>
+          <w:rFonts w:hint="eastAsia" w:eastAsia="黑体"/>
         </w:rPr>
         <w:t xml:space="preserve">输出翻转变慢。</w:t>
       </w:r>
@@ -1892,7 +2055,7 @@
       </w:pPr>
       <w:r>
         <w:rPr>
-          <w:rFonts w:hint="eastAsia"/>
+          <w:rFonts w:hint="eastAsia" w:eastAsia="黑体"/>
         </w:rPr>
         <w:t xml:space="preserve">典型参数示例</w:t>
       </w:r>
@@ -1907,11 +2070,14 @@
       </w:pPr>
       <w:r>
         <w:rPr>
-          <w:rFonts w:hint="eastAsia"/>
+          <w:rFonts w:hint="eastAsia" w:eastAsia="黑体"/>
         </w:rPr>
         <w:t xml:space="preserve">取</w:t>
       </w:r>
       <w:r>
+        <w:rPr>
+          <w:rFonts w:eastAsia="黑体"/>
+        </w:rPr>
         <w:t xml:space="preserve"> </w:t>
       </w:r>
       <m:oMath>
@@ -1951,6 +2117,9 @@
         </m:r>
       </m:oMath>
       <w:r>
+        <w:rPr>
+          <w:rFonts w:eastAsia="黑体"/>
+        </w:rPr>
         <w:t xml:space="preserve">、</w:t>
       </w:r>
       <m:oMath>
@@ -1988,11 +2157,14 @@
       </m:oMath>
       <w:r>
         <w:rPr>
-          <w:rFonts w:hint="eastAsia"/>
+          <w:rFonts w:hint="eastAsia" w:eastAsia="黑体"/>
         </w:rPr>
         <w:t xml:space="preserve">、需</w:t>
       </w:r>
       <w:r>
+        <w:rPr>
+          <w:rFonts w:eastAsia="黑体"/>
+        </w:rPr>
         <w:t xml:space="preserve"> </w:t>
       </w:r>
       <m:oMath>
@@ -2030,7 +2202,7 @@
       </m:oMath>
       <w:r>
         <w:rPr>
-          <w:rFonts w:hint="eastAsia"/>
+          <w:rFonts w:hint="eastAsia" w:eastAsia="黑体"/>
         </w:rPr>
         <w:t xml:space="preserve">：</w:t>
       </w:r>
@@ -2125,11 +2297,14 @@
       </m:oMath>
       <w:r>
         <w:rPr>
-          <w:rFonts w:hint="eastAsia"/>
+          <w:rFonts w:hint="eastAsia" w:eastAsia="黑体"/>
         </w:rPr>
         <w:t xml:space="preserve">，实取</w:t>
       </w:r>
       <w:r>
+        <w:rPr>
+          <w:rFonts w:eastAsia="黑体"/>
+        </w:rPr>
         <w:t xml:space="preserve"> </w:t>
       </w:r>
       <m:oMath>
@@ -2147,6 +2322,9 @@
         </m:r>
       </m:oMath>
       <w:r>
+        <w:rPr>
+          <w:rFonts w:eastAsia="黑体"/>
+        </w:rPr>
         <w:t xml:space="preserve">。</w:t>
       </w:r>
     </w:p>
@@ -2160,11 +2338,14 @@
       </w:pPr>
       <w:r>
         <w:rPr>
-          <w:rFonts w:hint="eastAsia"/>
+          <w:rFonts w:hint="eastAsia" w:eastAsia="黑体"/>
         </w:rPr>
         <w:t xml:space="preserve">取</w:t>
       </w:r>
       <w:r>
+        <w:rPr>
+          <w:rFonts w:eastAsia="黑体"/>
+        </w:rPr>
         <w:t xml:space="preserve"> </w:t>
       </w:r>
       <m:oMath>
@@ -2194,6 +2375,9 @@
         </m:r>
       </m:oMath>
       <w:r>
+        <w:rPr>
+          <w:rFonts w:eastAsia="黑体"/>
+        </w:rPr>
         <w:t xml:space="preserve">、</w:t>
       </w:r>
       <m:oMath>
@@ -2231,7 +2415,7 @@
       </m:oMath>
       <w:r>
         <w:rPr>
-          <w:rFonts w:hint="eastAsia"/>
+          <w:rFonts w:hint="eastAsia" w:eastAsia="黑体"/>
         </w:rPr>
         <w:t xml:space="preserve">：</w:t>
       </w:r>
@@ -2270,11 +2454,14 @@
       </m:oMath>
       <w:r>
         <w:rPr>
-          <w:rFonts w:hint="eastAsia"/>
+          <w:rFonts w:hint="eastAsia" w:eastAsia="黑体"/>
         </w:rPr>
         <w:t xml:space="preserve">，若</w:t>
       </w:r>
       <w:r>
+        <w:rPr>
+          <w:rFonts w:eastAsia="黑体"/>
+        </w:rPr>
         <w:t xml:space="preserve"> </w:t>
       </w:r>
       <m:oMath>
@@ -2314,15 +2501,21 @@
         </m:r>
       </m:oMath>
       <w:r>
+        <w:rPr>
+          <w:rFonts w:eastAsia="黑体"/>
+        </w:rPr>
         <w:t xml:space="preserve"> </w:t>
       </w:r>
       <w:r>
         <w:rPr>
-          <w:rFonts w:hint="eastAsia"/>
+          <w:rFonts w:hint="eastAsia" w:eastAsia="黑体"/>
         </w:rPr>
         <w:t xml:space="preserve">则</w:t>
       </w:r>
       <w:r>
+        <w:rPr>
+          <w:rFonts w:eastAsia="黑体"/>
+        </w:rPr>
         <w:t xml:space="preserve"> </w:t>
       </w:r>
       <m:oMath>
@@ -2361,6 +2554,9 @@
         </m:r>
       </m:oMath>
       <w:r>
+        <w:rPr>
+          <w:rFonts w:eastAsia="黑体"/>
+        </w:rPr>
         <w:t xml:space="preserve">。</w:t>
       </w:r>
     </w:p>
@@ -2372,7 +2568,7 @@
       </w:pPr>
       <w:r>
         <w:rPr>
-          <w:rFonts w:hint="eastAsia"/>
+          <w:rFonts w:hint="eastAsia" w:eastAsia="黑体"/>
         </w:rPr>
         <w:t xml:space="preserve">常见器件型号</w:t>
       </w:r>
@@ -2387,7 +2583,7 @@
       </w:pPr>
       <w:r>
         <w:rPr>
-          <w:rFonts w:hint="eastAsia"/>
+          <w:rFonts w:hint="eastAsia" w:eastAsia="黑体"/>
         </w:rPr>
         <w:t xml:space="preserve">光耦：PC817、TLP521、TLP185、6N137（高速）、HCPL-0601。</w:t>
       </w:r>
@@ -2400,7 +2596,7 @@
       </w:pPr>
       <w:r>
         <w:rPr>
-          <w:rFonts w:hint="eastAsia"/>
+          <w:rFonts w:hint="eastAsia" w:eastAsia="黑体"/>
         </w:rPr>
         <w:t xml:space="preserve">注意事项</w:t>
       </w:r>
@@ -2415,16 +2611,19 @@
       </w:pPr>
       <w:r>
         <w:rPr>
-          <w:rFonts w:hint="eastAsia"/>
+          <w:rFonts w:hint="eastAsia" w:eastAsia="黑体"/>
         </w:rPr>
         <w:t xml:space="preserve">普通光耦速度低（微秒级），高速需用数字光耦（如</w:t>
       </w:r>
       <w:r>
+        <w:rPr>
+          <w:rFonts w:eastAsia="黑体"/>
+        </w:rPr>
         <w:t xml:space="preserve"> </w:t>
       </w:r>
       <w:r>
         <w:rPr>
-          <w:rFonts w:hint="eastAsia"/>
+          <w:rFonts w:hint="eastAsia" w:eastAsia="黑体"/>
         </w:rPr>
         <w:t xml:space="preserve">6N137）。</w:t>
       </w:r>
@@ -2438,11 +2637,14 @@
         </w:numPr>
       </w:pPr>
       <w:r>
+        <w:rPr>
+          <w:rFonts w:eastAsia="黑体"/>
+        </w:rPr>
         <w:t xml:space="preserve">CTR </w:t>
       </w:r>
       <w:r>
         <w:rPr>
-          <w:rFonts w:hint="eastAsia"/>
+          <w:rFonts w:hint="eastAsia" w:eastAsia="黑体"/>
         </w:rPr>
         <w:t xml:space="preserve">会随温度、老化下降，设计需留裕量。</w:t>
       </w:r>
@@ -2457,7 +2659,7 @@
       </w:pPr>
       <w:r>
         <w:rPr>
-          <w:rFonts w:hint="eastAsia"/>
+          <w:rFonts w:hint="eastAsia" w:eastAsia="黑体"/>
         </w:rPr>
         <w:t xml:space="preserve">两侧需独立电源与地，才能体现隔离作用。</w:t>
       </w:r>
@@ -2470,7 +2672,7 @@
       </w:pPr>
       <w:r>
         <w:rPr>
-          <w:rFonts w:hint="eastAsia"/>
+          <w:rFonts w:hint="eastAsia" w:eastAsia="黑体"/>
         </w:rPr>
         <w:t xml:space="preserve">参考资料</w:t>
       </w:r>
@@ -2484,11 +2686,14 @@
         </w:numPr>
       </w:pPr>
       <w:r>
+        <w:rPr>
+          <w:rFonts w:eastAsia="黑体"/>
+        </w:rPr>
         <w:t xml:space="preserve">Toshiba </w:t>
       </w:r>
       <w:r>
         <w:rPr>
-          <w:rFonts w:hint="eastAsia"/>
+          <w:rFonts w:hint="eastAsia" w:eastAsia="黑体"/>
         </w:rPr>
         <w:t xml:space="preserve">产品页：TLP521、TLP185。</w:t>
       </w:r>
@@ -2502,11 +2707,14 @@
         </w:numPr>
       </w:pPr>
       <w:r>
+        <w:rPr>
+          <w:rFonts w:eastAsia="黑体"/>
+        </w:rPr>
         <w:t xml:space="preserve">Broadcom </w:t>
       </w:r>
       <w:r>
         <w:rPr>
-          <w:rFonts w:hint="eastAsia"/>
+          <w:rFonts w:hint="eastAsia" w:eastAsia="黑体"/>
         </w:rPr>
         <w:t xml:space="preserve">产品页：HCPL-0601。</w:t>
       </w:r>
@@ -2520,6 +2728,9 @@
         </w:numPr>
       </w:pPr>
       <w:r>
+        <w:rPr>
+          <w:rFonts w:eastAsia="黑体"/>
+        </w:rPr>
         <w:t xml:space="preserve">Wikipedia: Opto-isolator。</w:t>
       </w:r>
     </w:p>
@@ -2532,11 +2743,11 @@
       </w:pPr>
       <w:r>
         <w:rPr>
-          <w:rFonts w:ascii="Times New Roman" w:hAnsi="Times New Roman"/>
+          <w:rFonts w:ascii="Times New Roman" w:hAnsi="Times New Roman" w:eastAsia="黑体"/>
           <w:color w:val="555555"/>
           <w:sz w:val="21"/>
         </w:rPr>
-        <w:t>材料收集者：杜文杰</w:t>
+        <w:t>材料收集者：杜文杰，WX手机：19519196569，QQ:3478827729</w:t>
       </w:r>
     </w:p>
     <w:sectPr>
@@ -2556,7 +2767,7 @@
 </file>
 
 <file path=word/footer1.xml><?xml version="1.0" encoding="utf-8"?>
-<w:ftr xmlns:m="http://schemas.openxmlformats.org/officeDocument/2006/math" xmlns:mc="http://schemas.openxmlformats.org/markup-compatibility/2006" xmlns:mo="http://schemas.microsoft.com/office/mac/office/2008/main" xmlns:mv="urn:schemas-microsoft-com:mac:vml" xmlns:o="urn:schemas-microsoft-com:office:office" xmlns:r="http://schemas.openxmlformats.org/officeDocument/2006/relationships" xmlns:v="urn:schemas-microsoft-com:vml" xmlns:w10="urn:schemas-microsoft-com:office:word" xmlns:w14="http://schemas.microsoft.com/office/word/2010/wordml" xmlns:w="http://schemas.openxmlformats.org/wordprocessingml/2006/main" xmlns:wne="http://schemas.microsoft.com/office/word/2006/wordml" xmlns:wp14="http://schemas.microsoft.com/office/word/2010/wordprocessingDrawing" xmlns:wp="http://schemas.openxmlformats.org/drawingml/2006/wordprocessingDrawing" xmlns:wpc="http://schemas.microsoft.com/office/word/2010/wordprocessingCanvas" xmlns:wpg="http://schemas.microsoft.com/office/word/2010/wordprocessingGroup" xmlns:wpi="http://schemas.microsoft.com/office/word/2010/wordprocessingInk" xmlns:wps="http://schemas.microsoft.com/office/word/2010/wordprocessingShape" mc:Ignorable="w14 wp14">
+<w:ftr xmlns:mc="http://schemas.openxmlformats.org/markup-compatibility/2006" xmlns:w="http://schemas.openxmlformats.org/wordprocessingml/2006/main" xmlns:m="http://schemas.openxmlformats.org/officeDocument/2006/math" xmlns:mo="http://schemas.microsoft.com/office/mac/office/2008/main" xmlns:mv="urn:schemas-microsoft-com:mac:vml" xmlns:o="urn:schemas-microsoft-com:office:office" xmlns:r="http://schemas.openxmlformats.org/officeDocument/2006/relationships" xmlns:v="urn:schemas-microsoft-com:vml" xmlns:w10="urn:schemas-microsoft-com:office:word" xmlns:w14="http://schemas.microsoft.com/office/word/2010/wordml" xmlns:wne="http://schemas.microsoft.com/office/word/2006/wordml" xmlns:wp14="http://schemas.microsoft.com/office/word/2010/wordprocessingDrawing" xmlns:wp="http://schemas.openxmlformats.org/drawingml/2006/wordprocessingDrawing" xmlns:wpc="http://schemas.microsoft.com/office/word/2010/wordprocessingCanvas" xmlns:wpg="http://schemas.microsoft.com/office/word/2010/wordprocessingGroup" xmlns:wpi="http://schemas.microsoft.com/office/word/2010/wordprocessingInk" xmlns:wps="http://schemas.microsoft.com/office/word/2010/wordprocessingShape" mc:Ignorable="w14 wp14">
   <w:p>
     <w:pPr>
       <w:pStyle w:val="Footer"/>
@@ -2564,12 +2775,14 @@
     </w:pPr>
     <w:r>
       <w:rPr>
+        <w:rFonts w:eastAsia="黑体"/>
         <w:sz w:val="18"/>
       </w:rPr>
       <w:t xml:space="preserve">第 </w:t>
     </w:r>
     <w:r>
       <w:rPr>
+        <w:rFonts w:eastAsia="黑体"/>
         <w:sz w:val="18"/>
       </w:rPr>
       <w:fldChar w:fldCharType="begin"/>
@@ -2578,6 +2791,7 @@
     </w:r>
     <w:r>
       <w:rPr>
+        <w:rFonts w:eastAsia="黑体"/>
         <w:sz w:val="18"/>
       </w:rPr>
       <w:t xml:space="preserve"> 页</w:t>
@@ -2591,6 +2805,9 @@
   <w:footnote w:type="continuationSeparator" w:id="0">
     <w:p>
       <w:r>
+        <w:rPr>
+          <w:rFonts w:eastAsia="黑体"/>
+        </w:rPr>
         <w:continuationSeparator/>
       </w:r>
     </w:p>
@@ -2598,6 +2815,9 @@
   <w:footnote w:type="separator" w:id="-1">
     <w:p>
       <w:r>
+        <w:rPr>
+          <w:rFonts w:eastAsia="黑体"/>
+        </w:rPr>
         <w:separator/>
       </w:r>
     </w:p>
@@ -2606,7 +2826,7 @@
 </file>
 
 <file path=word/header1.xml><?xml version="1.0" encoding="utf-8"?>
-<w:hdr xmlns:m="http://schemas.openxmlformats.org/officeDocument/2006/math" xmlns:mc="http://schemas.openxmlformats.org/markup-compatibility/2006" xmlns:mo="http://schemas.microsoft.com/office/mac/office/2008/main" xmlns:mv="urn:schemas-microsoft-com:mac:vml" xmlns:o="urn:schemas-microsoft-com:office:office" xmlns:r="http://schemas.openxmlformats.org/officeDocument/2006/relationships" xmlns:v="urn:schemas-microsoft-com:vml" xmlns:w10="urn:schemas-microsoft-com:office:word" xmlns:w14="http://schemas.microsoft.com/office/word/2010/wordml" xmlns:w="http://schemas.openxmlformats.org/wordprocessingml/2006/main" xmlns:wne="http://schemas.microsoft.com/office/word/2006/wordml" xmlns:wp14="http://schemas.microsoft.com/office/word/2010/wordprocessingDrawing" xmlns:wp="http://schemas.openxmlformats.org/drawingml/2006/wordprocessingDrawing" xmlns:wpc="http://schemas.microsoft.com/office/word/2010/wordprocessingCanvas" xmlns:wpg="http://schemas.microsoft.com/office/word/2010/wordprocessingGroup" xmlns:wpi="http://schemas.microsoft.com/office/word/2010/wordprocessingInk" xmlns:wps="http://schemas.microsoft.com/office/word/2010/wordprocessingShape" mc:Ignorable="w14 wp14">
+<w:hdr xmlns:mc="http://schemas.openxmlformats.org/markup-compatibility/2006" xmlns:w="http://schemas.openxmlformats.org/wordprocessingml/2006/main" xmlns:m="http://schemas.openxmlformats.org/officeDocument/2006/math" xmlns:mo="http://schemas.microsoft.com/office/mac/office/2008/main" xmlns:mv="urn:schemas-microsoft-com:mac:vml" xmlns:o="urn:schemas-microsoft-com:office:office" xmlns:r="http://schemas.openxmlformats.org/officeDocument/2006/relationships" xmlns:v="urn:schemas-microsoft-com:vml" xmlns:w10="urn:schemas-microsoft-com:office:word" xmlns:w14="http://schemas.microsoft.com/office/word/2010/wordml" xmlns:wne="http://schemas.microsoft.com/office/word/2006/wordml" xmlns:wp14="http://schemas.microsoft.com/office/word/2010/wordprocessingDrawing" xmlns:wp="http://schemas.openxmlformats.org/drawingml/2006/wordprocessingDrawing" xmlns:wpc="http://schemas.microsoft.com/office/word/2010/wordprocessingCanvas" xmlns:wpg="http://schemas.microsoft.com/office/word/2010/wordprocessingGroup" xmlns:wpi="http://schemas.microsoft.com/office/word/2010/wordprocessingInk" xmlns:wps="http://schemas.microsoft.com/office/word/2010/wordprocessingShape" mc:Ignorable="w14 wp14">
   <w:p>
     <w:pPr>
       <w:pStyle w:val="Header"/>
@@ -2614,7 +2834,7 @@
     </w:pPr>
     <w:r>
       <w:rPr>
-        <w:rFonts w:ascii="Times New Roman" w:hAnsi="Times New Roman"/>
+        <w:rFonts w:ascii="Times New Roman" w:hAnsi="Times New Roman" w:eastAsia="黑体"/>
         <w:sz w:val="18"/>
         <w:rFonts w:eastAsia="黑体"/>
         <w:rFonts w:eastAsia="黑体"/>
@@ -2626,7 +2846,7 @@
 </file>
 
 <file path=word/numbering.xml><?xml version="1.0" encoding="utf-8"?>
-<w:numbering xmlns:m="http://schemas.openxmlformats.org/officeDocument/2006/math" xmlns:mc="http://schemas.openxmlformats.org/markup-compatibility/2006" xmlns:mo="http://schemas.microsoft.com/office/mac/office/2008/main" xmlns:mv="urn:schemas-microsoft-com:mac:vml" xmlns:o="urn:schemas-microsoft-com:office:office" xmlns:r="http://schemas.openxmlformats.org/officeDocument/2006/relationships" xmlns:v="urn:schemas-microsoft-com:vml" xmlns:w="http://schemas.openxmlformats.org/wordprocessingml/2006/main" xmlns:w10="urn:schemas-microsoft-com:office:word" xmlns:w14="http://schemas.microsoft.com/office/word/2010/wordml" xmlns:wne="http://schemas.microsoft.com/office/word/2006/wordml" xmlns:wp="http://schemas.openxmlformats.org/drawingml/2006/wordprocessingDrawing" xmlns:wp14="http://schemas.microsoft.com/office/word/2010/wordprocessingDrawing" xmlns:wpc="http://schemas.microsoft.com/office/word/2010/wordprocessingCanvas" xmlns:wpg="http://schemas.microsoft.com/office/word/2010/wordprocessingGroup" xmlns:wpi="http://schemas.microsoft.com/office/word/2010/wordprocessingInk" xmlns:wps="http://schemas.microsoft.com/office/word/2010/wordprocessingShape" mc:Ignorable="w14 wp14">
+<w:numbering xmlns:mc="http://schemas.openxmlformats.org/markup-compatibility/2006" xmlns:w="http://schemas.openxmlformats.org/wordprocessingml/2006/main" xmlns:m="http://schemas.openxmlformats.org/officeDocument/2006/math" xmlns:mo="http://schemas.microsoft.com/office/mac/office/2008/main" xmlns:mv="urn:schemas-microsoft-com:mac:vml" xmlns:o="urn:schemas-microsoft-com:office:office" xmlns:r="http://schemas.openxmlformats.org/officeDocument/2006/relationships" xmlns:v="urn:schemas-microsoft-com:vml" xmlns:w10="urn:schemas-microsoft-com:office:word" xmlns:w14="http://schemas.microsoft.com/office/word/2010/wordml" xmlns:wne="http://schemas.microsoft.com/office/word/2006/wordml" xmlns:wp="http://schemas.openxmlformats.org/drawingml/2006/wordprocessingDrawing" xmlns:wp14="http://schemas.microsoft.com/office/word/2010/wordprocessingDrawing" xmlns:wpc="http://schemas.microsoft.com/office/word/2010/wordprocessingCanvas" xmlns:wpg="http://schemas.microsoft.com/office/word/2010/wordprocessingGroup" xmlns:wpi="http://schemas.microsoft.com/office/word/2010/wordprocessingInk" xmlns:wps="http://schemas.microsoft.com/office/word/2010/wordprocessingShape" mc:Ignorable="w14 wp14">
   <w:abstractNum w:abstractNumId="0">
     <w:nsid w:val="FFFFFF7C"/>
     <w:multiLevelType w:val="singleLevel"/>
@@ -2713,7 +2933,7 @@
         <w:ind w:hanging="360" w:left="1440"/>
       </w:pPr>
       <w:rPr>
-        <w:rFonts w:ascii="Symbol" w:hAnsi="Symbol" w:hint="default"/>
+        <w:rFonts w:ascii="Symbol" w:hAnsi="Symbol" w:hint="default" w:eastAsia="黑体"/>
       </w:rPr>
     </w:lvl>
   </w:abstractNum>
@@ -2734,7 +2954,7 @@
         <w:ind w:hanging="360" w:left="1080"/>
       </w:pPr>
       <w:rPr>
-        <w:rFonts w:ascii="Symbol" w:hAnsi="Symbol" w:hint="default"/>
+        <w:rFonts w:ascii="Symbol" w:hAnsi="Symbol" w:hint="default" w:eastAsia="黑体"/>
       </w:rPr>
     </w:lvl>
   </w:abstractNum>
@@ -2755,7 +2975,7 @@
         <w:ind w:hanging="360" w:left="720"/>
       </w:pPr>
       <w:rPr>
-        <w:rFonts w:ascii="Symbol" w:hAnsi="Symbol" w:hint="default"/>
+        <w:rFonts w:ascii="Symbol" w:hAnsi="Symbol" w:hint="default" w:eastAsia="黑体"/>
       </w:rPr>
     </w:lvl>
   </w:abstractNum>
@@ -2794,7 +3014,7 @@
         <w:ind w:hanging="360" w:left="360"/>
       </w:pPr>
       <w:rPr>
-        <w:rFonts w:ascii="Symbol" w:hAnsi="Symbol" w:hint="default"/>
+        <w:rFonts w:ascii="Symbol" w:hAnsi="Symbol" w:hint="default" w:eastAsia="黑体"/>
       </w:rPr>
     </w:lvl>
   </w:abstractNum>
@@ -2885,7 +3105,7 @@
         <w:ind w:left="720" w:hanging="360"/>
       </w:pPr>
       <w:rPr>
-        <w:rFonts w:ascii="Symbol" w:hAnsi="Symbol" w:cs="Symbol" w:hint="default"/>
+        <w:rFonts w:ascii="Symbol" w:hAnsi="Symbol" w:cs="Symbol" w:hint="default" w:eastAsia="黑体"/>
       </w:rPr>
     </w:lvl>
     <w:lvl w:ilvl="1">
@@ -2896,7 +3116,7 @@
         <w:ind w:left="1440" w:hanging="360"/>
       </w:pPr>
       <w:rPr>
-        <w:rFonts w:ascii="Courier New" w:hAnsi="Courier New" w:cs="Courier New" w:hint="default"/>
+        <w:rFonts w:ascii="Courier New" w:hAnsi="Courier New" w:cs="Courier New" w:hint="default" w:eastAsia="黑体"/>
       </w:rPr>
     </w:lvl>
     <w:lvl w:ilvl="2">
@@ -2907,7 +3127,7 @@
         <w:ind w:left="2160" w:hanging="360"/>
       </w:pPr>
       <w:rPr>
-        <w:rFonts w:ascii="Wingdings" w:hAnsi="Wingdings" w:cs="Wingdings" w:hint="default"/>
+        <w:rFonts w:ascii="Wingdings" w:hAnsi="Wingdings" w:cs="Wingdings" w:hint="default" w:eastAsia="黑体"/>
       </w:rPr>
     </w:lvl>
     <w:lvl w:ilvl="3">
@@ -2918,7 +3138,7 @@
         <w:ind w:left="2880" w:hanging="360"/>
       </w:pPr>
       <w:rPr>
-        <w:rFonts w:ascii="Symbol" w:hAnsi="Symbol" w:cs="Symbol" w:hint="default"/>
+        <w:rFonts w:ascii="Symbol" w:hAnsi="Symbol" w:cs="Symbol" w:hint="default" w:eastAsia="黑体"/>
       </w:rPr>
     </w:lvl>
     <w:lvl w:ilvl="4">
@@ -2929,7 +3149,7 @@
         <w:ind w:left="3600" w:hanging="360"/>
       </w:pPr>
       <w:rPr>
-        <w:rFonts w:ascii="Courier New" w:hAnsi="Courier New" w:cs="Courier New" w:hint="default"/>
+        <w:rFonts w:ascii="Courier New" w:hAnsi="Courier New" w:cs="Courier New" w:hint="default" w:eastAsia="黑体"/>
       </w:rPr>
     </w:lvl>
     <w:lvl w:ilvl="5">
@@ -2940,7 +3160,7 @@
         <w:ind w:left="4320" w:hanging="360"/>
       </w:pPr>
       <w:rPr>
-        <w:rFonts w:ascii="Wingdings" w:hAnsi="Wingdings" w:cs="Wingdings" w:hint="default"/>
+        <w:rFonts w:ascii="Wingdings" w:hAnsi="Wingdings" w:cs="Wingdings" w:hint="default" w:eastAsia="黑体"/>
       </w:rPr>
     </w:lvl>
     <w:lvl w:ilvl="6">
@@ -2951,7 +3171,7 @@
         <w:ind w:left="5040" w:hanging="360"/>
       </w:pPr>
       <w:rPr>
-        <w:rFonts w:ascii="Symbol" w:hAnsi="Symbol" w:cs="Symbol" w:hint="default"/>
+        <w:rFonts w:ascii="Symbol" w:hAnsi="Symbol" w:cs="Symbol" w:hint="default" w:eastAsia="黑体"/>
       </w:rPr>
     </w:lvl>
     <w:lvl w:ilvl="7">
@@ -2962,7 +3182,7 @@
         <w:ind w:left="5760" w:hanging="360"/>
       </w:pPr>
       <w:rPr>
-        <w:rFonts w:ascii="Courier New" w:hAnsi="Courier New" w:cs="Courier New" w:hint="default"/>
+        <w:rFonts w:ascii="Courier New" w:hAnsi="Courier New" w:cs="Courier New" w:hint="default" w:eastAsia="黑体"/>
       </w:rPr>
     </w:lvl>
     <w:lvl w:ilvl="8">
@@ -2973,7 +3193,7 @@
         <w:ind w:left="6480" w:hanging="360"/>
       </w:pPr>
       <w:rPr>
-        <w:rFonts w:ascii="Wingdings" w:hAnsi="Wingdings" w:cs="Wingdings" w:hint="default"/>
+        <w:rFonts w:ascii="Wingdings" w:hAnsi="Wingdings" w:cs="Wingdings" w:hint="default" w:eastAsia="黑体"/>
       </w:rPr>
     </w:lvl>
   </w:abstractNum>
@@ -3029,11 +3249,11 @@
 </file>
 
 <file path=word/styles.xml><?xml version="1.0" encoding="utf-8"?>
-<w:styles xmlns:mc="http://schemas.openxmlformats.org/markup-compatibility/2006" xmlns:r="http://schemas.openxmlformats.org/officeDocument/2006/relationships" xmlns:w="http://schemas.openxmlformats.org/wordprocessingml/2006/main" xmlns:w14="http://schemas.microsoft.com/office/word/2010/wordml" mc:Ignorable="w14">
+<w:styles xmlns:mc="http://schemas.openxmlformats.org/markup-compatibility/2006" xmlns:w="http://schemas.openxmlformats.org/wordprocessingml/2006/main" xmlns:r="http://schemas.openxmlformats.org/officeDocument/2006/relationships" xmlns:w14="http://schemas.microsoft.com/office/word/2010/wordml" mc:Ignorable="w14">
   <w:docDefaults>
     <w:rPrDefault>
       <w:rPr>
-        <w:rFonts w:asciiTheme="minorHAnsi" w:cstheme="minorBidi" w:eastAsiaTheme="minorEastAsia" w:hAnsiTheme="minorHAnsi"/>
+        <w:rFonts w:asciiTheme="minorHAnsi" w:cstheme="minorBidi" w:hAnsiTheme="minorHAnsi" w:eastAsia="黑体"/>
         <w:sz w:val="22"/>
         <w:szCs w:val="22"/>
         <w:lang w:bidi="ar-SA" w:eastAsia="en-US" w:val="en-US"/>
@@ -3255,7 +3475,7 @@
       <w:outlineLvl w:val="0"/>
     </w:pPr>
     <w:rPr>
-      <w:rFonts w:ascii="Times New Roman" w:asciiTheme="majorHAnsi" w:cstheme="majorBidi" w:eastAsia="黑体" w:eastAsiaTheme="majorEastAsia" w:hAnsi="Times New Roman" w:hAnsiTheme="majorHAnsi"/>
+      <w:rFonts w:ascii="Times New Roman" w:asciiTheme="majorHAnsi" w:cstheme="majorBidi" w:eastAsia="黑体" w:hAnsi="Times New Roman" w:hAnsiTheme="majorHAnsi"/>
       <w:b/>
       <w:bCs/>
       <w:color w:val="1F3864"/>
@@ -3279,7 +3499,7 @@
       <w:outlineLvl w:val="1"/>
     </w:pPr>
     <w:rPr>
-      <w:rFonts w:ascii="Times New Roman" w:asciiTheme="majorHAnsi" w:cstheme="majorBidi" w:eastAsia="黑体" w:eastAsiaTheme="majorEastAsia" w:hAnsi="Times New Roman" w:hAnsiTheme="majorHAnsi"/>
+      <w:rFonts w:ascii="Times New Roman" w:asciiTheme="majorHAnsi" w:cstheme="majorBidi" w:eastAsia="黑体" w:hAnsi="Times New Roman" w:hAnsiTheme="majorHAnsi"/>
       <w:b/>
       <w:bCs/>
       <w:color w:val="2E4E7E"/>
@@ -3303,7 +3523,7 @@
       <w:outlineLvl w:val="2"/>
     </w:pPr>
     <w:rPr>
-      <w:rFonts w:ascii="Times New Roman" w:asciiTheme="majorHAnsi" w:cstheme="majorBidi" w:eastAsia="黑体" w:eastAsiaTheme="majorEastAsia" w:hAnsi="Times New Roman" w:hAnsiTheme="majorHAnsi"/>
+      <w:rFonts w:ascii="Times New Roman" w:asciiTheme="majorHAnsi" w:cstheme="majorBidi" w:eastAsia="黑体" w:hAnsi="Times New Roman" w:hAnsiTheme="majorHAnsi"/>
       <w:b/>
       <w:bCs/>
       <w:color w:val="2E4E7E"/>
@@ -3327,7 +3547,7 @@
       <w:outlineLvl w:val="3"/>
     </w:pPr>
     <w:rPr>
-      <w:rFonts w:ascii="Times New Roman" w:asciiTheme="majorHAnsi" w:cstheme="majorBidi" w:eastAsia="黑体" w:eastAsiaTheme="majorEastAsia" w:hAnsi="Times New Roman" w:hAnsiTheme="majorHAnsi"/>
+      <w:rFonts w:ascii="Times New Roman" w:asciiTheme="majorHAnsi" w:cstheme="majorBidi" w:eastAsia="黑体" w:hAnsi="Times New Roman" w:hAnsiTheme="majorHAnsi"/>
       <w:b/>
       <w:bCs/>
       <w:i/>
@@ -3353,7 +3573,7 @@
       <w:outlineLvl w:val="4"/>
     </w:pPr>
     <w:rPr>
-      <w:rFonts w:ascii="Times New Roman" w:asciiTheme="majorHAnsi" w:cstheme="majorBidi" w:eastAsia="黑体" w:eastAsiaTheme="majorEastAsia" w:hAnsi="Times New Roman" w:hAnsiTheme="majorHAnsi"/>
+      <w:rFonts w:ascii="Times New Roman" w:asciiTheme="majorHAnsi" w:cstheme="majorBidi" w:eastAsia="黑体" w:hAnsi="Times New Roman" w:hAnsiTheme="majorHAnsi"/>
       <w:b/>
       <w:color w:val="333333"/>
       <w:sz w:val="22"/>
@@ -3376,7 +3596,7 @@
       <w:outlineLvl w:val="5"/>
     </w:pPr>
     <w:rPr>
-      <w:rFonts w:asciiTheme="majorHAnsi" w:cstheme="majorBidi" w:eastAsiaTheme="majorEastAsia" w:hAnsiTheme="majorHAnsi"/>
+      <w:rFonts w:asciiTheme="majorHAnsi" w:cstheme="majorBidi" w:hAnsiTheme="majorHAnsi" w:eastAsia="黑体"/>
       <w:i/>
       <w:iCs/>
       <w:color w:themeColor="accent1" w:themeShade="7F" w:val="243F60"/>
@@ -3399,7 +3619,7 @@
       <w:outlineLvl w:val="6"/>
     </w:pPr>
     <w:rPr>
-      <w:rFonts w:asciiTheme="majorHAnsi" w:cstheme="majorBidi" w:eastAsiaTheme="majorEastAsia" w:hAnsiTheme="majorHAnsi"/>
+      <w:rFonts w:asciiTheme="majorHAnsi" w:cstheme="majorBidi" w:hAnsiTheme="majorHAnsi" w:eastAsia="黑体"/>
       <w:i/>
       <w:iCs/>
       <w:color w:themeColor="text1" w:themeTint="BF" w:val="404040"/>
@@ -3422,7 +3642,7 @@
       <w:outlineLvl w:val="7"/>
     </w:pPr>
     <w:rPr>
-      <w:rFonts w:asciiTheme="majorHAnsi" w:cstheme="majorBidi" w:eastAsiaTheme="majorEastAsia" w:hAnsiTheme="majorHAnsi"/>
+      <w:rFonts w:asciiTheme="majorHAnsi" w:cstheme="majorBidi" w:hAnsiTheme="majorHAnsi" w:eastAsia="黑体"/>
       <w:color w:themeColor="accent1" w:val="4F81BD"/>
       <w:sz w:val="20"/>
       <w:szCs w:val="20"/>
@@ -3445,7 +3665,7 @@
       <w:outlineLvl w:val="8"/>
     </w:pPr>
     <w:rPr>
-      <w:rFonts w:asciiTheme="majorHAnsi" w:cstheme="majorBidi" w:eastAsiaTheme="majorEastAsia" w:hAnsiTheme="majorHAnsi"/>
+      <w:rFonts w:asciiTheme="majorHAnsi" w:cstheme="majorBidi" w:hAnsiTheme="majorHAnsi" w:eastAsia="黑体"/>
       <w:i/>
       <w:iCs/>
       <w:color w:themeColor="text1" w:themeTint="BF" w:val="404040"/>
@@ -3496,7 +3716,7 @@
     <w:uiPriority w:val="9"/>
     <w:rsid w:val="00FC693F"/>
     <w:rPr>
-      <w:rFonts w:asciiTheme="majorHAnsi" w:cstheme="majorBidi" w:eastAsiaTheme="majorEastAsia" w:hAnsiTheme="majorHAnsi"/>
+      <w:rFonts w:asciiTheme="majorHAnsi" w:cstheme="majorBidi" w:hAnsiTheme="majorHAnsi" w:eastAsia="黑体"/>
       <w:b/>
       <w:bCs/>
       <w:color w:themeColor="accent1" w:themeShade="BF" w:val="365F91"/>
@@ -3511,7 +3731,7 @@
     <w:uiPriority w:val="9"/>
     <w:rsid w:val="00FC693F"/>
     <w:rPr>
-      <w:rFonts w:asciiTheme="majorHAnsi" w:cstheme="majorBidi" w:eastAsiaTheme="majorEastAsia" w:hAnsiTheme="majorHAnsi"/>
+      <w:rFonts w:asciiTheme="majorHAnsi" w:cstheme="majorBidi" w:hAnsiTheme="majorHAnsi" w:eastAsia="黑体"/>
       <w:b/>
       <w:bCs/>
       <w:color w:themeColor="accent1" w:val="4F81BD"/>
@@ -3526,7 +3746,7 @@
     <w:uiPriority w:val="9"/>
     <w:rsid w:val="00FC693F"/>
     <w:rPr>
-      <w:rFonts w:asciiTheme="majorHAnsi" w:cstheme="majorBidi" w:eastAsiaTheme="majorEastAsia" w:hAnsiTheme="majorHAnsi"/>
+      <w:rFonts w:asciiTheme="majorHAnsi" w:cstheme="majorBidi" w:hAnsiTheme="majorHAnsi" w:eastAsia="黑体"/>
       <w:b/>
       <w:bCs/>
       <w:color w:themeColor="accent1" w:val="4F81BD"/>
@@ -3549,7 +3769,7 @@
       <w:contextualSpacing/>
     </w:pPr>
     <w:rPr>
-      <w:rFonts w:ascii="Times New Roman" w:asciiTheme="majorHAnsi" w:cstheme="majorBidi" w:eastAsia="黑体" w:eastAsiaTheme="majorEastAsia" w:hAnsi="Times New Roman" w:hAnsiTheme="majorHAnsi"/>
+      <w:rFonts w:ascii="Times New Roman" w:asciiTheme="majorHAnsi" w:cstheme="majorBidi" w:eastAsia="黑体" w:hAnsi="Times New Roman" w:hAnsiTheme="majorHAnsi"/>
       <w:b/>
       <w:color w:val="1F3864"/>
       <w:spacing w:val="5"/>
@@ -3565,7 +3785,7 @@
     <w:uiPriority w:val="10"/>
     <w:rsid w:val="00FC693F"/>
     <w:rPr>
-      <w:rFonts w:asciiTheme="majorHAnsi" w:cstheme="majorBidi" w:eastAsiaTheme="majorEastAsia" w:hAnsiTheme="majorHAnsi"/>
+      <w:rFonts w:asciiTheme="majorHAnsi" w:cstheme="majorBidi" w:hAnsiTheme="majorHAnsi" w:eastAsia="黑体"/>
       <w:color w:themeColor="text2" w:themeShade="BF" w:val="17365D"/>
       <w:spacing w:val="5"/>
       <w:kern w:val="28"/>
@@ -3587,7 +3807,7 @@
       </w:numPr>
     </w:pPr>
     <w:rPr>
-      <w:rFonts w:asciiTheme="majorHAnsi" w:cstheme="majorBidi" w:eastAsiaTheme="majorEastAsia" w:hAnsiTheme="majorHAnsi"/>
+      <w:rFonts w:asciiTheme="majorHAnsi" w:cstheme="majorBidi" w:hAnsiTheme="majorHAnsi" w:eastAsia="黑体"/>
       <w:i/>
       <w:iCs/>
       <w:color w:themeColor="accent1" w:val="4F81BD"/>
@@ -3603,7 +3823,7 @@
     <w:uiPriority w:val="11"/>
     <w:rsid w:val="00FC693F"/>
     <w:rPr>
-      <w:rFonts w:asciiTheme="majorHAnsi" w:cstheme="majorBidi" w:eastAsiaTheme="majorEastAsia" w:hAnsiTheme="majorHAnsi"/>
+      <w:rFonts w:asciiTheme="majorHAnsi" w:cstheme="majorBidi" w:hAnsiTheme="majorHAnsi" w:eastAsia="黑体"/>
       <w:i/>
       <w:iCs/>
       <w:color w:themeColor="accent1" w:val="4F81BD"/>
@@ -3670,6 +3890,7 @@
       <w:spacing w:after="120"/>
     </w:pPr>
     <w:rPr>
+      <w:rFonts w:eastAsia="黑体"/>
       <w:sz w:val="16"/>
       <w:szCs w:val="16"/>
     </w:rPr>
@@ -3681,6 +3902,7 @@
     <w:uiPriority w:val="99"/>
     <w:rsid w:val="00AA1D8D"/>
     <w:rPr>
+      <w:rFonts w:eastAsia="黑体"/>
       <w:sz w:val="16"/>
       <w:szCs w:val="16"/>
     </w:rPr>
@@ -3850,7 +4072,7 @@
       </w:tabs>
     </w:pPr>
     <w:rPr>
-      <w:rFonts w:ascii="Courier" w:hAnsi="Courier"/>
+      <w:rFonts w:ascii="Courier" w:hAnsi="Courier" w:eastAsia="黑体"/>
       <w:sz w:val="20"/>
       <w:szCs w:val="20"/>
     </w:rPr>
@@ -3862,7 +4084,7 @@
     <w:uiPriority w:val="99"/>
     <w:rsid w:val="0029639D"/>
     <w:rPr>
-      <w:rFonts w:ascii="Courier" w:hAnsi="Courier"/>
+      <w:rFonts w:ascii="Courier" w:hAnsi="Courier" w:eastAsia="黑体"/>
       <w:sz w:val="20"/>
       <w:szCs w:val="20"/>
     </w:rPr>
@@ -3898,6 +4120,7 @@
     <w:uiPriority w:val="29"/>
     <w:rsid w:val="00FC693F"/>
     <w:rPr>
+      <w:rFonts w:eastAsia="黑体"/>
       <w:i/>
       <w:iCs/>
       <w:color w:themeColor="text1" w:val="000000"/>
@@ -3911,7 +4134,7 @@
     <w:semiHidden/>
     <w:rsid w:val="00FC693F"/>
     <w:rPr>
-      <w:rFonts w:asciiTheme="majorHAnsi" w:cstheme="majorBidi" w:eastAsiaTheme="majorEastAsia" w:hAnsiTheme="majorHAnsi"/>
+      <w:rFonts w:asciiTheme="majorHAnsi" w:cstheme="majorBidi" w:hAnsiTheme="majorHAnsi" w:eastAsia="黑体"/>
       <w:b/>
       <w:bCs/>
       <w:i/>
@@ -3927,7 +4150,7 @@
     <w:semiHidden/>
     <w:rsid w:val="00FC693F"/>
     <w:rPr>
-      <w:rFonts w:asciiTheme="majorHAnsi" w:cstheme="majorBidi" w:eastAsiaTheme="majorEastAsia" w:hAnsiTheme="majorHAnsi"/>
+      <w:rFonts w:asciiTheme="majorHAnsi" w:cstheme="majorBidi" w:hAnsiTheme="majorHAnsi" w:eastAsia="黑体"/>
       <w:color w:themeColor="accent1" w:themeShade="7F" w:val="243F60"/>
     </w:rPr>
   </w:style>
@@ -3939,7 +4162,7 @@
     <w:semiHidden/>
     <w:rsid w:val="00FC693F"/>
     <w:rPr>
-      <w:rFonts w:asciiTheme="majorHAnsi" w:cstheme="majorBidi" w:eastAsiaTheme="majorEastAsia" w:hAnsiTheme="majorHAnsi"/>
+      <w:rFonts w:asciiTheme="majorHAnsi" w:cstheme="majorBidi" w:hAnsiTheme="majorHAnsi" w:eastAsia="黑体"/>
       <w:i/>
       <w:iCs/>
       <w:color w:themeColor="accent1" w:themeShade="7F" w:val="243F60"/>
@@ -3953,7 +4176,7 @@
     <w:semiHidden/>
     <w:rsid w:val="00FC693F"/>
     <w:rPr>
-      <w:rFonts w:asciiTheme="majorHAnsi" w:cstheme="majorBidi" w:eastAsiaTheme="majorEastAsia" w:hAnsiTheme="majorHAnsi"/>
+      <w:rFonts w:asciiTheme="majorHAnsi" w:cstheme="majorBidi" w:hAnsiTheme="majorHAnsi" w:eastAsia="黑体"/>
       <w:i/>
       <w:iCs/>
       <w:color w:themeColor="text1" w:themeTint="BF" w:val="404040"/>
@@ -3967,7 +4190,7 @@
     <w:semiHidden/>
     <w:rsid w:val="00FC693F"/>
     <w:rPr>
-      <w:rFonts w:asciiTheme="majorHAnsi" w:cstheme="majorBidi" w:eastAsiaTheme="majorEastAsia" w:hAnsiTheme="majorHAnsi"/>
+      <w:rFonts w:asciiTheme="majorHAnsi" w:cstheme="majorBidi" w:hAnsiTheme="majorHAnsi" w:eastAsia="黑体"/>
       <w:color w:themeColor="accent1" w:val="4F81BD"/>
       <w:sz w:val="20"/>
       <w:szCs w:val="20"/>
@@ -3981,7 +4204,7 @@
     <w:semiHidden/>
     <w:rsid w:val="00FC693F"/>
     <w:rPr>
-      <w:rFonts w:asciiTheme="majorHAnsi" w:cstheme="majorBidi" w:eastAsiaTheme="majorEastAsia" w:hAnsiTheme="majorHAnsi"/>
+      <w:rFonts w:asciiTheme="majorHAnsi" w:cstheme="majorBidi" w:hAnsiTheme="majorHAnsi" w:eastAsia="黑体"/>
       <w:i/>
       <w:iCs/>
       <w:color w:themeColor="text1" w:themeTint="BF" w:val="404040"/>
@@ -4002,6 +4225,7 @@
       <w:spacing w:line="240" w:lineRule="auto"/>
     </w:pPr>
     <w:rPr>
+      <w:rFonts w:eastAsia="黑体"/>
       <w:b/>
       <w:bCs/>
       <w:color w:themeColor="accent1" w:val="4F81BD"/>
@@ -4016,6 +4240,7 @@
     <w:qFormat/>
     <w:rsid w:val="00FC693F"/>
     <w:rPr>
+      <w:rFonts w:eastAsia="黑体"/>
       <w:b/>
       <w:bCs/>
     </w:rPr>
@@ -4027,6 +4252,7 @@
     <w:qFormat/>
     <w:rsid w:val="00FC693F"/>
     <w:rPr>
+      <w:rFonts w:eastAsia="黑体"/>
       <w:i/>
       <w:iCs/>
     </w:rPr>
@@ -4047,6 +4273,7 @@
       <w:ind w:left="936" w:right="936"/>
     </w:pPr>
     <w:rPr>
+      <w:rFonts w:eastAsia="黑体"/>
       <w:b/>
       <w:bCs/>
       <w:i/>
@@ -4061,6 +4288,7 @@
     <w:uiPriority w:val="30"/>
     <w:rsid w:val="00FC693F"/>
     <w:rPr>
+      <w:rFonts w:eastAsia="黑体"/>
       <w:b/>
       <w:bCs/>
       <w:i/>
@@ -4075,6 +4303,7 @@
     <w:qFormat/>
     <w:rsid w:val="00FC693F"/>
     <w:rPr>
+      <w:rFonts w:eastAsia="黑体"/>
       <w:i/>
       <w:iCs/>
       <w:color w:themeColor="text1" w:themeTint="7F" w:val="808080"/>
@@ -4087,6 +4316,7 @@
     <w:qFormat/>
     <w:rsid w:val="00FC693F"/>
     <w:rPr>
+      <w:rFonts w:eastAsia="黑体"/>
       <w:b/>
       <w:bCs/>
       <w:i/>
@@ -4101,6 +4331,7 @@
     <w:qFormat/>
     <w:rsid w:val="00FC693F"/>
     <w:rPr>
+      <w:rFonts w:eastAsia="黑体"/>
       <w:smallCaps/>
       <w:color w:themeColor="accent2" w:val="C0504D"/>
       <w:u w:val="single"/>
@@ -4113,6 +4344,7 @@
     <w:qFormat/>
     <w:rsid w:val="00FC693F"/>
     <w:rPr>
+      <w:rFonts w:eastAsia="黑体"/>
       <w:b/>
       <w:bCs/>
       <w:smallCaps/>
@@ -4128,6 +4360,7 @@
     <w:qFormat/>
     <w:rsid w:val="00FC693F"/>
     <w:rPr>
+      <w:rFonts w:eastAsia="黑体"/>
       <w:b/>
       <w:bCs/>
       <w:smallCaps/>
@@ -4182,6 +4415,7 @@
       <w:spacing w:after="0" w:line="240" w:lineRule="auto"/>
     </w:pPr>
     <w:rPr>
+      <w:rFonts w:eastAsia="黑体"/>
       <w:color w:themeColor="text1" w:themeShade="BF" w:val="000000"/>
     </w:rPr>
     <w:tblPr>
@@ -4204,6 +4438,7 @@
         <w:spacing w:after="0" w:before="0" w:line="240" w:lineRule="auto"/>
       </w:pPr>
       <w:rPr>
+        <w:rFonts w:eastAsia="黑体"/>
         <w:b/>
         <w:bCs/>
       </w:rPr>
@@ -4224,6 +4459,7 @@
         <w:spacing w:after="0" w:before="0" w:line="240" w:lineRule="auto"/>
       </w:pPr>
       <w:rPr>
+        <w:rFonts w:eastAsia="黑体"/>
         <w:b/>
         <w:bCs/>
       </w:rPr>
@@ -4241,12 +4477,14 @@
     </w:tblStylePr>
     <w:tblStylePr w:type="firstCol">
       <w:rPr>
+        <w:rFonts w:eastAsia="黑体"/>
         <w:b/>
         <w:bCs/>
       </w:rPr>
     </w:tblStylePr>
     <w:tblStylePr w:type="lastCol">
       <w:rPr>
+        <w:rFonts w:eastAsia="黑体"/>
         <w:b/>
         <w:bCs/>
       </w:rPr>
@@ -4285,6 +4523,7 @@
       <w:spacing w:after="0" w:line="240" w:lineRule="auto"/>
     </w:pPr>
     <w:rPr>
+      <w:rFonts w:eastAsia="黑体"/>
       <w:color w:themeColor="accent1" w:themeShade="BF" w:val="365F91"/>
     </w:rPr>
     <w:tblPr>
@@ -4307,6 +4546,7 @@
         <w:spacing w:after="0" w:before="0" w:line="240" w:lineRule="auto"/>
       </w:pPr>
       <w:rPr>
+        <w:rFonts w:eastAsia="黑体"/>
         <w:b/>
         <w:bCs/>
       </w:rPr>
@@ -4327,6 +4567,7 @@
         <w:spacing w:after="0" w:before="0" w:line="240" w:lineRule="auto"/>
       </w:pPr>
       <w:rPr>
+        <w:rFonts w:eastAsia="黑体"/>
         <w:b/>
         <w:bCs/>
       </w:rPr>
@@ -4344,12 +4585,14 @@
     </w:tblStylePr>
     <w:tblStylePr w:type="firstCol">
       <w:rPr>
+        <w:rFonts w:eastAsia="黑体"/>
         <w:b/>
         <w:bCs/>
       </w:rPr>
     </w:tblStylePr>
     <w:tblStylePr w:type="lastCol">
       <w:rPr>
+        <w:rFonts w:eastAsia="黑体"/>
         <w:b/>
         <w:bCs/>
       </w:rPr>
@@ -4388,6 +4631,7 @@
       <w:spacing w:after="0" w:line="240" w:lineRule="auto"/>
     </w:pPr>
     <w:rPr>
+      <w:rFonts w:eastAsia="黑体"/>
       <w:color w:themeColor="accent2" w:themeShade="BF" w:val="943634"/>
     </w:rPr>
     <w:tblPr>
@@ -4410,6 +4654,7 @@
         <w:spacing w:after="0" w:before="0" w:line="240" w:lineRule="auto"/>
       </w:pPr>
       <w:rPr>
+        <w:rFonts w:eastAsia="黑体"/>
         <w:b/>
         <w:bCs/>
       </w:rPr>
@@ -4430,6 +4675,7 @@
         <w:spacing w:after="0" w:before="0" w:line="240" w:lineRule="auto"/>
       </w:pPr>
       <w:rPr>
+        <w:rFonts w:eastAsia="黑体"/>
         <w:b/>
         <w:bCs/>
       </w:rPr>
@@ -4447,12 +4693,14 @@
     </w:tblStylePr>
     <w:tblStylePr w:type="firstCol">
       <w:rPr>
+        <w:rFonts w:eastAsia="黑体"/>
         <w:b/>
         <w:bCs/>
       </w:rPr>
     </w:tblStylePr>
     <w:tblStylePr w:type="lastCol">
       <w:rPr>
+        <w:rFonts w:eastAsia="黑体"/>
         <w:b/>
         <w:bCs/>
       </w:rPr>
@@ -4491,6 +4739,7 @@
       <w:spacing w:after="0" w:line="240" w:lineRule="auto"/>
     </w:pPr>
     <w:rPr>
+      <w:rFonts w:eastAsia="黑体"/>
       <w:color w:themeColor="accent3" w:themeShade="BF" w:val="76923C"/>
     </w:rPr>
     <w:tblPr>
@@ -4513,6 +4762,7 @@
         <w:spacing w:after="0" w:before="0" w:line="240" w:lineRule="auto"/>
       </w:pPr>
       <w:rPr>
+        <w:rFonts w:eastAsia="黑体"/>
         <w:b/>
         <w:bCs/>
       </w:rPr>
@@ -4533,6 +4783,7 @@
         <w:spacing w:after="0" w:before="0" w:line="240" w:lineRule="auto"/>
       </w:pPr>
       <w:rPr>
+        <w:rFonts w:eastAsia="黑体"/>
         <w:b/>
         <w:bCs/>
       </w:rPr>
@@ -4550,12 +4801,14 @@
     </w:tblStylePr>
     <w:tblStylePr w:type="firstCol">
       <w:rPr>
+        <w:rFonts w:eastAsia="黑体"/>
         <w:b/>
         <w:bCs/>
       </w:rPr>
     </w:tblStylePr>
     <w:tblStylePr w:type="lastCol">
       <w:rPr>
+        <w:rFonts w:eastAsia="黑体"/>
         <w:b/>
         <w:bCs/>
       </w:rPr>
@@ -4594,6 +4847,7 @@
       <w:spacing w:after="0" w:line="240" w:lineRule="auto"/>
     </w:pPr>
     <w:rPr>
+      <w:rFonts w:eastAsia="黑体"/>
       <w:color w:themeColor="accent4" w:themeShade="BF" w:val="5F497A"/>
     </w:rPr>
     <w:tblPr>
@@ -4616,6 +4870,7 @@
         <w:spacing w:after="0" w:before="0" w:line="240" w:lineRule="auto"/>
       </w:pPr>
       <w:rPr>
+        <w:rFonts w:eastAsia="黑体"/>
         <w:b/>
         <w:bCs/>
       </w:rPr>
@@ -4636,6 +4891,7 @@
         <w:spacing w:after="0" w:before="0" w:line="240" w:lineRule="auto"/>
       </w:pPr>
       <w:rPr>
+        <w:rFonts w:eastAsia="黑体"/>
         <w:b/>
         <w:bCs/>
       </w:rPr>
@@ -4653,12 +4909,14 @@
     </w:tblStylePr>
     <w:tblStylePr w:type="firstCol">
       <w:rPr>
+        <w:rFonts w:eastAsia="黑体"/>
         <w:b/>
         <w:bCs/>
       </w:rPr>
     </w:tblStylePr>
     <w:tblStylePr w:type="lastCol">
       <w:rPr>
+        <w:rFonts w:eastAsia="黑体"/>
         <w:b/>
         <w:bCs/>
       </w:rPr>
@@ -4697,6 +4955,7 @@
       <w:spacing w:after="0" w:line="240" w:lineRule="auto"/>
     </w:pPr>
     <w:rPr>
+      <w:rFonts w:eastAsia="黑体"/>
       <w:color w:themeColor="accent5" w:themeShade="BF" w:val="31849B"/>
     </w:rPr>
     <w:tblPr>
@@ -4719,6 +4978,7 @@
         <w:spacing w:after="0" w:before="0" w:line="240" w:lineRule="auto"/>
       </w:pPr>
       <w:rPr>
+        <w:rFonts w:eastAsia="黑体"/>
         <w:b/>
         <w:bCs/>
       </w:rPr>
@@ -4739,6 +4999,7 @@
         <w:spacing w:after="0" w:before="0" w:line="240" w:lineRule="auto"/>
       </w:pPr>
       <w:rPr>
+        <w:rFonts w:eastAsia="黑体"/>
         <w:b/>
         <w:bCs/>
       </w:rPr>
@@ -4756,12 +5017,14 @@
     </w:tblStylePr>
     <w:tblStylePr w:type="firstCol">
       <w:rPr>
+        <w:rFonts w:eastAsia="黑体"/>
         <w:b/>
         <w:bCs/>
       </w:rPr>
     </w:tblStylePr>
     <w:tblStylePr w:type="lastCol">
       <w:rPr>
+        <w:rFonts w:eastAsia="黑体"/>
         <w:b/>
         <w:bCs/>
       </w:rPr>
@@ -4800,6 +5063,7 @@
       <w:spacing w:after="0" w:line="240" w:lineRule="auto"/>
     </w:pPr>
     <w:rPr>
+      <w:rFonts w:eastAsia="黑体"/>
       <w:color w:themeColor="accent6" w:themeShade="BF" w:val="E36C0A"/>
     </w:rPr>
     <w:tblPr>
@@ -4822,6 +5086,7 @@
         <w:spacing w:after="0" w:before="0" w:line="240" w:lineRule="auto"/>
       </w:pPr>
       <w:rPr>
+        <w:rFonts w:eastAsia="黑体"/>
         <w:b/>
         <w:bCs/>
       </w:rPr>
@@ -4842,6 +5107,7 @@
         <w:spacing w:after="0" w:before="0" w:line="240" w:lineRule="auto"/>
       </w:pPr>
       <w:rPr>
+        <w:rFonts w:eastAsia="黑体"/>
         <w:b/>
         <w:bCs/>
       </w:rPr>
@@ -4859,12 +5125,14 @@
     </w:tblStylePr>
     <w:tblStylePr w:type="firstCol">
       <w:rPr>
+        <w:rFonts w:eastAsia="黑体"/>
         <w:b/>
         <w:bCs/>
       </w:rPr>
     </w:tblStylePr>
     <w:tblStylePr w:type="lastCol">
       <w:rPr>
+        <w:rFonts w:eastAsia="黑体"/>
         <w:b/>
         <w:bCs/>
       </w:rPr>
@@ -4924,6 +5192,7 @@
         <w:spacing w:after="0" w:before="0" w:line="240" w:lineRule="auto"/>
       </w:pPr>
       <w:rPr>
+        <w:rFonts w:eastAsia="黑体"/>
         <w:b/>
         <w:bCs/>
         <w:color w:themeColor="background1" w:val="FFFFFF"/>
@@ -4938,6 +5207,7 @@
         <w:spacing w:after="0" w:before="0" w:line="240" w:lineRule="auto"/>
       </w:pPr>
       <w:rPr>
+        <w:rFonts w:eastAsia="黑体"/>
         <w:b/>
         <w:bCs/>
       </w:rPr>
@@ -4953,12 +5223,14 @@
     </w:tblStylePr>
     <w:tblStylePr w:type="firstCol">
       <w:rPr>
+        <w:rFonts w:eastAsia="黑体"/>
         <w:b/>
         <w:bCs/>
       </w:rPr>
     </w:tblStylePr>
     <w:tblStylePr w:type="lastCol">
       <w:rPr>
+        <w:rFonts w:eastAsia="黑体"/>
         <w:b/>
         <w:bCs/>
       </w:rPr>
@@ -5016,6 +5288,7 @@
         <w:spacing w:after="0" w:before="0" w:line="240" w:lineRule="auto"/>
       </w:pPr>
       <w:rPr>
+        <w:rFonts w:eastAsia="黑体"/>
         <w:b/>
         <w:bCs/>
         <w:color w:themeColor="background1" w:val="FFFFFF"/>
@@ -5030,6 +5303,7 @@
         <w:spacing w:after="0" w:before="0" w:line="240" w:lineRule="auto"/>
       </w:pPr>
       <w:rPr>
+        <w:rFonts w:eastAsia="黑体"/>
         <w:b/>
         <w:bCs/>
       </w:rPr>
@@ -5045,12 +5319,14 @@
     </w:tblStylePr>
     <w:tblStylePr w:type="firstCol">
       <w:rPr>
+        <w:rFonts w:eastAsia="黑体"/>
         <w:b/>
         <w:bCs/>
       </w:rPr>
     </w:tblStylePr>
     <w:tblStylePr w:type="lastCol">
       <w:rPr>
+        <w:rFonts w:eastAsia="黑体"/>
         <w:b/>
         <w:bCs/>
       </w:rPr>
@@ -5108,6 +5384,7 @@
         <w:spacing w:after="0" w:before="0" w:line="240" w:lineRule="auto"/>
       </w:pPr>
       <w:rPr>
+        <w:rFonts w:eastAsia="黑体"/>
         <w:b/>
         <w:bCs/>
         <w:color w:themeColor="background1" w:val="FFFFFF"/>
@@ -5122,6 +5399,7 @@
         <w:spacing w:after="0" w:before="0" w:line="240" w:lineRule="auto"/>
       </w:pPr>
       <w:rPr>
+        <w:rFonts w:eastAsia="黑体"/>
         <w:b/>
         <w:bCs/>
       </w:rPr>
@@ -5137,12 +5415,14 @@
     </w:tblStylePr>
     <w:tblStylePr w:type="firstCol">
       <w:rPr>
+        <w:rFonts w:eastAsia="黑体"/>
         <w:b/>
         <w:bCs/>
       </w:rPr>
     </w:tblStylePr>
     <w:tblStylePr w:type="lastCol">
       <w:rPr>
+        <w:rFonts w:eastAsia="黑体"/>
         <w:b/>
         <w:bCs/>
       </w:rPr>
@@ -5200,6 +5480,7 @@
         <w:spacing w:after="0" w:before="0" w:line="240" w:lineRule="auto"/>
       </w:pPr>
       <w:rPr>
+        <w:rFonts w:eastAsia="黑体"/>
         <w:b/>
         <w:bCs/>
         <w:color w:themeColor="background1" w:val="FFFFFF"/>
@@ -5214,6 +5495,7 @@
         <w:spacing w:after="0" w:before="0" w:line="240" w:lineRule="auto"/>
       </w:pPr>
       <w:rPr>
+        <w:rFonts w:eastAsia="黑体"/>
         <w:b/>
         <w:bCs/>
       </w:rPr>
@@ -5229,12 +5511,14 @@
     </w:tblStylePr>
     <w:tblStylePr w:type="firstCol">
       <w:rPr>
+        <w:rFonts w:eastAsia="黑体"/>
         <w:b/>
         <w:bCs/>
       </w:rPr>
     </w:tblStylePr>
     <w:tblStylePr w:type="lastCol">
       <w:rPr>
+        <w:rFonts w:eastAsia="黑体"/>
         <w:b/>
         <w:bCs/>
       </w:rPr>
@@ -5292,6 +5576,7 @@
         <w:spacing w:after="0" w:before="0" w:line="240" w:lineRule="auto"/>
       </w:pPr>
       <w:rPr>
+        <w:rFonts w:eastAsia="黑体"/>
         <w:b/>
         <w:bCs/>
         <w:color w:themeColor="background1" w:val="FFFFFF"/>
@@ -5306,6 +5591,7 @@
         <w:spacing w:after="0" w:before="0" w:line="240" w:lineRule="auto"/>
       </w:pPr>
       <w:rPr>
+        <w:rFonts w:eastAsia="黑体"/>
         <w:b/>
         <w:bCs/>
       </w:rPr>
@@ -5321,12 +5607,14 @@
     </w:tblStylePr>
     <w:tblStylePr w:type="firstCol">
       <w:rPr>
+        <w:rFonts w:eastAsia="黑体"/>
         <w:b/>
         <w:bCs/>
       </w:rPr>
     </w:tblStylePr>
     <w:tblStylePr w:type="lastCol">
       <w:rPr>
+        <w:rFonts w:eastAsia="黑体"/>
         <w:b/>
         <w:bCs/>
       </w:rPr>
@@ -5384,6 +5672,7 @@
         <w:spacing w:after="0" w:before="0" w:line="240" w:lineRule="auto"/>
       </w:pPr>
       <w:rPr>
+        <w:rFonts w:eastAsia="黑体"/>
         <w:b/>
         <w:bCs/>
         <w:color w:themeColor="background1" w:val="FFFFFF"/>
@@ -5398,6 +5687,7 @@
         <w:spacing w:after="0" w:before="0" w:line="240" w:lineRule="auto"/>
       </w:pPr>
       <w:rPr>
+        <w:rFonts w:eastAsia="黑体"/>
         <w:b/>
         <w:bCs/>
       </w:rPr>
@@ -5413,12 +5703,14 @@
     </w:tblStylePr>
     <w:tblStylePr w:type="firstCol">
       <w:rPr>
+        <w:rFonts w:eastAsia="黑体"/>
         <w:b/>
         <w:bCs/>
       </w:rPr>
     </w:tblStylePr>
     <w:tblStylePr w:type="lastCol">
       <w:rPr>
+        <w:rFonts w:eastAsia="黑体"/>
         <w:b/>
         <w:bCs/>
       </w:rPr>
@@ -5476,6 +5768,7 @@
         <w:spacing w:after="0" w:before="0" w:line="240" w:lineRule="auto"/>
       </w:pPr>
       <w:rPr>
+        <w:rFonts w:eastAsia="黑体"/>
         <w:b/>
         <w:bCs/>
         <w:color w:themeColor="background1" w:val="FFFFFF"/>
@@ -5490,6 +5783,7 @@
         <w:spacing w:after="0" w:before="0" w:line="240" w:lineRule="auto"/>
       </w:pPr>
       <w:rPr>
+        <w:rFonts w:eastAsia="黑体"/>
         <w:b/>
         <w:bCs/>
       </w:rPr>
@@ -5505,12 +5799,14 @@
     </w:tblStylePr>
     <w:tblStylePr w:type="firstCol">
       <w:rPr>
+        <w:rFonts w:eastAsia="黑体"/>
         <w:b/>
         <w:bCs/>
       </w:rPr>
     </w:tblStylePr>
     <w:tblStylePr w:type="lastCol">
       <w:rPr>
+        <w:rFonts w:eastAsia="黑体"/>
         <w:b/>
         <w:bCs/>
       </w:rPr>
@@ -5570,7 +5866,7 @@
         <w:spacing w:after="0" w:before="0" w:line="240" w:lineRule="auto"/>
       </w:pPr>
       <w:rPr>
-        <w:rFonts w:asciiTheme="majorHAnsi" w:cstheme="majorBidi" w:eastAsiaTheme="majorEastAsia" w:hAnsiTheme="majorHAnsi"/>
+        <w:rFonts w:asciiTheme="majorHAnsi" w:cstheme="majorBidi" w:hAnsiTheme="majorHAnsi" w:eastAsia="黑体"/>
         <w:b/>
         <w:bCs/>
       </w:rPr>
@@ -5591,7 +5887,7 @@
         <w:spacing w:after="0" w:before="0" w:line="240" w:lineRule="auto"/>
       </w:pPr>
       <w:rPr>
-        <w:rFonts w:asciiTheme="majorHAnsi" w:cstheme="majorBidi" w:eastAsiaTheme="majorEastAsia" w:hAnsiTheme="majorHAnsi"/>
+        <w:rFonts w:asciiTheme="majorHAnsi" w:cstheme="majorBidi" w:hAnsiTheme="majorHAnsi" w:eastAsia="黑体"/>
         <w:b/>
         <w:bCs/>
       </w:rPr>
@@ -5609,14 +5905,14 @@
     </w:tblStylePr>
     <w:tblStylePr w:type="firstCol">
       <w:rPr>
-        <w:rFonts w:asciiTheme="majorHAnsi" w:cstheme="majorBidi" w:eastAsiaTheme="majorEastAsia" w:hAnsiTheme="majorHAnsi"/>
+        <w:rFonts w:asciiTheme="majorHAnsi" w:cstheme="majorBidi" w:hAnsiTheme="majorHAnsi" w:eastAsia="黑体"/>
         <w:b/>
         <w:bCs/>
       </w:rPr>
     </w:tblStylePr>
     <w:tblStylePr w:type="lastCol">
       <w:rPr>
-        <w:rFonts w:asciiTheme="majorHAnsi" w:cstheme="majorBidi" w:eastAsiaTheme="majorEastAsia" w:hAnsiTheme="majorHAnsi"/>
+        <w:rFonts w:asciiTheme="majorHAnsi" w:cstheme="majorBidi" w:hAnsiTheme="majorHAnsi" w:eastAsia="黑体"/>
         <w:b/>
         <w:bCs/>
       </w:rPr>
@@ -5700,7 +5996,7 @@
         <w:spacing w:after="0" w:before="0" w:line="240" w:lineRule="auto"/>
       </w:pPr>
       <w:rPr>
-        <w:rFonts w:asciiTheme="majorHAnsi" w:cstheme="majorBidi" w:eastAsiaTheme="majorEastAsia" w:hAnsiTheme="majorHAnsi"/>
+        <w:rFonts w:asciiTheme="majorHAnsi" w:cstheme="majorBidi" w:hAnsiTheme="majorHAnsi" w:eastAsia="黑体"/>
         <w:b/>
         <w:bCs/>
       </w:rPr>
@@ -5721,7 +6017,7 @@
         <w:spacing w:after="0" w:before="0" w:line="240" w:lineRule="auto"/>
       </w:pPr>
       <w:rPr>
-        <w:rFonts w:asciiTheme="majorHAnsi" w:cstheme="majorBidi" w:eastAsiaTheme="majorEastAsia" w:hAnsiTheme="majorHAnsi"/>
+        <w:rFonts w:asciiTheme="majorHAnsi" w:cstheme="majorBidi" w:hAnsiTheme="majorHAnsi" w:eastAsia="黑体"/>
         <w:b/>
         <w:bCs/>
       </w:rPr>
@@ -5739,14 +6035,14 @@
     </w:tblStylePr>
     <w:tblStylePr w:type="firstCol">
       <w:rPr>
-        <w:rFonts w:asciiTheme="majorHAnsi" w:cstheme="majorBidi" w:eastAsiaTheme="majorEastAsia" w:hAnsiTheme="majorHAnsi"/>
+        <w:rFonts w:asciiTheme="majorHAnsi" w:cstheme="majorBidi" w:hAnsiTheme="majorHAnsi" w:eastAsia="黑体"/>
         <w:b/>
         <w:bCs/>
       </w:rPr>
     </w:tblStylePr>
     <w:tblStylePr w:type="lastCol">
       <w:rPr>
-        <w:rFonts w:asciiTheme="majorHAnsi" w:cstheme="majorBidi" w:eastAsiaTheme="majorEastAsia" w:hAnsiTheme="majorHAnsi"/>
+        <w:rFonts w:asciiTheme="majorHAnsi" w:cstheme="majorBidi" w:hAnsiTheme="majorHAnsi" w:eastAsia="黑体"/>
         <w:b/>
         <w:bCs/>
       </w:rPr>
@@ -5830,7 +6126,7 @@
         <w:spacing w:after="0" w:before="0" w:line="240" w:lineRule="auto"/>
       </w:pPr>
       <w:rPr>
-        <w:rFonts w:asciiTheme="majorHAnsi" w:cstheme="majorBidi" w:eastAsiaTheme="majorEastAsia" w:hAnsiTheme="majorHAnsi"/>
+        <w:rFonts w:asciiTheme="majorHAnsi" w:cstheme="majorBidi" w:hAnsiTheme="majorHAnsi" w:eastAsia="黑体"/>
         <w:b/>
         <w:bCs/>
       </w:rPr>
@@ -5851,7 +6147,7 @@
         <w:spacing w:after="0" w:before="0" w:line="240" w:lineRule="auto"/>
       </w:pPr>
       <w:rPr>
-        <w:rFonts w:asciiTheme="majorHAnsi" w:cstheme="majorBidi" w:eastAsiaTheme="majorEastAsia" w:hAnsiTheme="majorHAnsi"/>
+        <w:rFonts w:asciiTheme="majorHAnsi" w:cstheme="majorBidi" w:hAnsiTheme="majorHAnsi" w:eastAsia="黑体"/>
         <w:b/>
         <w:bCs/>
       </w:rPr>
@@ -5869,14 +6165,14 @@
     </w:tblStylePr>
     <w:tblStylePr w:type="firstCol">
       <w:rPr>
-        <w:rFonts w:asciiTheme="majorHAnsi" w:cstheme="majorBidi" w:eastAsiaTheme="majorEastAsia" w:hAnsiTheme="majorHAnsi"/>
+        <w:rFonts w:asciiTheme="majorHAnsi" w:cstheme="majorBidi" w:hAnsiTheme="majorHAnsi" w:eastAsia="黑体"/>
         <w:b/>
         <w:bCs/>
       </w:rPr>
     </w:tblStylePr>
     <w:tblStylePr w:type="lastCol">
       <w:rPr>
-        <w:rFonts w:asciiTheme="majorHAnsi" w:cstheme="majorBidi" w:eastAsiaTheme="majorEastAsia" w:hAnsiTheme="majorHAnsi"/>
+        <w:rFonts w:asciiTheme="majorHAnsi" w:cstheme="majorBidi" w:hAnsiTheme="majorHAnsi" w:eastAsia="黑体"/>
         <w:b/>
         <w:bCs/>
       </w:rPr>
@@ -5960,7 +6256,7 @@
         <w:spacing w:after="0" w:before="0" w:line="240" w:lineRule="auto"/>
       </w:pPr>
       <w:rPr>
-        <w:rFonts w:asciiTheme="majorHAnsi" w:cstheme="majorBidi" w:eastAsiaTheme="majorEastAsia" w:hAnsiTheme="majorHAnsi"/>
+        <w:rFonts w:asciiTheme="majorHAnsi" w:cstheme="majorBidi" w:hAnsiTheme="majorHAnsi" w:eastAsia="黑体"/>
         <w:b/>
         <w:bCs/>
       </w:rPr>
@@ -5981,7 +6277,7 @@
         <w:spacing w:after="0" w:before="0" w:line="240" w:lineRule="auto"/>
       </w:pPr>
       <w:rPr>
-        <w:rFonts w:asciiTheme="majorHAnsi" w:cstheme="majorBidi" w:eastAsiaTheme="majorEastAsia" w:hAnsiTheme="majorHAnsi"/>
+        <w:rFonts w:asciiTheme="majorHAnsi" w:cstheme="majorBidi" w:hAnsiTheme="majorHAnsi" w:eastAsia="黑体"/>
         <w:b/>
         <w:bCs/>
       </w:rPr>
@@ -5999,14 +6295,14 @@
     </w:tblStylePr>
     <w:tblStylePr w:type="firstCol">
       <w:rPr>
-        <w:rFonts w:asciiTheme="majorHAnsi" w:cstheme="majorBidi" w:eastAsiaTheme="majorEastAsia" w:hAnsiTheme="majorHAnsi"/>
+        <w:rFonts w:asciiTheme="majorHAnsi" w:cstheme="majorBidi" w:hAnsiTheme="majorHAnsi" w:eastAsia="黑体"/>
         <w:b/>
         <w:bCs/>
       </w:rPr>
     </w:tblStylePr>
     <w:tblStylePr w:type="lastCol">
       <w:rPr>
-        <w:rFonts w:asciiTheme="majorHAnsi" w:cstheme="majorBidi" w:eastAsiaTheme="majorEastAsia" w:hAnsiTheme="majorHAnsi"/>
+        <w:rFonts w:asciiTheme="majorHAnsi" w:cstheme="majorBidi" w:hAnsiTheme="majorHAnsi" w:eastAsia="黑体"/>
         <w:b/>
         <w:bCs/>
       </w:rPr>
@@ -6090,7 +6386,7 @@
         <w:spacing w:after="0" w:before="0" w:line="240" w:lineRule="auto"/>
       </w:pPr>
       <w:rPr>
-        <w:rFonts w:asciiTheme="majorHAnsi" w:cstheme="majorBidi" w:eastAsiaTheme="majorEastAsia" w:hAnsiTheme="majorHAnsi"/>
+        <w:rFonts w:asciiTheme="majorHAnsi" w:cstheme="majorBidi" w:hAnsiTheme="majorHAnsi" w:eastAsia="黑体"/>
         <w:b/>
         <w:bCs/>
       </w:rPr>
@@ -6111,7 +6407,7 @@
         <w:spacing w:after="0" w:before="0" w:line="240" w:lineRule="auto"/>
       </w:pPr>
       <w:rPr>
-        <w:rFonts w:asciiTheme="majorHAnsi" w:cstheme="majorBidi" w:eastAsiaTheme="majorEastAsia" w:hAnsiTheme="majorHAnsi"/>
+        <w:rFonts w:asciiTheme="majorHAnsi" w:cstheme="majorBidi" w:hAnsiTheme="majorHAnsi" w:eastAsia="黑体"/>
         <w:b/>
         <w:bCs/>
       </w:rPr>
@@ -6129,14 +6425,14 @@
     </w:tblStylePr>
     <w:tblStylePr w:type="firstCol">
       <w:rPr>
-        <w:rFonts w:asciiTheme="majorHAnsi" w:cstheme="majorBidi" w:eastAsiaTheme="majorEastAsia" w:hAnsiTheme="majorHAnsi"/>
+        <w:rFonts w:asciiTheme="majorHAnsi" w:cstheme="majorBidi" w:hAnsiTheme="majorHAnsi" w:eastAsia="黑体"/>
         <w:b/>
         <w:bCs/>
       </w:rPr>
     </w:tblStylePr>
     <w:tblStylePr w:type="lastCol">
       <w:rPr>
-        <w:rFonts w:asciiTheme="majorHAnsi" w:cstheme="majorBidi" w:eastAsiaTheme="majorEastAsia" w:hAnsiTheme="majorHAnsi"/>
+        <w:rFonts w:asciiTheme="majorHAnsi" w:cstheme="majorBidi" w:hAnsiTheme="majorHAnsi" w:eastAsia="黑体"/>
         <w:b/>
         <w:bCs/>
       </w:rPr>
@@ -6220,7 +6516,7 @@
         <w:spacing w:after="0" w:before="0" w:line="240" w:lineRule="auto"/>
       </w:pPr>
       <w:rPr>
-        <w:rFonts w:asciiTheme="majorHAnsi" w:cstheme="majorBidi" w:eastAsiaTheme="majorEastAsia" w:hAnsiTheme="majorHAnsi"/>
+        <w:rFonts w:asciiTheme="majorHAnsi" w:cstheme="majorBidi" w:hAnsiTheme="majorHAnsi" w:eastAsia="黑体"/>
         <w:b/>
         <w:bCs/>
       </w:rPr>
@@ -6241,7 +6537,7 @@
         <w:spacing w:after="0" w:before="0" w:line="240" w:lineRule="auto"/>
       </w:pPr>
       <w:rPr>
-        <w:rFonts w:asciiTheme="majorHAnsi" w:cstheme="majorBidi" w:eastAsiaTheme="majorEastAsia" w:hAnsiTheme="majorHAnsi"/>
+        <w:rFonts w:asciiTheme="majorHAnsi" w:cstheme="majorBidi" w:hAnsiTheme="majorHAnsi" w:eastAsia="黑体"/>
         <w:b/>
         <w:bCs/>
       </w:rPr>
@@ -6259,14 +6555,14 @@
     </w:tblStylePr>
     <w:tblStylePr w:type="firstCol">
       <w:rPr>
-        <w:rFonts w:asciiTheme="majorHAnsi" w:cstheme="majorBidi" w:eastAsiaTheme="majorEastAsia" w:hAnsiTheme="majorHAnsi"/>
+        <w:rFonts w:asciiTheme="majorHAnsi" w:cstheme="majorBidi" w:hAnsiTheme="majorHAnsi" w:eastAsia="黑体"/>
         <w:b/>
         <w:bCs/>
       </w:rPr>
     </w:tblStylePr>
     <w:tblStylePr w:type="lastCol">
       <w:rPr>
-        <w:rFonts w:asciiTheme="majorHAnsi" w:cstheme="majorBidi" w:eastAsiaTheme="majorEastAsia" w:hAnsiTheme="majorHAnsi"/>
+        <w:rFonts w:asciiTheme="majorHAnsi" w:cstheme="majorBidi" w:hAnsiTheme="majorHAnsi" w:eastAsia="黑体"/>
         <w:b/>
         <w:bCs/>
       </w:rPr>
@@ -6350,7 +6646,7 @@
         <w:spacing w:after="0" w:before="0" w:line="240" w:lineRule="auto"/>
       </w:pPr>
       <w:rPr>
-        <w:rFonts w:asciiTheme="majorHAnsi" w:cstheme="majorBidi" w:eastAsiaTheme="majorEastAsia" w:hAnsiTheme="majorHAnsi"/>
+        <w:rFonts w:asciiTheme="majorHAnsi" w:cstheme="majorBidi" w:hAnsiTheme="majorHAnsi" w:eastAsia="黑体"/>
         <w:b/>
         <w:bCs/>
       </w:rPr>
@@ -6371,7 +6667,7 @@
         <w:spacing w:after="0" w:before="0" w:line="240" w:lineRule="auto"/>
       </w:pPr>
       <w:rPr>
-        <w:rFonts w:asciiTheme="majorHAnsi" w:cstheme="majorBidi" w:eastAsiaTheme="majorEastAsia" w:hAnsiTheme="majorHAnsi"/>
+        <w:rFonts w:asciiTheme="majorHAnsi" w:cstheme="majorBidi" w:hAnsiTheme="majorHAnsi" w:eastAsia="黑体"/>
         <w:b/>
         <w:bCs/>
       </w:rPr>
@@ -6389,14 +6685,14 @@
     </w:tblStylePr>
     <w:tblStylePr w:type="firstCol">
       <w:rPr>
-        <w:rFonts w:asciiTheme="majorHAnsi" w:cstheme="majorBidi" w:eastAsiaTheme="majorEastAsia" w:hAnsiTheme="majorHAnsi"/>
+        <w:rFonts w:asciiTheme="majorHAnsi" w:cstheme="majorBidi" w:hAnsiTheme="majorHAnsi" w:eastAsia="黑体"/>
         <w:b/>
         <w:bCs/>
       </w:rPr>
     </w:tblStylePr>
     <w:tblStylePr w:type="lastCol">
       <w:rPr>
-        <w:rFonts w:asciiTheme="majorHAnsi" w:cstheme="majorBidi" w:eastAsiaTheme="majorEastAsia" w:hAnsiTheme="majorHAnsi"/>
+        <w:rFonts w:asciiTheme="majorHAnsi" w:cstheme="majorBidi" w:hAnsiTheme="majorHAnsi" w:eastAsia="黑体"/>
         <w:b/>
         <w:bCs/>
       </w:rPr>
@@ -6479,6 +6775,7 @@
         <w:spacing w:after="0" w:before="0" w:line="240" w:lineRule="auto"/>
       </w:pPr>
       <w:rPr>
+        <w:rFonts w:eastAsia="黑体"/>
         <w:b/>
         <w:bCs/>
         <w:color w:themeColor="background1" w:val="FFFFFF"/>
@@ -6501,6 +6798,7 @@
         <w:spacing w:after="0" w:before="0" w:line="240" w:lineRule="auto"/>
       </w:pPr>
       <w:rPr>
+        <w:rFonts w:eastAsia="黑体"/>
         <w:b/>
         <w:bCs/>
       </w:rPr>
@@ -6518,12 +6816,14 @@
     </w:tblStylePr>
     <w:tblStylePr w:type="firstCol">
       <w:rPr>
+        <w:rFonts w:eastAsia="黑体"/>
         <w:b/>
         <w:bCs/>
       </w:rPr>
     </w:tblStylePr>
     <w:tblStylePr w:type="lastCol">
       <w:rPr>
+        <w:rFonts w:eastAsia="黑体"/>
         <w:b/>
         <w:bCs/>
       </w:rPr>
@@ -6585,6 +6885,7 @@
         <w:spacing w:after="0" w:before="0" w:line="240" w:lineRule="auto"/>
       </w:pPr>
       <w:rPr>
+        <w:rFonts w:eastAsia="黑体"/>
         <w:b/>
         <w:bCs/>
         <w:color w:themeColor="background1" w:val="FFFFFF"/>
@@ -6607,6 +6908,7 @@
         <w:spacing w:after="0" w:before="0" w:line="240" w:lineRule="auto"/>
       </w:pPr>
       <w:rPr>
+        <w:rFonts w:eastAsia="黑体"/>
         <w:b/>
         <w:bCs/>
       </w:rPr>
@@ -6624,12 +6926,14 @@
     </w:tblStylePr>
     <w:tblStylePr w:type="firstCol">
       <w:rPr>
+        <w:rFonts w:eastAsia="黑体"/>
         <w:b/>
         <w:bCs/>
       </w:rPr>
     </w:tblStylePr>
     <w:tblStylePr w:type="lastCol">
       <w:rPr>
+        <w:rFonts w:eastAsia="黑体"/>
         <w:b/>
         <w:bCs/>
       </w:rPr>
@@ -6691,6 +6995,7 @@
         <w:spacing w:after="0" w:before="0" w:line="240" w:lineRule="auto"/>
       </w:pPr>
       <w:rPr>
+        <w:rFonts w:eastAsia="黑体"/>
         <w:b/>
         <w:bCs/>
         <w:color w:themeColor="background1" w:val="FFFFFF"/>
@@ -6713,6 +7018,7 @@
         <w:spacing w:after="0" w:before="0" w:line="240" w:lineRule="auto"/>
       </w:pPr>
       <w:rPr>
+        <w:rFonts w:eastAsia="黑体"/>
         <w:b/>
         <w:bCs/>
       </w:rPr>
@@ -6730,12 +7036,14 @@
     </w:tblStylePr>
     <w:tblStylePr w:type="firstCol">
       <w:rPr>
+        <w:rFonts w:eastAsia="黑体"/>
         <w:b/>
         <w:bCs/>
       </w:rPr>
     </w:tblStylePr>
     <w:tblStylePr w:type="lastCol">
       <w:rPr>
+        <w:rFonts w:eastAsia="黑体"/>
         <w:b/>
         <w:bCs/>
       </w:rPr>
@@ -6797,6 +7105,7 @@
         <w:spacing w:after="0" w:before="0" w:line="240" w:lineRule="auto"/>
       </w:pPr>
       <w:rPr>
+        <w:rFonts w:eastAsia="黑体"/>
         <w:b/>
         <w:bCs/>
         <w:color w:themeColor="background1" w:val="FFFFFF"/>
@@ -6819,6 +7128,7 @@
         <w:spacing w:after="0" w:before="0" w:line="240" w:lineRule="auto"/>
       </w:pPr>
       <w:rPr>
+        <w:rFonts w:eastAsia="黑体"/>
         <w:b/>
         <w:bCs/>
       </w:rPr>
@@ -6836,12 +7146,14 @@
     </w:tblStylePr>
     <w:tblStylePr w:type="firstCol">
       <w:rPr>
+        <w:rFonts w:eastAsia="黑体"/>
         <w:b/>
         <w:bCs/>
       </w:rPr>
     </w:tblStylePr>
     <w:tblStylePr w:type="lastCol">
       <w:rPr>
+        <w:rFonts w:eastAsia="黑体"/>
         <w:b/>
         <w:bCs/>
       </w:rPr>
@@ -6903,6 +7215,7 @@
         <w:spacing w:after="0" w:before="0" w:line="240" w:lineRule="auto"/>
       </w:pPr>
       <w:rPr>
+        <w:rFonts w:eastAsia="黑体"/>
         <w:b/>
         <w:bCs/>
         <w:color w:themeColor="background1" w:val="FFFFFF"/>
@@ -6925,6 +7238,7 @@
         <w:spacing w:after="0" w:before="0" w:line="240" w:lineRule="auto"/>
       </w:pPr>
       <w:rPr>
+        <w:rFonts w:eastAsia="黑体"/>
         <w:b/>
         <w:bCs/>
       </w:rPr>
@@ -6942,12 +7256,14 @@
     </w:tblStylePr>
     <w:tblStylePr w:type="firstCol">
       <w:rPr>
+        <w:rFonts w:eastAsia="黑体"/>
         <w:b/>
         <w:bCs/>
       </w:rPr>
     </w:tblStylePr>
     <w:tblStylePr w:type="lastCol">
       <w:rPr>
+        <w:rFonts w:eastAsia="黑体"/>
         <w:b/>
         <w:bCs/>
       </w:rPr>
@@ -7009,6 +7325,7 @@
         <w:spacing w:after="0" w:before="0" w:line="240" w:lineRule="auto"/>
       </w:pPr>
       <w:rPr>
+        <w:rFonts w:eastAsia="黑体"/>
         <w:b/>
         <w:bCs/>
         <w:color w:themeColor="background1" w:val="FFFFFF"/>
@@ -7031,6 +7348,7 @@
         <w:spacing w:after="0" w:before="0" w:line="240" w:lineRule="auto"/>
       </w:pPr>
       <w:rPr>
+        <w:rFonts w:eastAsia="黑体"/>
         <w:b/>
         <w:bCs/>
       </w:rPr>
@@ -7048,12 +7366,14 @@
     </w:tblStylePr>
     <w:tblStylePr w:type="firstCol">
       <w:rPr>
+        <w:rFonts w:eastAsia="黑体"/>
         <w:b/>
         <w:bCs/>
       </w:rPr>
     </w:tblStylePr>
     <w:tblStylePr w:type="lastCol">
       <w:rPr>
+        <w:rFonts w:eastAsia="黑体"/>
         <w:b/>
         <w:bCs/>
       </w:rPr>
@@ -7115,6 +7435,7 @@
         <w:spacing w:after="0" w:before="0" w:line="240" w:lineRule="auto"/>
       </w:pPr>
       <w:rPr>
+        <w:rFonts w:eastAsia="黑体"/>
         <w:b/>
         <w:bCs/>
         <w:color w:themeColor="background1" w:val="FFFFFF"/>
@@ -7137,6 +7458,7 @@
         <w:spacing w:after="0" w:before="0" w:line="240" w:lineRule="auto"/>
       </w:pPr>
       <w:rPr>
+        <w:rFonts w:eastAsia="黑体"/>
         <w:b/>
         <w:bCs/>
       </w:rPr>
@@ -7154,12 +7476,14 @@
     </w:tblStylePr>
     <w:tblStylePr w:type="firstCol">
       <w:rPr>
+        <w:rFonts w:eastAsia="黑体"/>
         <w:b/>
         <w:bCs/>
       </w:rPr>
     </w:tblStylePr>
     <w:tblStylePr w:type="lastCol">
       <w:rPr>
+        <w:rFonts w:eastAsia="黑体"/>
         <w:b/>
         <w:bCs/>
       </w:rPr>
@@ -7218,6 +7542,7 @@
         <w:spacing w:after="0" w:before="0" w:line="240" w:lineRule="auto"/>
       </w:pPr>
       <w:rPr>
+        <w:rFonts w:eastAsia="黑体"/>
         <w:b/>
         <w:bCs/>
         <w:color w:themeColor="background1" w:val="FFFFFF"/>
@@ -7240,6 +7565,7 @@
         <w:spacing w:after="0" w:before="0" w:line="240" w:lineRule="auto"/>
       </w:pPr>
       <w:rPr>
+        <w:rFonts w:eastAsia="黑体"/>
         <w:color w:val="auto"/>
       </w:rPr>
       <w:tblPr/>
@@ -7257,6 +7583,7 @@
     </w:tblStylePr>
     <w:tblStylePr w:type="firstCol">
       <w:rPr>
+        <w:rFonts w:eastAsia="黑体"/>
         <w:b/>
         <w:bCs/>
         <w:color w:themeColor="background1" w:val="FFFFFF"/>
@@ -7276,6 +7603,7 @@
     </w:tblStylePr>
     <w:tblStylePr w:type="lastCol">
       <w:rPr>
+        <w:rFonts w:eastAsia="黑体"/>
         <w:b/>
         <w:bCs/>
         <w:color w:themeColor="background1" w:val="FFFFFF"/>
@@ -7324,6 +7652,7 @@
     </w:tblStylePr>
     <w:tblStylePr w:type="nwCell">
       <w:rPr>
+        <w:rFonts w:eastAsia="黑体"/>
         <w:color w:themeColor="background1" w:val="FFFFFF"/>
       </w:rPr>
       <w:tblPr/>
@@ -7367,6 +7696,7 @@
         <w:spacing w:after="0" w:before="0" w:line="240" w:lineRule="auto"/>
       </w:pPr>
       <w:rPr>
+        <w:rFonts w:eastAsia="黑体"/>
         <w:b/>
         <w:bCs/>
         <w:color w:themeColor="background1" w:val="FFFFFF"/>
@@ -7389,6 +7719,7 @@
         <w:spacing w:after="0" w:before="0" w:line="240" w:lineRule="auto"/>
       </w:pPr>
       <w:rPr>
+        <w:rFonts w:eastAsia="黑体"/>
         <w:color w:val="auto"/>
       </w:rPr>
       <w:tblPr/>
@@ -7406,6 +7737,7 @@
     </w:tblStylePr>
     <w:tblStylePr w:type="firstCol">
       <w:rPr>
+        <w:rFonts w:eastAsia="黑体"/>
         <w:b/>
         <w:bCs/>
         <w:color w:themeColor="background1" w:val="FFFFFF"/>
@@ -7425,6 +7757,7 @@
     </w:tblStylePr>
     <w:tblStylePr w:type="lastCol">
       <w:rPr>
+        <w:rFonts w:eastAsia="黑体"/>
         <w:b/>
         <w:bCs/>
         <w:color w:themeColor="background1" w:val="FFFFFF"/>
@@ -7473,6 +7806,7 @@
     </w:tblStylePr>
     <w:tblStylePr w:type="nwCell">
       <w:rPr>
+        <w:rFonts w:eastAsia="黑体"/>
         <w:color w:themeColor="background1" w:val="FFFFFF"/>
       </w:rPr>
       <w:tblPr/>
@@ -7516,6 +7850,7 @@
         <w:spacing w:after="0" w:before="0" w:line="240" w:lineRule="auto"/>
       </w:pPr>
       <w:rPr>
+        <w:rFonts w:eastAsia="黑体"/>
         <w:b/>
         <w:bCs/>
         <w:color w:themeColor="background1" w:val="FFFFFF"/>
@@ -7538,6 +7873,7 @@
         <w:spacing w:after="0" w:before="0" w:line="240" w:lineRule="auto"/>
       </w:pPr>
       <w:rPr>
+        <w:rFonts w:eastAsia="黑体"/>
         <w:color w:val="auto"/>
       </w:rPr>
       <w:tblPr/>
@@ -7555,6 +7891,7 @@
     </w:tblStylePr>
     <w:tblStylePr w:type="firstCol">
       <w:rPr>
+        <w:rFonts w:eastAsia="黑体"/>
         <w:b/>
         <w:bCs/>
         <w:color w:themeColor="background1" w:val="FFFFFF"/>
@@ -7574,6 +7911,7 @@
     </w:tblStylePr>
     <w:tblStylePr w:type="lastCol">
       <w:rPr>
+        <w:rFonts w:eastAsia="黑体"/>
         <w:b/>
         <w:bCs/>
         <w:color w:themeColor="background1" w:val="FFFFFF"/>
@@ -7622,6 +7960,7 @@
     </w:tblStylePr>
     <w:tblStylePr w:type="nwCell">
       <w:rPr>
+        <w:rFonts w:eastAsia="黑体"/>
         <w:color w:themeColor="background1" w:val="FFFFFF"/>
       </w:rPr>
       <w:tblPr/>
@@ -7665,6 +8004,7 @@
         <w:spacing w:after="0" w:before="0" w:line="240" w:lineRule="auto"/>
       </w:pPr>
       <w:rPr>
+        <w:rFonts w:eastAsia="黑体"/>
         <w:b/>
         <w:bCs/>
         <w:color w:themeColor="background1" w:val="FFFFFF"/>
@@ -7687,6 +8027,7 @@
         <w:spacing w:after="0" w:before="0" w:line="240" w:lineRule="auto"/>
       </w:pPr>
       <w:rPr>
+        <w:rFonts w:eastAsia="黑体"/>
         <w:color w:val="auto"/>
       </w:rPr>
       <w:tblPr/>
@@ -7704,6 +8045,7 @@
     </w:tblStylePr>
     <w:tblStylePr w:type="firstCol">
       <w:rPr>
+        <w:rFonts w:eastAsia="黑体"/>
         <w:b/>
         <w:bCs/>
         <w:color w:themeColor="background1" w:val="FFFFFF"/>
@@ -7723,6 +8065,7 @@
     </w:tblStylePr>
     <w:tblStylePr w:type="lastCol">
       <w:rPr>
+        <w:rFonts w:eastAsia="黑体"/>
         <w:b/>
         <w:bCs/>
         <w:color w:themeColor="background1" w:val="FFFFFF"/>
@@ -7771,6 +8114,7 @@
     </w:tblStylePr>
     <w:tblStylePr w:type="nwCell">
       <w:rPr>
+        <w:rFonts w:eastAsia="黑体"/>
         <w:color w:themeColor="background1" w:val="FFFFFF"/>
       </w:rPr>
       <w:tblPr/>
@@ -7814,6 +8158,7 @@
         <w:spacing w:after="0" w:before="0" w:line="240" w:lineRule="auto"/>
       </w:pPr>
       <w:rPr>
+        <w:rFonts w:eastAsia="黑体"/>
         <w:b/>
         <w:bCs/>
         <w:color w:themeColor="background1" w:val="FFFFFF"/>
@@ -7836,6 +8181,7 @@
         <w:spacing w:after="0" w:before="0" w:line="240" w:lineRule="auto"/>
       </w:pPr>
       <w:rPr>
+        <w:rFonts w:eastAsia="黑体"/>
         <w:color w:val="auto"/>
       </w:rPr>
       <w:tblPr/>
@@ -7853,6 +8199,7 @@
     </w:tblStylePr>
     <w:tblStylePr w:type="firstCol">
       <w:rPr>
+        <w:rFonts w:eastAsia="黑体"/>
         <w:b/>
         <w:bCs/>
         <w:color w:themeColor="background1" w:val="FFFFFF"/>
@@ -7872,6 +8219,7 @@
     </w:tblStylePr>
     <w:tblStylePr w:type="lastCol">
       <w:rPr>
+        <w:rFonts w:eastAsia="黑体"/>
         <w:b/>
         <w:bCs/>
         <w:color w:themeColor="background1" w:val="FFFFFF"/>
@@ -7920,6 +8268,7 @@
     </w:tblStylePr>
     <w:tblStylePr w:type="nwCell">
       <w:rPr>
+        <w:rFonts w:eastAsia="黑体"/>
         <w:color w:themeColor="background1" w:val="FFFFFF"/>
       </w:rPr>
       <w:tblPr/>
@@ -7963,6 +8312,7 @@
         <w:spacing w:after="0" w:before="0" w:line="240" w:lineRule="auto"/>
       </w:pPr>
       <w:rPr>
+        <w:rFonts w:eastAsia="黑体"/>
         <w:b/>
         <w:bCs/>
         <w:color w:themeColor="background1" w:val="FFFFFF"/>
@@ -7985,6 +8335,7 @@
         <w:spacing w:after="0" w:before="0" w:line="240" w:lineRule="auto"/>
       </w:pPr>
       <w:rPr>
+        <w:rFonts w:eastAsia="黑体"/>
         <w:color w:val="auto"/>
       </w:rPr>
       <w:tblPr/>
@@ -8002,6 +8353,7 @@
     </w:tblStylePr>
     <w:tblStylePr w:type="firstCol">
       <w:rPr>
+        <w:rFonts w:eastAsia="黑体"/>
         <w:b/>
         <w:bCs/>
         <w:color w:themeColor="background1" w:val="FFFFFF"/>
@@ -8021,6 +8373,7 @@
     </w:tblStylePr>
     <w:tblStylePr w:type="lastCol">
       <w:rPr>
+        <w:rFonts w:eastAsia="黑体"/>
         <w:b/>
         <w:bCs/>
         <w:color w:themeColor="background1" w:val="FFFFFF"/>
@@ -8069,6 +8422,7 @@
     </w:tblStylePr>
     <w:tblStylePr w:type="nwCell">
       <w:rPr>
+        <w:rFonts w:eastAsia="黑体"/>
         <w:color w:themeColor="background1" w:val="FFFFFF"/>
       </w:rPr>
       <w:tblPr/>
@@ -8112,6 +8466,7 @@
         <w:spacing w:after="0" w:before="0" w:line="240" w:lineRule="auto"/>
       </w:pPr>
       <w:rPr>
+        <w:rFonts w:eastAsia="黑体"/>
         <w:b/>
         <w:bCs/>
         <w:color w:themeColor="background1" w:val="FFFFFF"/>
@@ -8134,6 +8489,7 @@
         <w:spacing w:after="0" w:before="0" w:line="240" w:lineRule="auto"/>
       </w:pPr>
       <w:rPr>
+        <w:rFonts w:eastAsia="黑体"/>
         <w:color w:val="auto"/>
       </w:rPr>
       <w:tblPr/>
@@ -8151,6 +8507,7 @@
     </w:tblStylePr>
     <w:tblStylePr w:type="firstCol">
       <w:rPr>
+        <w:rFonts w:eastAsia="黑体"/>
         <w:b/>
         <w:bCs/>
         <w:color w:themeColor="background1" w:val="FFFFFF"/>
@@ -8170,6 +8527,7 @@
     </w:tblStylePr>
     <w:tblStylePr w:type="lastCol">
       <w:rPr>
+        <w:rFonts w:eastAsia="黑体"/>
         <w:b/>
         <w:bCs/>
         <w:color w:themeColor="background1" w:val="FFFFFF"/>
@@ -8218,6 +8576,7 @@
     </w:tblStylePr>
     <w:tblStylePr w:type="nwCell">
       <w:rPr>
+        <w:rFonts w:eastAsia="黑体"/>
         <w:color w:themeColor="background1" w:val="FFFFFF"/>
       </w:rPr>
       <w:tblPr/>
@@ -8242,6 +8601,7 @@
       <w:spacing w:after="0" w:line="240" w:lineRule="auto"/>
     </w:pPr>
     <w:rPr>
+      <w:rFonts w:eastAsia="黑体"/>
       <w:color w:themeColor="text1" w:val="000000"/>
     </w:rPr>
     <w:tblPr>
@@ -8261,7 +8621,7 @@
     </w:tblPr>
     <w:tblStylePr w:type="firstRow">
       <w:rPr>
-        <w:rFonts w:asciiTheme="majorHAnsi" w:cstheme="majorBidi" w:eastAsiaTheme="majorEastAsia" w:hAnsiTheme="majorHAnsi"/>
+        <w:rFonts w:asciiTheme="majorHAnsi" w:cstheme="majorBidi" w:hAnsiTheme="majorHAnsi" w:eastAsia="黑体"/>
       </w:rPr>
       <w:tblPr/>
       <w:tcPr>
@@ -8273,6 +8633,7 @@
     </w:tblStylePr>
     <w:tblStylePr w:type="lastRow">
       <w:rPr>
+        <w:rFonts w:eastAsia="黑体"/>
         <w:b/>
         <w:bCs/>
         <w:color w:themeColor="text2" w:val="1F497D"/>
@@ -8287,12 +8648,14 @@
     </w:tblStylePr>
     <w:tblStylePr w:type="firstCol">
       <w:rPr>
+        <w:rFonts w:eastAsia="黑体"/>
         <w:b/>
         <w:bCs/>
       </w:rPr>
     </w:tblStylePr>
     <w:tblStylePr w:type="lastCol">
       <w:rPr>
+        <w:rFonts w:eastAsia="黑体"/>
         <w:b/>
         <w:bCs/>
       </w:rPr>
@@ -8326,6 +8689,7 @@
       <w:spacing w:after="0" w:line="240" w:lineRule="auto"/>
     </w:pPr>
     <w:rPr>
+      <w:rFonts w:eastAsia="黑体"/>
       <w:color w:themeColor="text1" w:val="000000"/>
     </w:rPr>
     <w:tblPr>
@@ -8345,7 +8709,7 @@
     </w:tblPr>
     <w:tblStylePr w:type="firstRow">
       <w:rPr>
-        <w:rFonts w:asciiTheme="majorHAnsi" w:cstheme="majorBidi" w:eastAsiaTheme="majorEastAsia" w:hAnsiTheme="majorHAnsi"/>
+        <w:rFonts w:asciiTheme="majorHAnsi" w:cstheme="majorBidi" w:hAnsiTheme="majorHAnsi" w:eastAsia="黑体"/>
       </w:rPr>
       <w:tblPr/>
       <w:tcPr>
@@ -8357,6 +8721,7 @@
     </w:tblStylePr>
     <w:tblStylePr w:type="lastRow">
       <w:rPr>
+        <w:rFonts w:eastAsia="黑体"/>
         <w:b/>
         <w:bCs/>
         <w:color w:themeColor="text2" w:val="1F497D"/>
@@ -8371,12 +8736,14 @@
     </w:tblStylePr>
     <w:tblStylePr w:type="firstCol">
       <w:rPr>
+        <w:rFonts w:eastAsia="黑体"/>
         <w:b/>
         <w:bCs/>
       </w:rPr>
     </w:tblStylePr>
     <w:tblStylePr w:type="lastCol">
       <w:rPr>
+        <w:rFonts w:eastAsia="黑体"/>
         <w:b/>
         <w:bCs/>
       </w:rPr>
@@ -8410,6 +8777,7 @@
       <w:spacing w:after="0" w:line="240" w:lineRule="auto"/>
     </w:pPr>
     <w:rPr>
+      <w:rFonts w:eastAsia="黑体"/>
       <w:color w:themeColor="text1" w:val="000000"/>
     </w:rPr>
     <w:tblPr>
@@ -8429,7 +8797,7 @@
     </w:tblPr>
     <w:tblStylePr w:type="firstRow">
       <w:rPr>
-        <w:rFonts w:asciiTheme="majorHAnsi" w:cstheme="majorBidi" w:eastAsiaTheme="majorEastAsia" w:hAnsiTheme="majorHAnsi"/>
+        <w:rFonts w:asciiTheme="majorHAnsi" w:cstheme="majorBidi" w:hAnsiTheme="majorHAnsi" w:eastAsia="黑体"/>
       </w:rPr>
       <w:tblPr/>
       <w:tcPr>
@@ -8441,6 +8809,7 @@
     </w:tblStylePr>
     <w:tblStylePr w:type="lastRow">
       <w:rPr>
+        <w:rFonts w:eastAsia="黑体"/>
         <w:b/>
         <w:bCs/>
         <w:color w:themeColor="text2" w:val="1F497D"/>
@@ -8455,12 +8824,14 @@
     </w:tblStylePr>
     <w:tblStylePr w:type="firstCol">
       <w:rPr>
+        <w:rFonts w:eastAsia="黑体"/>
         <w:b/>
         <w:bCs/>
       </w:rPr>
     </w:tblStylePr>
     <w:tblStylePr w:type="lastCol">
       <w:rPr>
+        <w:rFonts w:eastAsia="黑体"/>
         <w:b/>
         <w:bCs/>
       </w:rPr>
@@ -8494,6 +8865,7 @@
       <w:spacing w:after="0" w:line="240" w:lineRule="auto"/>
     </w:pPr>
     <w:rPr>
+      <w:rFonts w:eastAsia="黑体"/>
       <w:color w:themeColor="text1" w:val="000000"/>
     </w:rPr>
     <w:tblPr>
@@ -8513,7 +8885,7 @@
     </w:tblPr>
     <w:tblStylePr w:type="firstRow">
       <w:rPr>
-        <w:rFonts w:asciiTheme="majorHAnsi" w:cstheme="majorBidi" w:eastAsiaTheme="majorEastAsia" w:hAnsiTheme="majorHAnsi"/>
+        <w:rFonts w:asciiTheme="majorHAnsi" w:cstheme="majorBidi" w:hAnsiTheme="majorHAnsi" w:eastAsia="黑体"/>
       </w:rPr>
       <w:tblPr/>
       <w:tcPr>
@@ -8525,6 +8897,7 @@
     </w:tblStylePr>
     <w:tblStylePr w:type="lastRow">
       <w:rPr>
+        <w:rFonts w:eastAsia="黑体"/>
         <w:b/>
         <w:bCs/>
         <w:color w:themeColor="text2" w:val="1F497D"/>
@@ -8539,12 +8912,14 @@
     </w:tblStylePr>
     <w:tblStylePr w:type="firstCol">
       <w:rPr>
+        <w:rFonts w:eastAsia="黑体"/>
         <w:b/>
         <w:bCs/>
       </w:rPr>
     </w:tblStylePr>
     <w:tblStylePr w:type="lastCol">
       <w:rPr>
+        <w:rFonts w:eastAsia="黑体"/>
         <w:b/>
         <w:bCs/>
       </w:rPr>
@@ -8578,6 +8953,7 @@
       <w:spacing w:after="0" w:line="240" w:lineRule="auto"/>
     </w:pPr>
     <w:rPr>
+      <w:rFonts w:eastAsia="黑体"/>
       <w:color w:themeColor="text1" w:val="000000"/>
     </w:rPr>
     <w:tblPr>
@@ -8597,7 +8973,7 @@
     </w:tblPr>
     <w:tblStylePr w:type="firstRow">
       <w:rPr>
-        <w:rFonts w:asciiTheme="majorHAnsi" w:cstheme="majorBidi" w:eastAsiaTheme="majorEastAsia" w:hAnsiTheme="majorHAnsi"/>
+        <w:rFonts w:asciiTheme="majorHAnsi" w:cstheme="majorBidi" w:hAnsiTheme="majorHAnsi" w:eastAsia="黑体"/>
       </w:rPr>
       <w:tblPr/>
       <w:tcPr>
@@ -8609,6 +8985,7 @@
     </w:tblStylePr>
     <w:tblStylePr w:type="lastRow">
       <w:rPr>
+        <w:rFonts w:eastAsia="黑体"/>
         <w:b/>
         <w:bCs/>
         <w:color w:themeColor="text2" w:val="1F497D"/>
@@ -8623,12 +9000,14 @@
     </w:tblStylePr>
     <w:tblStylePr w:type="firstCol">
       <w:rPr>
+        <w:rFonts w:eastAsia="黑体"/>
         <w:b/>
         <w:bCs/>
       </w:rPr>
     </w:tblStylePr>
     <w:tblStylePr w:type="lastCol">
       <w:rPr>
+        <w:rFonts w:eastAsia="黑体"/>
         <w:b/>
         <w:bCs/>
       </w:rPr>
@@ -8662,6 +9041,7 @@
       <w:spacing w:after="0" w:line="240" w:lineRule="auto"/>
     </w:pPr>
     <w:rPr>
+      <w:rFonts w:eastAsia="黑体"/>
       <w:color w:themeColor="text1" w:val="000000"/>
     </w:rPr>
     <w:tblPr>
@@ -8681,7 +9061,7 @@
     </w:tblPr>
     <w:tblStylePr w:type="firstRow">
       <w:rPr>
-        <w:rFonts w:asciiTheme="majorHAnsi" w:cstheme="majorBidi" w:eastAsiaTheme="majorEastAsia" w:hAnsiTheme="majorHAnsi"/>
+        <w:rFonts w:asciiTheme="majorHAnsi" w:cstheme="majorBidi" w:hAnsiTheme="majorHAnsi" w:eastAsia="黑体"/>
       </w:rPr>
       <w:tblPr/>
       <w:tcPr>
@@ -8693,6 +9073,7 @@
     </w:tblStylePr>
     <w:tblStylePr w:type="lastRow">
       <w:rPr>
+        <w:rFonts w:eastAsia="黑体"/>
         <w:b/>
         <w:bCs/>
         <w:color w:themeColor="text2" w:val="1F497D"/>
@@ -8707,12 +9088,14 @@
     </w:tblStylePr>
     <w:tblStylePr w:type="firstCol">
       <w:rPr>
+        <w:rFonts w:eastAsia="黑体"/>
         <w:b/>
         <w:bCs/>
       </w:rPr>
     </w:tblStylePr>
     <w:tblStylePr w:type="lastCol">
       <w:rPr>
+        <w:rFonts w:eastAsia="黑体"/>
         <w:b/>
         <w:bCs/>
       </w:rPr>
@@ -8746,6 +9129,7 @@
       <w:spacing w:after="0" w:line="240" w:lineRule="auto"/>
     </w:pPr>
     <w:rPr>
+      <w:rFonts w:eastAsia="黑体"/>
       <w:color w:themeColor="text1" w:val="000000"/>
     </w:rPr>
     <w:tblPr>
@@ -8765,7 +9149,7 @@
     </w:tblPr>
     <w:tblStylePr w:type="firstRow">
       <w:rPr>
-        <w:rFonts w:asciiTheme="majorHAnsi" w:cstheme="majorBidi" w:eastAsiaTheme="majorEastAsia" w:hAnsiTheme="majorHAnsi"/>
+        <w:rFonts w:asciiTheme="majorHAnsi" w:cstheme="majorBidi" w:hAnsiTheme="majorHAnsi" w:eastAsia="黑体"/>
       </w:rPr>
       <w:tblPr/>
       <w:tcPr>
@@ -8777,6 +9161,7 @@
     </w:tblStylePr>
     <w:tblStylePr w:type="lastRow">
       <w:rPr>
+        <w:rFonts w:eastAsia="黑体"/>
         <w:b/>
         <w:bCs/>
         <w:color w:themeColor="text2" w:val="1F497D"/>
@@ -8791,12 +9176,14 @@
     </w:tblStylePr>
     <w:tblStylePr w:type="firstCol">
       <w:rPr>
+        <w:rFonts w:eastAsia="黑体"/>
         <w:b/>
         <w:bCs/>
       </w:rPr>
     </w:tblStylePr>
     <w:tblStylePr w:type="lastCol">
       <w:rPr>
+        <w:rFonts w:eastAsia="黑体"/>
         <w:b/>
         <w:bCs/>
       </w:rPr>
@@ -8830,7 +9217,7 @@
       <w:spacing w:after="0" w:line="240" w:lineRule="auto"/>
     </w:pPr>
     <w:rPr>
-      <w:rFonts w:asciiTheme="majorHAnsi" w:cstheme="majorBidi" w:eastAsiaTheme="majorEastAsia" w:hAnsiTheme="majorHAnsi"/>
+      <w:rFonts w:asciiTheme="majorHAnsi" w:cstheme="majorBidi" w:hAnsiTheme="majorHAnsi" w:eastAsia="黑体"/>
       <w:color w:themeColor="text1" w:val="000000"/>
     </w:rPr>
     <w:tblPr>
@@ -8852,6 +9239,7 @@
     </w:tblPr>
     <w:tblStylePr w:type="firstRow">
       <w:rPr>
+        <w:rFonts w:eastAsia="黑体"/>
         <w:sz w:val="24"/>
         <w:szCs w:val="24"/>
       </w:rPr>
@@ -8958,7 +9346,7 @@
       <w:spacing w:after="0" w:line="240" w:lineRule="auto"/>
     </w:pPr>
     <w:rPr>
-      <w:rFonts w:asciiTheme="majorHAnsi" w:cstheme="majorBidi" w:eastAsiaTheme="majorEastAsia" w:hAnsiTheme="majorHAnsi"/>
+      <w:rFonts w:asciiTheme="majorHAnsi" w:cstheme="majorBidi" w:hAnsiTheme="majorHAnsi" w:eastAsia="黑体"/>
       <w:color w:themeColor="text1" w:val="000000"/>
     </w:rPr>
     <w:tblPr>
@@ -8980,6 +9368,7 @@
     </w:tblPr>
     <w:tblStylePr w:type="firstRow">
       <w:rPr>
+        <w:rFonts w:eastAsia="黑体"/>
         <w:sz w:val="24"/>
         <w:szCs w:val="24"/>
       </w:rPr>
@@ -9086,7 +9475,7 @@
       <w:spacing w:after="0" w:line="240" w:lineRule="auto"/>
     </w:pPr>
     <w:rPr>
-      <w:rFonts w:asciiTheme="majorHAnsi" w:cstheme="majorBidi" w:eastAsiaTheme="majorEastAsia" w:hAnsiTheme="majorHAnsi"/>
+      <w:rFonts w:asciiTheme="majorHAnsi" w:cstheme="majorBidi" w:hAnsiTheme="majorHAnsi" w:eastAsia="黑体"/>
       <w:color w:themeColor="text1" w:val="000000"/>
     </w:rPr>
     <w:tblPr>
@@ -9108,6 +9497,7 @@
     </w:tblPr>
     <w:tblStylePr w:type="firstRow">
       <w:rPr>
+        <w:rFonts w:eastAsia="黑体"/>
         <w:sz w:val="24"/>
         <w:szCs w:val="24"/>
       </w:rPr>
@@ -9214,7 +9604,7 @@
       <w:spacing w:after="0" w:line="240" w:lineRule="auto"/>
     </w:pPr>
     <w:rPr>
-      <w:rFonts w:asciiTheme="majorHAnsi" w:cstheme="majorBidi" w:eastAsiaTheme="majorEastAsia" w:hAnsiTheme="majorHAnsi"/>
+      <w:rFonts w:asciiTheme="majorHAnsi" w:cstheme="majorBidi" w:hAnsiTheme="majorHAnsi" w:eastAsia="黑体"/>
       <w:color w:themeColor="text1" w:val="000000"/>
     </w:rPr>
     <w:tblPr>
@@ -9236,6 +9626,7 @@
     </w:tblPr>
     <w:tblStylePr w:type="firstRow">
       <w:rPr>
+        <w:rFonts w:eastAsia="黑体"/>
         <w:sz w:val="24"/>
         <w:szCs w:val="24"/>
       </w:rPr>
@@ -9342,7 +9733,7 @@
       <w:spacing w:after="0" w:line="240" w:lineRule="auto"/>
     </w:pPr>
     <w:rPr>
-      <w:rFonts w:asciiTheme="majorHAnsi" w:cstheme="majorBidi" w:eastAsiaTheme="majorEastAsia" w:hAnsiTheme="majorHAnsi"/>
+      <w:rFonts w:asciiTheme="majorHAnsi" w:cstheme="majorBidi" w:hAnsiTheme="majorHAnsi" w:eastAsia="黑体"/>
       <w:color w:themeColor="text1" w:val="000000"/>
     </w:rPr>
     <w:tblPr>
@@ -9364,6 +9755,7 @@
     </w:tblPr>
     <w:tblStylePr w:type="firstRow">
       <w:rPr>
+        <w:rFonts w:eastAsia="黑体"/>
         <w:sz w:val="24"/>
         <w:szCs w:val="24"/>
       </w:rPr>
@@ -9470,7 +9862,7 @@
       <w:spacing w:after="0" w:line="240" w:lineRule="auto"/>
     </w:pPr>
     <w:rPr>
-      <w:rFonts w:asciiTheme="majorHAnsi" w:cstheme="majorBidi" w:eastAsiaTheme="majorEastAsia" w:hAnsiTheme="majorHAnsi"/>
+      <w:rFonts w:asciiTheme="majorHAnsi" w:cstheme="majorBidi" w:hAnsiTheme="majorHAnsi" w:eastAsia="黑体"/>
       <w:color w:themeColor="text1" w:val="000000"/>
     </w:rPr>
     <w:tblPr>
@@ -9492,6 +9884,7 @@
     </w:tblPr>
     <w:tblStylePr w:type="firstRow">
       <w:rPr>
+        <w:rFonts w:eastAsia="黑体"/>
         <w:sz w:val="24"/>
         <w:szCs w:val="24"/>
       </w:rPr>
@@ -9598,7 +9991,7 @@
       <w:spacing w:after="0" w:line="240" w:lineRule="auto"/>
     </w:pPr>
     <w:rPr>
-      <w:rFonts w:asciiTheme="majorHAnsi" w:cstheme="majorBidi" w:eastAsiaTheme="majorEastAsia" w:hAnsiTheme="majorHAnsi"/>
+      <w:rFonts w:asciiTheme="majorHAnsi" w:cstheme="majorBidi" w:hAnsiTheme="majorHAnsi" w:eastAsia="黑体"/>
       <w:color w:themeColor="text1" w:val="000000"/>
     </w:rPr>
     <w:tblPr>
@@ -9620,6 +10013,7 @@
     </w:tblPr>
     <w:tblStylePr w:type="firstRow">
       <w:rPr>
+        <w:rFonts w:eastAsia="黑体"/>
         <w:sz w:val="24"/>
         <w:szCs w:val="24"/>
       </w:rPr>
@@ -9749,12 +10143,14 @@
     </w:tcPr>
     <w:tblStylePr w:type="firstRow">
       <w:rPr>
+        <w:rFonts w:eastAsia="黑体"/>
         <w:b/>
         <w:bCs/>
       </w:rPr>
     </w:tblStylePr>
     <w:tblStylePr w:type="lastRow">
       <w:rPr>
+        <w:rFonts w:eastAsia="黑体"/>
         <w:b/>
         <w:bCs/>
       </w:rPr>
@@ -9767,12 +10163,14 @@
     </w:tblStylePr>
     <w:tblStylePr w:type="firstCol">
       <w:rPr>
+        <w:rFonts w:eastAsia="黑体"/>
         <w:b/>
         <w:bCs/>
       </w:rPr>
     </w:tblStylePr>
     <w:tblStylePr w:type="lastCol">
       <w:rPr>
+        <w:rFonts w:eastAsia="黑体"/>
         <w:b/>
         <w:bCs/>
       </w:rPr>
@@ -9822,12 +10220,14 @@
     </w:tcPr>
     <w:tblStylePr w:type="firstRow">
       <w:rPr>
+        <w:rFonts w:eastAsia="黑体"/>
         <w:b/>
         <w:bCs/>
       </w:rPr>
     </w:tblStylePr>
     <w:tblStylePr w:type="lastRow">
       <w:rPr>
+        <w:rFonts w:eastAsia="黑体"/>
         <w:b/>
         <w:bCs/>
       </w:rPr>
@@ -9840,12 +10240,14 @@
     </w:tblStylePr>
     <w:tblStylePr w:type="firstCol">
       <w:rPr>
+        <w:rFonts w:eastAsia="黑体"/>
         <w:b/>
         <w:bCs/>
       </w:rPr>
     </w:tblStylePr>
     <w:tblStylePr w:type="lastCol">
       <w:rPr>
+        <w:rFonts w:eastAsia="黑体"/>
         <w:b/>
         <w:bCs/>
       </w:rPr>
@@ -9895,12 +10297,14 @@
     </w:tcPr>
     <w:tblStylePr w:type="firstRow">
       <w:rPr>
+        <w:rFonts w:eastAsia="黑体"/>
         <w:b/>
         <w:bCs/>
       </w:rPr>
     </w:tblStylePr>
     <w:tblStylePr w:type="lastRow">
       <w:rPr>
+        <w:rFonts w:eastAsia="黑体"/>
         <w:b/>
         <w:bCs/>
       </w:rPr>
@@ -9913,12 +10317,14 @@
     </w:tblStylePr>
     <w:tblStylePr w:type="firstCol">
       <w:rPr>
+        <w:rFonts w:eastAsia="黑体"/>
         <w:b/>
         <w:bCs/>
       </w:rPr>
     </w:tblStylePr>
     <w:tblStylePr w:type="lastCol">
       <w:rPr>
+        <w:rFonts w:eastAsia="黑体"/>
         <w:b/>
         <w:bCs/>
       </w:rPr>
@@ -9968,12 +10374,14 @@
     </w:tcPr>
     <w:tblStylePr w:type="firstRow">
       <w:rPr>
+        <w:rFonts w:eastAsia="黑体"/>
         <w:b/>
         <w:bCs/>
       </w:rPr>
     </w:tblStylePr>
     <w:tblStylePr w:type="lastRow">
       <w:rPr>
+        <w:rFonts w:eastAsia="黑体"/>
         <w:b/>
         <w:bCs/>
       </w:rPr>
@@ -9986,12 +10394,14 @@
     </w:tblStylePr>
     <w:tblStylePr w:type="firstCol">
       <w:rPr>
+        <w:rFonts w:eastAsia="黑体"/>
         <w:b/>
         <w:bCs/>
       </w:rPr>
     </w:tblStylePr>
     <w:tblStylePr w:type="lastCol">
       <w:rPr>
+        <w:rFonts w:eastAsia="黑体"/>
         <w:b/>
         <w:bCs/>
       </w:rPr>
@@ -10041,12 +10451,14 @@
     </w:tcPr>
     <w:tblStylePr w:type="firstRow">
       <w:rPr>
+        <w:rFonts w:eastAsia="黑体"/>
         <w:b/>
         <w:bCs/>
       </w:rPr>
     </w:tblStylePr>
     <w:tblStylePr w:type="lastRow">
       <w:rPr>
+        <w:rFonts w:eastAsia="黑体"/>
         <w:b/>
         <w:bCs/>
       </w:rPr>
@@ -10059,12 +10471,14 @@
     </w:tblStylePr>
     <w:tblStylePr w:type="firstCol">
       <w:rPr>
+        <w:rFonts w:eastAsia="黑体"/>
         <w:b/>
         <w:bCs/>
       </w:rPr>
     </w:tblStylePr>
     <w:tblStylePr w:type="lastCol">
       <w:rPr>
+        <w:rFonts w:eastAsia="黑体"/>
         <w:b/>
         <w:bCs/>
       </w:rPr>
@@ -10114,12 +10528,14 @@
     </w:tcPr>
     <w:tblStylePr w:type="firstRow">
       <w:rPr>
+        <w:rFonts w:eastAsia="黑体"/>
         <w:b/>
         <w:bCs/>
       </w:rPr>
     </w:tblStylePr>
     <w:tblStylePr w:type="lastRow">
       <w:rPr>
+        <w:rFonts w:eastAsia="黑体"/>
         <w:b/>
         <w:bCs/>
       </w:rPr>
@@ -10132,12 +10548,14 @@
     </w:tblStylePr>
     <w:tblStylePr w:type="firstCol">
       <w:rPr>
+        <w:rFonts w:eastAsia="黑体"/>
         <w:b/>
         <w:bCs/>
       </w:rPr>
     </w:tblStylePr>
     <w:tblStylePr w:type="lastCol">
       <w:rPr>
+        <w:rFonts w:eastAsia="黑体"/>
         <w:b/>
         <w:bCs/>
       </w:rPr>
@@ -10187,12 +10605,14 @@
     </w:tcPr>
     <w:tblStylePr w:type="firstRow">
       <w:rPr>
+        <w:rFonts w:eastAsia="黑体"/>
         <w:b/>
         <w:bCs/>
       </w:rPr>
     </w:tblStylePr>
     <w:tblStylePr w:type="lastRow">
       <w:rPr>
+        <w:rFonts w:eastAsia="黑体"/>
         <w:b/>
         <w:bCs/>
       </w:rPr>
@@ -10205,12 +10625,14 @@
     </w:tblStylePr>
     <w:tblStylePr w:type="firstCol">
       <w:rPr>
+        <w:rFonts w:eastAsia="黑体"/>
         <w:b/>
         <w:bCs/>
       </w:rPr>
     </w:tblStylePr>
     <w:tblStylePr w:type="lastCol">
       <w:rPr>
+        <w:rFonts w:eastAsia="黑体"/>
         <w:b/>
         <w:bCs/>
       </w:rPr>
@@ -10237,7 +10659,7 @@
       <w:spacing w:after="0" w:line="240" w:lineRule="auto"/>
     </w:pPr>
     <w:rPr>
-      <w:rFonts w:asciiTheme="majorHAnsi" w:cstheme="majorBidi" w:eastAsiaTheme="majorEastAsia" w:hAnsiTheme="majorHAnsi"/>
+      <w:rFonts w:asciiTheme="majorHAnsi" w:cstheme="majorBidi" w:hAnsiTheme="majorHAnsi" w:eastAsia="黑体"/>
       <w:color w:themeColor="text1" w:val="000000"/>
     </w:rPr>
     <w:tblPr>
@@ -10264,6 +10686,7 @@
     </w:tcPr>
     <w:tblStylePr w:type="firstRow">
       <w:rPr>
+        <w:rFonts w:eastAsia="黑体"/>
         <w:b/>
         <w:bCs/>
         <w:color w:themeColor="text1" w:val="000000"/>
@@ -10275,6 +10698,7 @@
     </w:tblStylePr>
     <w:tblStylePr w:type="lastRow">
       <w:rPr>
+        <w:rFonts w:eastAsia="黑体"/>
         <w:b/>
         <w:bCs/>
         <w:color w:themeColor="text1" w:val="000000"/>
@@ -10294,6 +10718,7 @@
     </w:tblStylePr>
     <w:tblStylePr w:type="firstCol">
       <w:rPr>
+        <w:rFonts w:eastAsia="黑体"/>
         <w:b/>
         <w:bCs/>
         <w:color w:themeColor="text1" w:val="000000"/>
@@ -10313,6 +10738,7 @@
     </w:tblStylePr>
     <w:tblStylePr w:type="lastCol">
       <w:rPr>
+        <w:rFonts w:eastAsia="黑体"/>
         <w:b w:val="0"/>
         <w:bCs w:val="0"/>
         <w:color w:themeColor="text1" w:val="000000"/>
@@ -10362,7 +10788,7 @@
       <w:spacing w:after="0" w:line="240" w:lineRule="auto"/>
     </w:pPr>
     <w:rPr>
-      <w:rFonts w:asciiTheme="majorHAnsi" w:cstheme="majorBidi" w:eastAsiaTheme="majorEastAsia" w:hAnsiTheme="majorHAnsi"/>
+      <w:rFonts w:asciiTheme="majorHAnsi" w:cstheme="majorBidi" w:hAnsiTheme="majorHAnsi" w:eastAsia="黑体"/>
       <w:color w:themeColor="text1" w:val="000000"/>
     </w:rPr>
     <w:tblPr>
@@ -10389,6 +10815,7 @@
     </w:tcPr>
     <w:tblStylePr w:type="firstRow">
       <w:rPr>
+        <w:rFonts w:eastAsia="黑体"/>
         <w:b/>
         <w:bCs/>
         <w:color w:themeColor="text1" w:val="000000"/>
@@ -10400,6 +10827,7 @@
     </w:tblStylePr>
     <w:tblStylePr w:type="lastRow">
       <w:rPr>
+        <w:rFonts w:eastAsia="黑体"/>
         <w:b/>
         <w:bCs/>
         <w:color w:themeColor="text1" w:val="000000"/>
@@ -10419,6 +10847,7 @@
     </w:tblStylePr>
     <w:tblStylePr w:type="firstCol">
       <w:rPr>
+        <w:rFonts w:eastAsia="黑体"/>
         <w:b/>
         <w:bCs/>
         <w:color w:themeColor="text1" w:val="000000"/>
@@ -10438,6 +10867,7 @@
     </w:tblStylePr>
     <w:tblStylePr w:type="lastCol">
       <w:rPr>
+        <w:rFonts w:eastAsia="黑体"/>
         <w:b w:val="0"/>
         <w:bCs w:val="0"/>
         <w:color w:themeColor="text1" w:val="000000"/>
@@ -10487,7 +10917,7 @@
       <w:spacing w:after="0" w:line="240" w:lineRule="auto"/>
     </w:pPr>
     <w:rPr>
-      <w:rFonts w:asciiTheme="majorHAnsi" w:cstheme="majorBidi" w:eastAsiaTheme="majorEastAsia" w:hAnsiTheme="majorHAnsi"/>
+      <w:rFonts w:asciiTheme="majorHAnsi" w:cstheme="majorBidi" w:hAnsiTheme="majorHAnsi" w:eastAsia="黑体"/>
       <w:color w:themeColor="text1" w:val="000000"/>
     </w:rPr>
     <w:tblPr>
@@ -10514,6 +10944,7 @@
     </w:tcPr>
     <w:tblStylePr w:type="firstRow">
       <w:rPr>
+        <w:rFonts w:eastAsia="黑体"/>
         <w:b/>
         <w:bCs/>
         <w:color w:themeColor="text1" w:val="000000"/>
@@ -10525,6 +10956,7 @@
     </w:tblStylePr>
     <w:tblStylePr w:type="lastRow">
       <w:rPr>
+        <w:rFonts w:eastAsia="黑体"/>
         <w:b/>
         <w:bCs/>
         <w:color w:themeColor="text1" w:val="000000"/>
@@ -10544,6 +10976,7 @@
     </w:tblStylePr>
     <w:tblStylePr w:type="firstCol">
       <w:rPr>
+        <w:rFonts w:eastAsia="黑体"/>
         <w:b/>
         <w:bCs/>
         <w:color w:themeColor="text1" w:val="000000"/>
@@ -10563,6 +10996,7 @@
     </w:tblStylePr>
     <w:tblStylePr w:type="lastCol">
       <w:rPr>
+        <w:rFonts w:eastAsia="黑体"/>
         <w:b w:val="0"/>
         <w:bCs w:val="0"/>
         <w:color w:themeColor="text1" w:val="000000"/>
@@ -10612,7 +11046,7 @@
       <w:spacing w:after="0" w:line="240" w:lineRule="auto"/>
     </w:pPr>
     <w:rPr>
-      <w:rFonts w:asciiTheme="majorHAnsi" w:cstheme="majorBidi" w:eastAsiaTheme="majorEastAsia" w:hAnsiTheme="majorHAnsi"/>
+      <w:rFonts w:asciiTheme="majorHAnsi" w:cstheme="majorBidi" w:hAnsiTheme="majorHAnsi" w:eastAsia="黑体"/>
       <w:color w:themeColor="text1" w:val="000000"/>
     </w:rPr>
     <w:tblPr>
@@ -10639,6 +11073,7 @@
     </w:tcPr>
     <w:tblStylePr w:type="firstRow">
       <w:rPr>
+        <w:rFonts w:eastAsia="黑体"/>
         <w:b/>
         <w:bCs/>
         <w:color w:themeColor="text1" w:val="000000"/>
@@ -10650,6 +11085,7 @@
     </w:tblStylePr>
     <w:tblStylePr w:type="lastRow">
       <w:rPr>
+        <w:rFonts w:eastAsia="黑体"/>
         <w:b/>
         <w:bCs/>
         <w:color w:themeColor="text1" w:val="000000"/>
@@ -10669,6 +11105,7 @@
     </w:tblStylePr>
     <w:tblStylePr w:type="firstCol">
       <w:rPr>
+        <w:rFonts w:eastAsia="黑体"/>
         <w:b/>
         <w:bCs/>
         <w:color w:themeColor="text1" w:val="000000"/>
@@ -10688,6 +11125,7 @@
     </w:tblStylePr>
     <w:tblStylePr w:type="lastCol">
       <w:rPr>
+        <w:rFonts w:eastAsia="黑体"/>
         <w:b w:val="0"/>
         <w:bCs w:val="0"/>
         <w:color w:themeColor="text1" w:val="000000"/>
@@ -10737,7 +11175,7 @@
       <w:spacing w:after="0" w:line="240" w:lineRule="auto"/>
     </w:pPr>
     <w:rPr>
-      <w:rFonts w:asciiTheme="majorHAnsi" w:cstheme="majorBidi" w:eastAsiaTheme="majorEastAsia" w:hAnsiTheme="majorHAnsi"/>
+      <w:rFonts w:asciiTheme="majorHAnsi" w:cstheme="majorBidi" w:hAnsiTheme="majorHAnsi" w:eastAsia="黑体"/>
       <w:color w:themeColor="text1" w:val="000000"/>
     </w:rPr>
     <w:tblPr>
@@ -10764,6 +11202,7 @@
     </w:tcPr>
     <w:tblStylePr w:type="firstRow">
       <w:rPr>
+        <w:rFonts w:eastAsia="黑体"/>
         <w:b/>
         <w:bCs/>
         <w:color w:themeColor="text1" w:val="000000"/>
@@ -10775,6 +11214,7 @@
     </w:tblStylePr>
     <w:tblStylePr w:type="lastRow">
       <w:rPr>
+        <w:rFonts w:eastAsia="黑体"/>
         <w:b/>
         <w:bCs/>
         <w:color w:themeColor="text1" w:val="000000"/>
@@ -10794,6 +11234,7 @@
     </w:tblStylePr>
     <w:tblStylePr w:type="firstCol">
       <w:rPr>
+        <w:rFonts w:eastAsia="黑体"/>
         <w:b/>
         <w:bCs/>
         <w:color w:themeColor="text1" w:val="000000"/>
@@ -10813,6 +11254,7 @@
     </w:tblStylePr>
     <w:tblStylePr w:type="lastCol">
       <w:rPr>
+        <w:rFonts w:eastAsia="黑体"/>
         <w:b w:val="0"/>
         <w:bCs w:val="0"/>
         <w:color w:themeColor="text1" w:val="000000"/>
@@ -10862,7 +11304,7 @@
       <w:spacing w:after="0" w:line="240" w:lineRule="auto"/>
     </w:pPr>
     <w:rPr>
-      <w:rFonts w:asciiTheme="majorHAnsi" w:cstheme="majorBidi" w:eastAsiaTheme="majorEastAsia" w:hAnsiTheme="majorHAnsi"/>
+      <w:rFonts w:asciiTheme="majorHAnsi" w:cstheme="majorBidi" w:hAnsiTheme="majorHAnsi" w:eastAsia="黑体"/>
       <w:color w:themeColor="text1" w:val="000000"/>
     </w:rPr>
     <w:tblPr>
@@ -10889,6 +11331,7 @@
     </w:tcPr>
     <w:tblStylePr w:type="firstRow">
       <w:rPr>
+        <w:rFonts w:eastAsia="黑体"/>
         <w:b/>
         <w:bCs/>
         <w:color w:themeColor="text1" w:val="000000"/>
@@ -10900,6 +11343,7 @@
     </w:tblStylePr>
     <w:tblStylePr w:type="lastRow">
       <w:rPr>
+        <w:rFonts w:eastAsia="黑体"/>
         <w:b/>
         <w:bCs/>
         <w:color w:themeColor="text1" w:val="000000"/>
@@ -10919,6 +11363,7 @@
     </w:tblStylePr>
     <w:tblStylePr w:type="firstCol">
       <w:rPr>
+        <w:rFonts w:eastAsia="黑体"/>
         <w:b/>
         <w:bCs/>
         <w:color w:themeColor="text1" w:val="000000"/>
@@ -10938,6 +11383,7 @@
     </w:tblStylePr>
     <w:tblStylePr w:type="lastCol">
       <w:rPr>
+        <w:rFonts w:eastAsia="黑体"/>
         <w:b w:val="0"/>
         <w:bCs w:val="0"/>
         <w:color w:themeColor="text1" w:val="000000"/>
@@ -10987,7 +11433,7 @@
       <w:spacing w:after="0" w:line="240" w:lineRule="auto"/>
     </w:pPr>
     <w:rPr>
-      <w:rFonts w:asciiTheme="majorHAnsi" w:cstheme="majorBidi" w:eastAsiaTheme="majorEastAsia" w:hAnsiTheme="majorHAnsi"/>
+      <w:rFonts w:asciiTheme="majorHAnsi" w:cstheme="majorBidi" w:hAnsiTheme="majorHAnsi" w:eastAsia="黑体"/>
       <w:color w:themeColor="text1" w:val="000000"/>
     </w:rPr>
     <w:tblPr>
@@ -11014,6 +11460,7 @@
     </w:tcPr>
     <w:tblStylePr w:type="firstRow">
       <w:rPr>
+        <w:rFonts w:eastAsia="黑体"/>
         <w:b/>
         <w:bCs/>
         <w:color w:themeColor="text1" w:val="000000"/>
@@ -11025,6 +11472,7 @@
     </w:tblStylePr>
     <w:tblStylePr w:type="lastRow">
       <w:rPr>
+        <w:rFonts w:eastAsia="黑体"/>
         <w:b/>
         <w:bCs/>
         <w:color w:themeColor="text1" w:val="000000"/>
@@ -11044,6 +11492,7 @@
     </w:tblStylePr>
     <w:tblStylePr w:type="firstCol">
       <w:rPr>
+        <w:rFonts w:eastAsia="黑体"/>
         <w:b/>
         <w:bCs/>
         <w:color w:themeColor="text1" w:val="000000"/>
@@ -11063,6 +11512,7 @@
     </w:tblStylePr>
     <w:tblStylePr w:type="lastCol">
       <w:rPr>
+        <w:rFonts w:eastAsia="黑体"/>
         <w:b w:val="0"/>
         <w:bCs w:val="0"/>
         <w:color w:themeColor="text1" w:val="000000"/>
@@ -11135,6 +11585,7 @@
     </w:tcPr>
     <w:tblStylePr w:type="firstRow">
       <w:rPr>
+        <w:rFonts w:eastAsia="黑体"/>
         <w:b/>
         <w:bCs/>
         <w:i w:val="0"/>
@@ -11156,6 +11607,7 @@
     </w:tblStylePr>
     <w:tblStylePr w:type="lastRow">
       <w:rPr>
+        <w:rFonts w:eastAsia="黑体"/>
         <w:b/>
         <w:bCs/>
         <w:i w:val="0"/>
@@ -11177,6 +11629,7 @@
     </w:tblStylePr>
     <w:tblStylePr w:type="firstCol">
       <w:rPr>
+        <w:rFonts w:eastAsia="黑体"/>
         <w:b/>
         <w:bCs/>
         <w:i w:val="0"/>
@@ -11196,6 +11649,7 @@
     </w:tblStylePr>
     <w:tblStylePr w:type="lastCol">
       <w:rPr>
+        <w:rFonts w:eastAsia="黑体"/>
         <w:b/>
         <w:bCs/>
         <w:i w:val="0"/>
@@ -11276,6 +11730,7 @@
     </w:tcPr>
     <w:tblStylePr w:type="firstRow">
       <w:rPr>
+        <w:rFonts w:eastAsia="黑体"/>
         <w:b/>
         <w:bCs/>
         <w:i w:val="0"/>
@@ -11297,6 +11752,7 @@
     </w:tblStylePr>
     <w:tblStylePr w:type="lastRow">
       <w:rPr>
+        <w:rFonts w:eastAsia="黑体"/>
         <w:b/>
         <w:bCs/>
         <w:i w:val="0"/>
@@ -11318,6 +11774,7 @@
     </w:tblStylePr>
     <w:tblStylePr w:type="firstCol">
       <w:rPr>
+        <w:rFonts w:eastAsia="黑体"/>
         <w:b/>
         <w:bCs/>
         <w:i w:val="0"/>
@@ -11337,6 +11794,7 @@
     </w:tblStylePr>
     <w:tblStylePr w:type="lastCol">
       <w:rPr>
+        <w:rFonts w:eastAsia="黑体"/>
         <w:b/>
         <w:bCs/>
         <w:i w:val="0"/>
@@ -11417,6 +11875,7 @@
     </w:tcPr>
     <w:tblStylePr w:type="firstRow">
       <w:rPr>
+        <w:rFonts w:eastAsia="黑体"/>
         <w:b/>
         <w:bCs/>
         <w:i w:val="0"/>
@@ -11438,6 +11897,7 @@
     </w:tblStylePr>
     <w:tblStylePr w:type="lastRow">
       <w:rPr>
+        <w:rFonts w:eastAsia="黑体"/>
         <w:b/>
         <w:bCs/>
         <w:i w:val="0"/>
@@ -11459,6 +11919,7 @@
     </w:tblStylePr>
     <w:tblStylePr w:type="firstCol">
       <w:rPr>
+        <w:rFonts w:eastAsia="黑体"/>
         <w:b/>
         <w:bCs/>
         <w:i w:val="0"/>
@@ -11478,6 +11939,7 @@
     </w:tblStylePr>
     <w:tblStylePr w:type="lastCol">
       <w:rPr>
+        <w:rFonts w:eastAsia="黑体"/>
         <w:b/>
         <w:bCs/>
         <w:i w:val="0"/>
@@ -11558,6 +12020,7 @@
     </w:tcPr>
     <w:tblStylePr w:type="firstRow">
       <w:rPr>
+        <w:rFonts w:eastAsia="黑体"/>
         <w:b/>
         <w:bCs/>
         <w:i w:val="0"/>
@@ -11579,6 +12042,7 @@
     </w:tblStylePr>
     <w:tblStylePr w:type="lastRow">
       <w:rPr>
+        <w:rFonts w:eastAsia="黑体"/>
         <w:b/>
         <w:bCs/>
         <w:i w:val="0"/>
@@ -11600,6 +12064,7 @@
     </w:tblStylePr>
     <w:tblStylePr w:type="firstCol">
       <w:rPr>
+        <w:rFonts w:eastAsia="黑体"/>
         <w:b/>
         <w:bCs/>
         <w:i w:val="0"/>
@@ -11619,6 +12084,7 @@
     </w:tblStylePr>
     <w:tblStylePr w:type="lastCol">
       <w:rPr>
+        <w:rFonts w:eastAsia="黑体"/>
         <w:b/>
         <w:bCs/>
         <w:i w:val="0"/>
@@ -11699,6 +12165,7 @@
     </w:tcPr>
     <w:tblStylePr w:type="firstRow">
       <w:rPr>
+        <w:rFonts w:eastAsia="黑体"/>
         <w:b/>
         <w:bCs/>
         <w:i w:val="0"/>
@@ -11720,6 +12187,7 @@
     </w:tblStylePr>
     <w:tblStylePr w:type="lastRow">
       <w:rPr>
+        <w:rFonts w:eastAsia="黑体"/>
         <w:b/>
         <w:bCs/>
         <w:i w:val="0"/>
@@ -11741,6 +12209,7 @@
     </w:tblStylePr>
     <w:tblStylePr w:type="firstCol">
       <w:rPr>
+        <w:rFonts w:eastAsia="黑体"/>
         <w:b/>
         <w:bCs/>
         <w:i w:val="0"/>
@@ -11760,6 +12229,7 @@
     </w:tblStylePr>
     <w:tblStylePr w:type="lastCol">
       <w:rPr>
+        <w:rFonts w:eastAsia="黑体"/>
         <w:b/>
         <w:bCs/>
         <w:i w:val="0"/>
@@ -11840,6 +12310,7 @@
     </w:tcPr>
     <w:tblStylePr w:type="firstRow">
       <w:rPr>
+        <w:rFonts w:eastAsia="黑体"/>
         <w:b/>
         <w:bCs/>
         <w:i w:val="0"/>
@@ -11861,6 +12332,7 @@
     </w:tblStylePr>
     <w:tblStylePr w:type="lastRow">
       <w:rPr>
+        <w:rFonts w:eastAsia="黑体"/>
         <w:b/>
         <w:bCs/>
         <w:i w:val="0"/>
@@ -11882,6 +12354,7 @@
     </w:tblStylePr>
     <w:tblStylePr w:type="firstCol">
       <w:rPr>
+        <w:rFonts w:eastAsia="黑体"/>
         <w:b/>
         <w:bCs/>
         <w:i w:val="0"/>
@@ -11901,6 +12374,7 @@
     </w:tblStylePr>
     <w:tblStylePr w:type="lastCol">
       <w:rPr>
+        <w:rFonts w:eastAsia="黑体"/>
         <w:b/>
         <w:bCs/>
         <w:i w:val="0"/>
@@ -11981,6 +12455,7 @@
     </w:tcPr>
     <w:tblStylePr w:type="firstRow">
       <w:rPr>
+        <w:rFonts w:eastAsia="黑体"/>
         <w:b/>
         <w:bCs/>
         <w:i w:val="0"/>
@@ -12002,6 +12477,7 @@
     </w:tblStylePr>
     <w:tblStylePr w:type="lastRow">
       <w:rPr>
+        <w:rFonts w:eastAsia="黑体"/>
         <w:b/>
         <w:bCs/>
         <w:i w:val="0"/>
@@ -12023,6 +12499,7 @@
     </w:tblStylePr>
     <w:tblStylePr w:type="firstCol">
       <w:rPr>
+        <w:rFonts w:eastAsia="黑体"/>
         <w:b/>
         <w:bCs/>
         <w:i w:val="0"/>
@@ -12042,6 +12519,7 @@
     </w:tblStylePr>
     <w:tblStylePr w:type="lastCol">
       <w:rPr>
+        <w:rFonts w:eastAsia="黑体"/>
         <w:b/>
         <w:bCs/>
         <w:i w:val="0"/>
@@ -12099,6 +12577,7 @@
       <w:spacing w:after="0" w:line="240" w:lineRule="auto"/>
     </w:pPr>
     <w:rPr>
+      <w:rFonts w:eastAsia="黑体"/>
       <w:color w:themeColor="background1" w:val="FFFFFF"/>
     </w:rPr>
     <w:tblPr>
@@ -12117,6 +12596,7 @@
     </w:tcPr>
     <w:tblStylePr w:type="firstRow">
       <w:rPr>
+        <w:rFonts w:eastAsia="黑体"/>
         <w:b/>
         <w:bCs/>
       </w:rPr>
@@ -12213,6 +12693,7 @@
       <w:spacing w:after="0" w:line="240" w:lineRule="auto"/>
     </w:pPr>
     <w:rPr>
+      <w:rFonts w:eastAsia="黑体"/>
       <w:color w:themeColor="background1" w:val="FFFFFF"/>
     </w:rPr>
     <w:tblPr>
@@ -12231,6 +12712,7 @@
     </w:tcPr>
     <w:tblStylePr w:type="firstRow">
       <w:rPr>
+        <w:rFonts w:eastAsia="黑体"/>
         <w:b/>
         <w:bCs/>
       </w:rPr>
@@ -12327,6 +12809,7 @@
       <w:spacing w:after="0" w:line="240" w:lineRule="auto"/>
     </w:pPr>
     <w:rPr>
+      <w:rFonts w:eastAsia="黑体"/>
       <w:color w:themeColor="background1" w:val="FFFFFF"/>
     </w:rPr>
     <w:tblPr>
@@ -12345,6 +12828,7 @@
     </w:tcPr>
     <w:tblStylePr w:type="firstRow">
       <w:rPr>
+        <w:rFonts w:eastAsia="黑体"/>
         <w:b/>
         <w:bCs/>
       </w:rPr>
@@ -12441,6 +12925,7 @@
       <w:spacing w:after="0" w:line="240" w:lineRule="auto"/>
     </w:pPr>
     <w:rPr>
+      <w:rFonts w:eastAsia="黑体"/>
       <w:color w:themeColor="background1" w:val="FFFFFF"/>
     </w:rPr>
     <w:tblPr>
@@ -12459,6 +12944,7 @@
     </w:tcPr>
     <w:tblStylePr w:type="firstRow">
       <w:rPr>
+        <w:rFonts w:eastAsia="黑体"/>
         <w:b/>
         <w:bCs/>
       </w:rPr>
@@ -12555,6 +13041,7 @@
       <w:spacing w:after="0" w:line="240" w:lineRule="auto"/>
     </w:pPr>
     <w:rPr>
+      <w:rFonts w:eastAsia="黑体"/>
       <w:color w:themeColor="background1" w:val="FFFFFF"/>
     </w:rPr>
     <w:tblPr>
@@ -12573,6 +13060,7 @@
     </w:tcPr>
     <w:tblStylePr w:type="firstRow">
       <w:rPr>
+        <w:rFonts w:eastAsia="黑体"/>
         <w:b/>
         <w:bCs/>
       </w:rPr>
@@ -12669,6 +13157,7 @@
       <w:spacing w:after="0" w:line="240" w:lineRule="auto"/>
     </w:pPr>
     <w:rPr>
+      <w:rFonts w:eastAsia="黑体"/>
       <w:color w:themeColor="background1" w:val="FFFFFF"/>
     </w:rPr>
     <w:tblPr>
@@ -12687,6 +13176,7 @@
     </w:tcPr>
     <w:tblStylePr w:type="firstRow">
       <w:rPr>
+        <w:rFonts w:eastAsia="黑体"/>
         <w:b/>
         <w:bCs/>
       </w:rPr>
@@ -12783,6 +13273,7 @@
       <w:spacing w:after="0" w:line="240" w:lineRule="auto"/>
     </w:pPr>
     <w:rPr>
+      <w:rFonts w:eastAsia="黑体"/>
       <w:color w:themeColor="background1" w:val="FFFFFF"/>
     </w:rPr>
     <w:tblPr>
@@ -12801,6 +13292,7 @@
     </w:tcPr>
     <w:tblStylePr w:type="firstRow">
       <w:rPr>
+        <w:rFonts w:eastAsia="黑体"/>
         <w:b/>
         <w:bCs/>
       </w:rPr>
@@ -12897,6 +13389,7 @@
       <w:spacing w:after="0" w:line="240" w:lineRule="auto"/>
     </w:pPr>
     <w:rPr>
+      <w:rFonts w:eastAsia="黑体"/>
       <w:color w:themeColor="text1" w:val="000000"/>
     </w:rPr>
     <w:tblPr>
@@ -12923,6 +13416,7 @@
     </w:tcPr>
     <w:tblStylePr w:type="firstRow">
       <w:rPr>
+        <w:rFonts w:eastAsia="黑体"/>
         <w:b/>
         <w:bCs/>
       </w:rPr>
@@ -12941,6 +13435,7 @@
     </w:tblStylePr>
     <w:tblStylePr w:type="lastRow">
       <w:rPr>
+        <w:rFonts w:eastAsia="黑体"/>
         <w:b/>
         <w:bCs/>
         <w:color w:themeColor="background1" w:val="FFFFFF"/>
@@ -12955,6 +13450,7 @@
     </w:tblStylePr>
     <w:tblStylePr w:type="firstCol">
       <w:rPr>
+        <w:rFonts w:eastAsia="黑体"/>
         <w:color w:themeColor="background1" w:val="FFFFFF"/>
       </w:rPr>
       <w:tblPr/>
@@ -12972,6 +13468,7 @@
     </w:tblStylePr>
     <w:tblStylePr w:type="lastCol">
       <w:rPr>
+        <w:rFonts w:eastAsia="黑体"/>
         <w:color w:themeColor="background1" w:val="FFFFFF"/>
       </w:rPr>
       <w:tblPr/>
@@ -13001,11 +13498,13 @@
     </w:tblStylePr>
     <w:tblStylePr w:type="neCell">
       <w:rPr>
+        <w:rFonts w:eastAsia="黑体"/>
         <w:color w:themeColor="text1" w:val="000000"/>
       </w:rPr>
     </w:tblStylePr>
     <w:tblStylePr w:type="nwCell">
       <w:rPr>
+        <w:rFonts w:eastAsia="黑体"/>
         <w:color w:themeColor="text1" w:val="000000"/>
       </w:rPr>
     </w:tblStylePr>
@@ -13019,6 +13518,7 @@
       <w:spacing w:after="0" w:line="240" w:lineRule="auto"/>
     </w:pPr>
     <w:rPr>
+      <w:rFonts w:eastAsia="黑体"/>
       <w:color w:themeColor="text1" w:val="000000"/>
     </w:rPr>
     <w:tblPr>
@@ -13045,6 +13545,7 @@
     </w:tcPr>
     <w:tblStylePr w:type="firstRow">
       <w:rPr>
+        <w:rFonts w:eastAsia="黑体"/>
         <w:b/>
         <w:bCs/>
       </w:rPr>
@@ -13063,6 +13564,7 @@
     </w:tblStylePr>
     <w:tblStylePr w:type="lastRow">
       <w:rPr>
+        <w:rFonts w:eastAsia="黑体"/>
         <w:b/>
         <w:bCs/>
         <w:color w:themeColor="background1" w:val="FFFFFF"/>
@@ -13077,6 +13579,7 @@
     </w:tblStylePr>
     <w:tblStylePr w:type="firstCol">
       <w:rPr>
+        <w:rFonts w:eastAsia="黑体"/>
         <w:color w:themeColor="background1" w:val="FFFFFF"/>
       </w:rPr>
       <w:tblPr/>
@@ -13094,6 +13597,7 @@
     </w:tblStylePr>
     <w:tblStylePr w:type="lastCol">
       <w:rPr>
+        <w:rFonts w:eastAsia="黑体"/>
         <w:color w:themeColor="background1" w:val="FFFFFF"/>
       </w:rPr>
       <w:tblPr/>
@@ -13123,11 +13627,13 @@
     </w:tblStylePr>
     <w:tblStylePr w:type="neCell">
       <w:rPr>
+        <w:rFonts w:eastAsia="黑体"/>
         <w:color w:themeColor="text1" w:val="000000"/>
       </w:rPr>
     </w:tblStylePr>
     <w:tblStylePr w:type="nwCell">
       <w:rPr>
+        <w:rFonts w:eastAsia="黑体"/>
         <w:color w:themeColor="text1" w:val="000000"/>
       </w:rPr>
     </w:tblStylePr>
@@ -13141,6 +13647,7 @@
       <w:spacing w:after="0" w:line="240" w:lineRule="auto"/>
     </w:pPr>
     <w:rPr>
+      <w:rFonts w:eastAsia="黑体"/>
       <w:color w:themeColor="text1" w:val="000000"/>
     </w:rPr>
     <w:tblPr>
@@ -13167,6 +13674,7 @@
     </w:tcPr>
     <w:tblStylePr w:type="firstRow">
       <w:rPr>
+        <w:rFonts w:eastAsia="黑体"/>
         <w:b/>
         <w:bCs/>
       </w:rPr>
@@ -13185,6 +13693,7 @@
     </w:tblStylePr>
     <w:tblStylePr w:type="lastRow">
       <w:rPr>
+        <w:rFonts w:eastAsia="黑体"/>
         <w:b/>
         <w:bCs/>
         <w:color w:themeColor="background1" w:val="FFFFFF"/>
@@ -13199,6 +13708,7 @@
     </w:tblStylePr>
     <w:tblStylePr w:type="firstCol">
       <w:rPr>
+        <w:rFonts w:eastAsia="黑体"/>
         <w:color w:themeColor="background1" w:val="FFFFFF"/>
       </w:rPr>
       <w:tblPr/>
@@ -13216,6 +13726,7 @@
     </w:tblStylePr>
     <w:tblStylePr w:type="lastCol">
       <w:rPr>
+        <w:rFonts w:eastAsia="黑体"/>
         <w:color w:themeColor="background1" w:val="FFFFFF"/>
       </w:rPr>
       <w:tblPr/>
@@ -13245,11 +13756,13 @@
     </w:tblStylePr>
     <w:tblStylePr w:type="neCell">
       <w:rPr>
+        <w:rFonts w:eastAsia="黑体"/>
         <w:color w:themeColor="text1" w:val="000000"/>
       </w:rPr>
     </w:tblStylePr>
     <w:tblStylePr w:type="nwCell">
       <w:rPr>
+        <w:rFonts w:eastAsia="黑体"/>
         <w:color w:themeColor="text1" w:val="000000"/>
       </w:rPr>
     </w:tblStylePr>
@@ -13263,6 +13776,7 @@
       <w:spacing w:after="0" w:line="240" w:lineRule="auto"/>
     </w:pPr>
     <w:rPr>
+      <w:rFonts w:eastAsia="黑体"/>
       <w:color w:themeColor="text1" w:val="000000"/>
     </w:rPr>
     <w:tblPr>
@@ -13289,6 +13803,7 @@
     </w:tcPr>
     <w:tblStylePr w:type="firstRow">
       <w:rPr>
+        <w:rFonts w:eastAsia="黑体"/>
         <w:b/>
         <w:bCs/>
       </w:rPr>
@@ -13307,6 +13822,7 @@
     </w:tblStylePr>
     <w:tblStylePr w:type="lastRow">
       <w:rPr>
+        <w:rFonts w:eastAsia="黑体"/>
         <w:b/>
         <w:bCs/>
         <w:color w:themeColor="background1" w:val="FFFFFF"/>
@@ -13321,6 +13837,7 @@
     </w:tblStylePr>
     <w:tblStylePr w:type="firstCol">
       <w:rPr>
+        <w:rFonts w:eastAsia="黑体"/>
         <w:color w:themeColor="background1" w:val="FFFFFF"/>
       </w:rPr>
       <w:tblPr/>
@@ -13338,6 +13855,7 @@
     </w:tblStylePr>
     <w:tblStylePr w:type="lastCol">
       <w:rPr>
+        <w:rFonts w:eastAsia="黑体"/>
         <w:color w:themeColor="background1" w:val="FFFFFF"/>
       </w:rPr>
       <w:tblPr/>
@@ -13375,6 +13893,7 @@
       <w:spacing w:after="0" w:line="240" w:lineRule="auto"/>
     </w:pPr>
     <w:rPr>
+      <w:rFonts w:eastAsia="黑体"/>
       <w:color w:themeColor="text1" w:val="000000"/>
     </w:rPr>
     <w:tblPr>
@@ -13401,6 +13920,7 @@
     </w:tcPr>
     <w:tblStylePr w:type="firstRow">
       <w:rPr>
+        <w:rFonts w:eastAsia="黑体"/>
         <w:b/>
         <w:bCs/>
       </w:rPr>
@@ -13419,6 +13939,7 @@
     </w:tblStylePr>
     <w:tblStylePr w:type="lastRow">
       <w:rPr>
+        <w:rFonts w:eastAsia="黑体"/>
         <w:b/>
         <w:bCs/>
         <w:color w:themeColor="background1" w:val="FFFFFF"/>
@@ -13433,6 +13954,7 @@
     </w:tblStylePr>
     <w:tblStylePr w:type="firstCol">
       <w:rPr>
+        <w:rFonts w:eastAsia="黑体"/>
         <w:color w:themeColor="background1" w:val="FFFFFF"/>
       </w:rPr>
       <w:tblPr/>
@@ -13450,6 +13972,7 @@
     </w:tblStylePr>
     <w:tblStylePr w:type="lastCol">
       <w:rPr>
+        <w:rFonts w:eastAsia="黑体"/>
         <w:color w:themeColor="background1" w:val="FFFFFF"/>
       </w:rPr>
       <w:tblPr/>
@@ -13479,11 +14002,13 @@
     </w:tblStylePr>
     <w:tblStylePr w:type="neCell">
       <w:rPr>
+        <w:rFonts w:eastAsia="黑体"/>
         <w:color w:themeColor="text1" w:val="000000"/>
       </w:rPr>
     </w:tblStylePr>
     <w:tblStylePr w:type="nwCell">
       <w:rPr>
+        <w:rFonts w:eastAsia="黑体"/>
         <w:color w:themeColor="text1" w:val="000000"/>
       </w:rPr>
     </w:tblStylePr>
@@ -13497,6 +14022,7 @@
       <w:spacing w:after="0" w:line="240" w:lineRule="auto"/>
     </w:pPr>
     <w:rPr>
+      <w:rFonts w:eastAsia="黑体"/>
       <w:color w:themeColor="text1" w:val="000000"/>
     </w:rPr>
     <w:tblPr>
@@ -13523,6 +14049,7 @@
     </w:tcPr>
     <w:tblStylePr w:type="firstRow">
       <w:rPr>
+        <w:rFonts w:eastAsia="黑体"/>
         <w:b/>
         <w:bCs/>
       </w:rPr>
@@ -13541,6 +14068,7 @@
     </w:tblStylePr>
     <w:tblStylePr w:type="lastRow">
       <w:rPr>
+        <w:rFonts w:eastAsia="黑体"/>
         <w:b/>
         <w:bCs/>
         <w:color w:themeColor="background1" w:val="FFFFFF"/>
@@ -13555,6 +14083,7 @@
     </w:tblStylePr>
     <w:tblStylePr w:type="firstCol">
       <w:rPr>
+        <w:rFonts w:eastAsia="黑体"/>
         <w:color w:themeColor="background1" w:val="FFFFFF"/>
       </w:rPr>
       <w:tblPr/>
@@ -13572,6 +14101,7 @@
     </w:tblStylePr>
     <w:tblStylePr w:type="lastCol">
       <w:rPr>
+        <w:rFonts w:eastAsia="黑体"/>
         <w:color w:themeColor="background1" w:val="FFFFFF"/>
       </w:rPr>
       <w:tblPr/>
@@ -13601,11 +14131,13 @@
     </w:tblStylePr>
     <w:tblStylePr w:type="neCell">
       <w:rPr>
+        <w:rFonts w:eastAsia="黑体"/>
         <w:color w:themeColor="text1" w:val="000000"/>
       </w:rPr>
     </w:tblStylePr>
     <w:tblStylePr w:type="nwCell">
       <w:rPr>
+        <w:rFonts w:eastAsia="黑体"/>
         <w:color w:themeColor="text1" w:val="000000"/>
       </w:rPr>
     </w:tblStylePr>
@@ -13619,6 +14151,7 @@
       <w:spacing w:after="0" w:line="240" w:lineRule="auto"/>
     </w:pPr>
     <w:rPr>
+      <w:rFonts w:eastAsia="黑体"/>
       <w:color w:themeColor="text1" w:val="000000"/>
     </w:rPr>
     <w:tblPr>
@@ -13645,6 +14178,7 @@
     </w:tcPr>
     <w:tblStylePr w:type="firstRow">
       <w:rPr>
+        <w:rFonts w:eastAsia="黑体"/>
         <w:b/>
         <w:bCs/>
       </w:rPr>
@@ -13663,6 +14197,7 @@
     </w:tblStylePr>
     <w:tblStylePr w:type="lastRow">
       <w:rPr>
+        <w:rFonts w:eastAsia="黑体"/>
         <w:b/>
         <w:bCs/>
         <w:color w:themeColor="background1" w:val="FFFFFF"/>
@@ -13677,6 +14212,7 @@
     </w:tblStylePr>
     <w:tblStylePr w:type="firstCol">
       <w:rPr>
+        <w:rFonts w:eastAsia="黑体"/>
         <w:color w:themeColor="background1" w:val="FFFFFF"/>
       </w:rPr>
       <w:tblPr/>
@@ -13694,6 +14230,7 @@
     </w:tblStylePr>
     <w:tblStylePr w:type="lastCol">
       <w:rPr>
+        <w:rFonts w:eastAsia="黑体"/>
         <w:color w:themeColor="background1" w:val="FFFFFF"/>
       </w:rPr>
       <w:tblPr/>
@@ -13723,11 +14260,13 @@
     </w:tblStylePr>
     <w:tblStylePr w:type="neCell">
       <w:rPr>
+        <w:rFonts w:eastAsia="黑体"/>
         <w:color w:themeColor="text1" w:val="000000"/>
       </w:rPr>
     </w:tblStylePr>
     <w:tblStylePr w:type="nwCell">
       <w:rPr>
+        <w:rFonts w:eastAsia="黑体"/>
         <w:color w:themeColor="text1" w:val="000000"/>
       </w:rPr>
     </w:tblStylePr>
@@ -13741,6 +14280,7 @@
       <w:spacing w:after="0" w:line="240" w:lineRule="auto"/>
     </w:pPr>
     <w:rPr>
+      <w:rFonts w:eastAsia="黑体"/>
       <w:color w:themeColor="text1" w:val="000000"/>
     </w:rPr>
     <w:tblPr>
@@ -13759,6 +14299,7 @@
     </w:tcPr>
     <w:tblStylePr w:type="firstRow">
       <w:rPr>
+        <w:rFonts w:eastAsia="黑体"/>
         <w:b/>
         <w:bCs/>
         <w:color w:themeColor="background1" w:val="FFFFFF"/>
@@ -13773,6 +14314,7 @@
     </w:tblStylePr>
     <w:tblStylePr w:type="lastRow">
       <w:rPr>
+        <w:rFonts w:eastAsia="黑体"/>
         <w:b/>
         <w:bCs/>
         <w:color w:themeColor="accent2" w:themeShade="CC" w:val="9E3A38"/>
@@ -13787,12 +14329,14 @@
     </w:tblStylePr>
     <w:tblStylePr w:type="firstCol">
       <w:rPr>
+        <w:rFonts w:eastAsia="黑体"/>
         <w:b/>
         <w:bCs/>
       </w:rPr>
     </w:tblStylePr>
     <w:tblStylePr w:type="lastCol">
       <w:rPr>
+        <w:rFonts w:eastAsia="黑体"/>
         <w:b/>
         <w:bCs/>
       </w:rPr>
@@ -13827,6 +14371,7 @@
       <w:spacing w:after="0" w:line="240" w:lineRule="auto"/>
     </w:pPr>
     <w:rPr>
+      <w:rFonts w:eastAsia="黑体"/>
       <w:color w:themeColor="text1" w:val="000000"/>
     </w:rPr>
     <w:tblPr>
@@ -13845,6 +14390,7 @@
     </w:tcPr>
     <w:tblStylePr w:type="firstRow">
       <w:rPr>
+        <w:rFonts w:eastAsia="黑体"/>
         <w:b/>
         <w:bCs/>
         <w:color w:themeColor="background1" w:val="FFFFFF"/>
@@ -13859,6 +14405,7 @@
     </w:tblStylePr>
     <w:tblStylePr w:type="lastRow">
       <w:rPr>
+        <w:rFonts w:eastAsia="黑体"/>
         <w:b/>
         <w:bCs/>
         <w:color w:themeColor="accent2" w:themeShade="CC" w:val="9E3A38"/>
@@ -13873,12 +14420,14 @@
     </w:tblStylePr>
     <w:tblStylePr w:type="firstCol">
       <w:rPr>
+        <w:rFonts w:eastAsia="黑体"/>
         <w:b/>
         <w:bCs/>
       </w:rPr>
     </w:tblStylePr>
     <w:tblStylePr w:type="lastCol">
       <w:rPr>
+        <w:rFonts w:eastAsia="黑体"/>
         <w:b/>
         <w:bCs/>
       </w:rPr>
@@ -13913,6 +14462,7 @@
       <w:spacing w:after="0" w:line="240" w:lineRule="auto"/>
     </w:pPr>
     <w:rPr>
+      <w:rFonts w:eastAsia="黑体"/>
       <w:color w:themeColor="text1" w:val="000000"/>
     </w:rPr>
     <w:tblPr>
@@ -13931,6 +14481,7 @@
     </w:tcPr>
     <w:tblStylePr w:type="firstRow">
       <w:rPr>
+        <w:rFonts w:eastAsia="黑体"/>
         <w:b/>
         <w:bCs/>
         <w:color w:themeColor="background1" w:val="FFFFFF"/>
@@ -13945,6 +14496,7 @@
     </w:tblStylePr>
     <w:tblStylePr w:type="lastRow">
       <w:rPr>
+        <w:rFonts w:eastAsia="黑体"/>
         <w:b/>
         <w:bCs/>
         <w:color w:themeColor="accent2" w:themeShade="CC" w:val="9E3A38"/>
@@ -13959,12 +14511,14 @@
     </w:tblStylePr>
     <w:tblStylePr w:type="firstCol">
       <w:rPr>
+        <w:rFonts w:eastAsia="黑体"/>
         <w:b/>
         <w:bCs/>
       </w:rPr>
     </w:tblStylePr>
     <w:tblStylePr w:type="lastCol">
       <w:rPr>
+        <w:rFonts w:eastAsia="黑体"/>
         <w:b/>
         <w:bCs/>
       </w:rPr>
@@ -13999,6 +14553,7 @@
       <w:spacing w:after="0" w:line="240" w:lineRule="auto"/>
     </w:pPr>
     <w:rPr>
+      <w:rFonts w:eastAsia="黑体"/>
       <w:color w:themeColor="text1" w:val="000000"/>
     </w:rPr>
     <w:tblPr>
@@ -14017,6 +14572,7 @@
     </w:tcPr>
     <w:tblStylePr w:type="firstRow">
       <w:rPr>
+        <w:rFonts w:eastAsia="黑体"/>
         <w:b/>
         <w:bCs/>
         <w:color w:themeColor="background1" w:val="FFFFFF"/>
@@ -14031,6 +14587,7 @@
     </w:tblStylePr>
     <w:tblStylePr w:type="lastRow">
       <w:rPr>
+        <w:rFonts w:eastAsia="黑体"/>
         <w:b/>
         <w:bCs/>
         <w:color w:themeColor="accent4" w:themeShade="CC" w:val="664E82"/>
@@ -14045,12 +14602,14 @@
     </w:tblStylePr>
     <w:tblStylePr w:type="firstCol">
       <w:rPr>
+        <w:rFonts w:eastAsia="黑体"/>
         <w:b/>
         <w:bCs/>
       </w:rPr>
     </w:tblStylePr>
     <w:tblStylePr w:type="lastCol">
       <w:rPr>
+        <w:rFonts w:eastAsia="黑体"/>
         <w:b/>
         <w:bCs/>
       </w:rPr>
@@ -14085,6 +14644,7 @@
       <w:spacing w:after="0" w:line="240" w:lineRule="auto"/>
     </w:pPr>
     <w:rPr>
+      <w:rFonts w:eastAsia="黑体"/>
       <w:color w:themeColor="text1" w:val="000000"/>
     </w:rPr>
     <w:tblPr>
@@ -14103,6 +14663,7 @@
     </w:tcPr>
     <w:tblStylePr w:type="firstRow">
       <w:rPr>
+        <w:rFonts w:eastAsia="黑体"/>
         <w:b/>
         <w:bCs/>
         <w:color w:themeColor="background1" w:val="FFFFFF"/>
@@ -14117,6 +14678,7 @@
     </w:tblStylePr>
     <w:tblStylePr w:type="lastRow">
       <w:rPr>
+        <w:rFonts w:eastAsia="黑体"/>
         <w:b/>
         <w:bCs/>
         <w:color w:themeColor="accent3" w:themeShade="CC" w:val="7E9C40"/>
@@ -14131,12 +14693,14 @@
     </w:tblStylePr>
     <w:tblStylePr w:type="firstCol">
       <w:rPr>
+        <w:rFonts w:eastAsia="黑体"/>
         <w:b/>
         <w:bCs/>
       </w:rPr>
     </w:tblStylePr>
     <w:tblStylePr w:type="lastCol">
       <w:rPr>
+        <w:rFonts w:eastAsia="黑体"/>
         <w:b/>
         <w:bCs/>
       </w:rPr>
@@ -14171,6 +14735,7 @@
       <w:spacing w:after="0" w:line="240" w:lineRule="auto"/>
     </w:pPr>
     <w:rPr>
+      <w:rFonts w:eastAsia="黑体"/>
       <w:color w:themeColor="text1" w:val="000000"/>
     </w:rPr>
     <w:tblPr>
@@ -14189,6 +14754,7 @@
     </w:tcPr>
     <w:tblStylePr w:type="firstRow">
       <w:rPr>
+        <w:rFonts w:eastAsia="黑体"/>
         <w:b/>
         <w:bCs/>
         <w:color w:themeColor="background1" w:val="FFFFFF"/>
@@ -14203,6 +14769,7 @@
     </w:tblStylePr>
     <w:tblStylePr w:type="lastRow">
       <w:rPr>
+        <w:rFonts w:eastAsia="黑体"/>
         <w:b/>
         <w:bCs/>
         <w:color w:themeColor="accent6" w:themeShade="CC" w:val="F2730A"/>
@@ -14217,12 +14784,14 @@
     </w:tblStylePr>
     <w:tblStylePr w:type="firstCol">
       <w:rPr>
+        <w:rFonts w:eastAsia="黑体"/>
         <w:b/>
         <w:bCs/>
       </w:rPr>
     </w:tblStylePr>
     <w:tblStylePr w:type="lastCol">
       <w:rPr>
+        <w:rFonts w:eastAsia="黑体"/>
         <w:b/>
         <w:bCs/>
       </w:rPr>
@@ -14257,6 +14826,7 @@
       <w:spacing w:after="0" w:line="240" w:lineRule="auto"/>
     </w:pPr>
     <w:rPr>
+      <w:rFonts w:eastAsia="黑体"/>
       <w:color w:themeColor="text1" w:val="000000"/>
     </w:rPr>
     <w:tblPr>
@@ -14275,6 +14845,7 @@
     </w:tcPr>
     <w:tblStylePr w:type="firstRow">
       <w:rPr>
+        <w:rFonts w:eastAsia="黑体"/>
         <w:b/>
         <w:bCs/>
         <w:color w:themeColor="background1" w:val="FFFFFF"/>
@@ -14289,6 +14860,7 @@
     </w:tblStylePr>
     <w:tblStylePr w:type="lastRow">
       <w:rPr>
+        <w:rFonts w:eastAsia="黑体"/>
         <w:b/>
         <w:bCs/>
         <w:color w:themeColor="accent5" w:themeShade="CC" w:val="348DA5"/>
@@ -14303,12 +14875,14 @@
     </w:tblStylePr>
     <w:tblStylePr w:type="firstCol">
       <w:rPr>
+        <w:rFonts w:eastAsia="黑体"/>
         <w:b/>
         <w:bCs/>
       </w:rPr>
     </w:tblStylePr>
     <w:tblStylePr w:type="lastCol">
       <w:rPr>
+        <w:rFonts w:eastAsia="黑体"/>
         <w:b/>
         <w:bCs/>
       </w:rPr>
@@ -14343,6 +14917,7 @@
       <w:spacing w:after="0" w:line="240" w:lineRule="auto"/>
     </w:pPr>
     <w:rPr>
+      <w:rFonts w:eastAsia="黑体"/>
       <w:color w:themeColor="text1" w:val="000000"/>
     </w:rPr>
     <w:tblPr>
@@ -14364,6 +14939,7 @@
     </w:tcPr>
     <w:tblStylePr w:type="firstRow">
       <w:rPr>
+        <w:rFonts w:eastAsia="黑体"/>
         <w:b/>
         <w:bCs/>
       </w:rPr>
@@ -14374,6 +14950,7 @@
     </w:tblStylePr>
     <w:tblStylePr w:type="lastRow">
       <w:rPr>
+        <w:rFonts w:eastAsia="黑体"/>
         <w:b/>
         <w:bCs/>
         <w:color w:themeColor="text1" w:val="000000"/>
@@ -14385,6 +14962,7 @@
     </w:tblStylePr>
     <w:tblStylePr w:type="firstCol">
       <w:rPr>
+        <w:rFonts w:eastAsia="黑体"/>
         <w:color w:themeColor="background1" w:val="FFFFFF"/>
       </w:rPr>
       <w:tblPr/>
@@ -14394,6 +14972,7 @@
     </w:tblStylePr>
     <w:tblStylePr w:type="lastCol">
       <w:rPr>
+        <w:rFonts w:eastAsia="黑体"/>
         <w:color w:themeColor="background1" w:val="FFFFFF"/>
       </w:rPr>
       <w:tblPr/>
@@ -14423,6 +15002,7 @@
       <w:spacing w:after="0" w:line="240" w:lineRule="auto"/>
     </w:pPr>
     <w:rPr>
+      <w:rFonts w:eastAsia="黑体"/>
       <w:color w:themeColor="text1" w:val="000000"/>
     </w:rPr>
     <w:tblPr>
@@ -14444,6 +15024,7 @@
     </w:tcPr>
     <w:tblStylePr w:type="firstRow">
       <w:rPr>
+        <w:rFonts w:eastAsia="黑体"/>
         <w:b/>
         <w:bCs/>
       </w:rPr>
@@ -14454,6 +15035,7 @@
     </w:tblStylePr>
     <w:tblStylePr w:type="lastRow">
       <w:rPr>
+        <w:rFonts w:eastAsia="黑体"/>
         <w:b/>
         <w:bCs/>
         <w:color w:themeColor="text1" w:val="000000"/>
@@ -14465,6 +15047,7 @@
     </w:tblStylePr>
     <w:tblStylePr w:type="firstCol">
       <w:rPr>
+        <w:rFonts w:eastAsia="黑体"/>
         <w:color w:themeColor="background1" w:val="FFFFFF"/>
       </w:rPr>
       <w:tblPr/>
@@ -14474,6 +15057,7 @@
     </w:tblStylePr>
     <w:tblStylePr w:type="lastCol">
       <w:rPr>
+        <w:rFonts w:eastAsia="黑体"/>
         <w:color w:themeColor="background1" w:val="FFFFFF"/>
       </w:rPr>
       <w:tblPr/>
@@ -14503,6 +15087,7 @@
       <w:spacing w:after="0" w:line="240" w:lineRule="auto"/>
     </w:pPr>
     <w:rPr>
+      <w:rFonts w:eastAsia="黑体"/>
       <w:color w:themeColor="text1" w:val="000000"/>
     </w:rPr>
     <w:tblPr>
@@ -14524,6 +15109,7 @@
     </w:tcPr>
     <w:tblStylePr w:type="firstRow">
       <w:rPr>
+        <w:rFonts w:eastAsia="黑体"/>
         <w:b/>
         <w:bCs/>
       </w:rPr>
@@ -14534,6 +15120,7 @@
     </w:tblStylePr>
     <w:tblStylePr w:type="lastRow">
       <w:rPr>
+        <w:rFonts w:eastAsia="黑体"/>
         <w:b/>
         <w:bCs/>
         <w:color w:themeColor="text1" w:val="000000"/>
@@ -14545,6 +15132,7 @@
     </w:tblStylePr>
     <w:tblStylePr w:type="firstCol">
       <w:rPr>
+        <w:rFonts w:eastAsia="黑体"/>
         <w:color w:themeColor="background1" w:val="FFFFFF"/>
       </w:rPr>
       <w:tblPr/>
@@ -14554,6 +15142,7 @@
     </w:tblStylePr>
     <w:tblStylePr w:type="lastCol">
       <w:rPr>
+        <w:rFonts w:eastAsia="黑体"/>
         <w:color w:themeColor="background1" w:val="FFFFFF"/>
       </w:rPr>
       <w:tblPr/>
@@ -14583,6 +15172,7 @@
       <w:spacing w:after="0" w:line="240" w:lineRule="auto"/>
     </w:pPr>
     <w:rPr>
+      <w:rFonts w:eastAsia="黑体"/>
       <w:color w:themeColor="text1" w:val="000000"/>
     </w:rPr>
     <w:tblPr>
@@ -14604,6 +15194,7 @@
     </w:tcPr>
     <w:tblStylePr w:type="firstRow">
       <w:rPr>
+        <w:rFonts w:eastAsia="黑体"/>
         <w:b/>
         <w:bCs/>
       </w:rPr>
@@ -14614,6 +15205,7 @@
     </w:tblStylePr>
     <w:tblStylePr w:type="lastRow">
       <w:rPr>
+        <w:rFonts w:eastAsia="黑体"/>
         <w:b/>
         <w:bCs/>
         <w:color w:themeColor="text1" w:val="000000"/>
@@ -14625,6 +15217,7 @@
     </w:tblStylePr>
     <w:tblStylePr w:type="firstCol">
       <w:rPr>
+        <w:rFonts w:eastAsia="黑体"/>
         <w:color w:themeColor="background1" w:val="FFFFFF"/>
       </w:rPr>
       <w:tblPr/>
@@ -14634,6 +15227,7 @@
     </w:tblStylePr>
     <w:tblStylePr w:type="lastCol">
       <w:rPr>
+        <w:rFonts w:eastAsia="黑体"/>
         <w:color w:themeColor="background1" w:val="FFFFFF"/>
       </w:rPr>
       <w:tblPr/>
@@ -14663,6 +15257,7 @@
       <w:spacing w:after="0" w:line="240" w:lineRule="auto"/>
     </w:pPr>
     <w:rPr>
+      <w:rFonts w:eastAsia="黑体"/>
       <w:color w:themeColor="text1" w:val="000000"/>
     </w:rPr>
     <w:tblPr>
@@ -14684,6 +15279,7 @@
     </w:tcPr>
     <w:tblStylePr w:type="firstRow">
       <w:rPr>
+        <w:rFonts w:eastAsia="黑体"/>
         <w:b/>
         <w:bCs/>
       </w:rPr>
@@ -14694,6 +15290,7 @@
     </w:tblStylePr>
     <w:tblStylePr w:type="lastRow">
       <w:rPr>
+        <w:rFonts w:eastAsia="黑体"/>
         <w:b/>
         <w:bCs/>
         <w:color w:themeColor="text1" w:val="000000"/>
@@ -14705,6 +15302,7 @@
     </w:tblStylePr>
     <w:tblStylePr w:type="firstCol">
       <w:rPr>
+        <w:rFonts w:eastAsia="黑体"/>
         <w:color w:themeColor="background1" w:val="FFFFFF"/>
       </w:rPr>
       <w:tblPr/>
@@ -14714,6 +15312,7 @@
     </w:tblStylePr>
     <w:tblStylePr w:type="lastCol">
       <w:rPr>
+        <w:rFonts w:eastAsia="黑体"/>
         <w:color w:themeColor="background1" w:val="FFFFFF"/>
       </w:rPr>
       <w:tblPr/>
@@ -14743,6 +15342,7 @@
       <w:spacing w:after="0" w:line="240" w:lineRule="auto"/>
     </w:pPr>
     <w:rPr>
+      <w:rFonts w:eastAsia="黑体"/>
       <w:color w:themeColor="text1" w:val="000000"/>
     </w:rPr>
     <w:tblPr>
@@ -14764,6 +15364,7 @@
     </w:tcPr>
     <w:tblStylePr w:type="firstRow">
       <w:rPr>
+        <w:rFonts w:eastAsia="黑体"/>
         <w:b/>
         <w:bCs/>
       </w:rPr>
@@ -14774,6 +15375,7 @@
     </w:tblStylePr>
     <w:tblStylePr w:type="lastRow">
       <w:rPr>
+        <w:rFonts w:eastAsia="黑体"/>
         <w:b/>
         <w:bCs/>
         <w:color w:themeColor="text1" w:val="000000"/>
@@ -14785,6 +15387,7 @@
     </w:tblStylePr>
     <w:tblStylePr w:type="firstCol">
       <w:rPr>
+        <w:rFonts w:eastAsia="黑体"/>
         <w:color w:themeColor="background1" w:val="FFFFFF"/>
       </w:rPr>
       <w:tblPr/>
@@ -14794,6 +15397,7 @@
     </w:tblStylePr>
     <w:tblStylePr w:type="lastCol">
       <w:rPr>
+        <w:rFonts w:eastAsia="黑体"/>
         <w:color w:themeColor="background1" w:val="FFFFFF"/>
       </w:rPr>
       <w:tblPr/>
@@ -14823,6 +15427,7 @@
       <w:spacing w:after="0" w:line="240" w:lineRule="auto"/>
     </w:pPr>
     <w:rPr>
+      <w:rFonts w:eastAsia="黑体"/>
       <w:color w:themeColor="text1" w:val="000000"/>
     </w:rPr>
     <w:tblPr>
@@ -14844,6 +15449,7 @@
     </w:tcPr>
     <w:tblStylePr w:type="firstRow">
       <w:rPr>
+        <w:rFonts w:eastAsia="黑体"/>
         <w:b/>
         <w:bCs/>
       </w:rPr>
@@ -14854,6 +15460,7 @@
     </w:tblStylePr>
     <w:tblStylePr w:type="lastRow">
       <w:rPr>
+        <w:rFonts w:eastAsia="黑体"/>
         <w:b/>
         <w:bCs/>
         <w:color w:themeColor="text1" w:val="000000"/>
@@ -14865,6 +15472,7 @@
     </w:tblStylePr>
     <w:tblStylePr w:type="firstCol">
       <w:rPr>
+        <w:rFonts w:eastAsia="黑体"/>
         <w:color w:themeColor="background1" w:val="FFFFFF"/>
       </w:rPr>
       <w:tblPr/>
@@ -14874,6 +15482,7 @@
     </w:tblStylePr>
     <w:tblStylePr w:type="lastCol">
       <w:rPr>
+        <w:rFonts w:eastAsia="黑体"/>
         <w:color w:themeColor="background1" w:val="FFFFFF"/>
       </w:rPr>
       <w:tblPr/>
@@ -14906,6 +15515,7 @@
     <w:name w:val="KeywordTok"/>
     <w:basedOn w:val="VerbatimChar"/>
     <w:rPr>
+      <w:rFonts w:eastAsia="黑体"/>
       <w:b/>
       <w:color w:val="007020"/>
     </w:rPr>
@@ -14914,6 +15524,7 @@
     <w:name w:val="DataTypeTok"/>
     <w:basedOn w:val="VerbatimChar"/>
     <w:rPr>
+      <w:rFonts w:eastAsia="黑体"/>
       <w:color w:val="902000"/>
     </w:rPr>
   </w:style>
@@ -14921,6 +15532,7 @@
     <w:name w:val="DecValTok"/>
     <w:basedOn w:val="VerbatimChar"/>
     <w:rPr>
+      <w:rFonts w:eastAsia="黑体"/>
       <w:color w:val="40a070"/>
     </w:rPr>
   </w:style>
@@ -14928,6 +15540,7 @@
     <w:name w:val="BaseNTok"/>
     <w:basedOn w:val="VerbatimChar"/>
     <w:rPr>
+      <w:rFonts w:eastAsia="黑体"/>
       <w:color w:val="40a070"/>
     </w:rPr>
   </w:style>
@@ -14935,6 +15548,7 @@
     <w:name w:val="FloatTok"/>
     <w:basedOn w:val="VerbatimChar"/>
     <w:rPr>
+      <w:rFonts w:eastAsia="黑体"/>
       <w:color w:val="40a070"/>
     </w:rPr>
   </w:style>
@@ -14942,6 +15556,7 @@
     <w:name w:val="ConstantTok"/>
     <w:basedOn w:val="VerbatimChar"/>
     <w:rPr>
+      <w:rFonts w:eastAsia="黑体"/>
       <w:color w:val="880000"/>
     </w:rPr>
   </w:style>
@@ -14949,6 +15564,7 @@
     <w:name w:val="CharTok"/>
     <w:basedOn w:val="VerbatimChar"/>
     <w:rPr>
+      <w:rFonts w:eastAsia="黑体"/>
       <w:color w:val="4070a0"/>
     </w:rPr>
   </w:style>
@@ -14956,6 +15572,7 @@
     <w:name w:val="SpecialCharTok"/>
     <w:basedOn w:val="VerbatimChar"/>
     <w:rPr>
+      <w:rFonts w:eastAsia="黑体"/>
       <w:color w:val="4070a0"/>
     </w:rPr>
   </w:style>
@@ -14963,6 +15580,7 @@
     <w:name w:val="StringTok"/>
     <w:basedOn w:val="VerbatimChar"/>
     <w:rPr>
+      <w:rFonts w:eastAsia="黑体"/>
       <w:color w:val="4070a0"/>
     </w:rPr>
   </w:style>
@@ -14970,6 +15588,7 @@
     <w:name w:val="VerbatimStringTok"/>
     <w:basedOn w:val="VerbatimChar"/>
     <w:rPr>
+      <w:rFonts w:eastAsia="黑体"/>
       <w:color w:val="4070a0"/>
     </w:rPr>
   </w:style>
@@ -14977,6 +15596,7 @@
     <w:name w:val="SpecialStringTok"/>
     <w:basedOn w:val="VerbatimChar"/>
     <w:rPr>
+      <w:rFonts w:eastAsia="黑体"/>
       <w:color w:val="bb6688"/>
     </w:rPr>
   </w:style>
@@ -14984,6 +15604,7 @@
     <w:name w:val="ImportTok"/>
     <w:basedOn w:val="VerbatimChar"/>
     <w:rPr>
+      <w:rFonts w:eastAsia="黑体"/>
       <w:b/>
       <w:color w:val="008000"/>
     </w:rPr>
@@ -14992,6 +15613,7 @@
     <w:name w:val="CommentTok"/>
     <w:basedOn w:val="VerbatimChar"/>
     <w:rPr>
+      <w:rFonts w:eastAsia="黑体"/>
       <w:i/>
       <w:color w:val="60a0b0"/>
     </w:rPr>
@@ -15000,6 +15622,7 @@
     <w:name w:val="DocumentationTok"/>
     <w:basedOn w:val="VerbatimChar"/>
     <w:rPr>
+      <w:rFonts w:eastAsia="黑体"/>
       <w:i/>
       <w:color w:val="ba2121"/>
     </w:rPr>
@@ -15008,6 +15631,7 @@
     <w:name w:val="AnnotationTok"/>
     <w:basedOn w:val="VerbatimChar"/>
     <w:rPr>
+      <w:rFonts w:eastAsia="黑体"/>
       <w:b/>
       <w:i/>
       <w:color w:val="60a0b0"/>
@@ -15017,6 +15641,7 @@
     <w:name w:val="CommentVarTok"/>
     <w:basedOn w:val="VerbatimChar"/>
     <w:rPr>
+      <w:rFonts w:eastAsia="黑体"/>
       <w:b/>
       <w:i/>
       <w:color w:val="60a0b0"/>
@@ -15026,6 +15651,7 @@
     <w:name w:val="OtherTok"/>
     <w:basedOn w:val="VerbatimChar"/>
     <w:rPr>
+      <w:rFonts w:eastAsia="黑体"/>
       <w:color w:val="007020"/>
     </w:rPr>
   </w:style>
@@ -15033,6 +15659,7 @@
     <w:name w:val="FunctionTok"/>
     <w:basedOn w:val="VerbatimChar"/>
     <w:rPr>
+      <w:rFonts w:eastAsia="黑体"/>
       <w:color w:val="06287e"/>
     </w:rPr>
   </w:style>
@@ -15040,6 +15667,7 @@
     <w:name w:val="VariableTok"/>
     <w:basedOn w:val="VerbatimChar"/>
     <w:rPr>
+      <w:rFonts w:eastAsia="黑体"/>
       <w:color w:val="19177c"/>
     </w:rPr>
   </w:style>
@@ -15047,6 +15675,7 @@
     <w:name w:val="ControlFlowTok"/>
     <w:basedOn w:val="VerbatimChar"/>
     <w:rPr>
+      <w:rFonts w:eastAsia="黑体"/>
       <w:b/>
       <w:color w:val="007020"/>
     </w:rPr>
@@ -15055,6 +15684,7 @@
     <w:name w:val="OperatorTok"/>
     <w:basedOn w:val="VerbatimChar"/>
     <w:rPr>
+      <w:rFonts w:eastAsia="黑体"/>
       <w:color w:val="666666"/>
     </w:rPr>
   </w:style>
@@ -15062,18 +15692,22 @@
     <w:name w:val="BuiltInTok"/>
     <w:basedOn w:val="VerbatimChar"/>
     <w:rPr>
+      <w:rFonts w:eastAsia="黑体"/>
       <w:color w:val="008000"/>
     </w:rPr>
   </w:style>
   <w:style w:type="character" w:customStyle="1" w:styleId="ExtensionTok">
     <w:name w:val="ExtensionTok"/>
     <w:basedOn w:val="VerbatimChar"/>
-    <w:rPr/>
+    <w:rPr>
+      <w:rFonts w:eastAsia="黑体"/>
+    </w:rPr>
   </w:style>
   <w:style w:type="character" w:customStyle="1" w:styleId="PreprocessorTok">
     <w:name w:val="PreprocessorTok"/>
     <w:basedOn w:val="VerbatimChar"/>
     <w:rPr>
+      <w:rFonts w:eastAsia="黑体"/>
       <w:color w:val="bc7a00"/>
     </w:rPr>
   </w:style>
@@ -15081,18 +15715,22 @@
     <w:name w:val="AttributeTok"/>
     <w:basedOn w:val="VerbatimChar"/>
     <w:rPr>
+      <w:rFonts w:eastAsia="黑体"/>
       <w:color w:val="7d9029"/>
     </w:rPr>
   </w:style>
   <w:style w:type="character" w:customStyle="1" w:styleId="RegionMarkerTok">
     <w:name w:val="RegionMarkerTok"/>
     <w:basedOn w:val="VerbatimChar"/>
-    <w:rPr/>
+    <w:rPr>
+      <w:rFonts w:eastAsia="黑体"/>
+    </w:rPr>
   </w:style>
   <w:style w:type="character" w:customStyle="1" w:styleId="InformationTok">
     <w:name w:val="InformationTok"/>
     <w:basedOn w:val="VerbatimChar"/>
     <w:rPr>
+      <w:rFonts w:eastAsia="黑体"/>
       <w:b/>
       <w:i/>
       <w:color w:val="60a0b0"/>
@@ -15102,6 +15740,7 @@
     <w:name w:val="WarningTok"/>
     <w:basedOn w:val="VerbatimChar"/>
     <w:rPr>
+      <w:rFonts w:eastAsia="黑体"/>
       <w:b/>
       <w:i/>
       <w:color w:val="60a0b0"/>
@@ -15111,6 +15750,7 @@
     <w:name w:val="AlertTok"/>
     <w:basedOn w:val="VerbatimChar"/>
     <w:rPr>
+      <w:rFonts w:eastAsia="黑体"/>
       <w:b/>
       <w:color w:val="ff0000"/>
     </w:rPr>
@@ -15119,6 +15759,7 @@
     <w:name w:val="ErrorTok"/>
     <w:basedOn w:val="VerbatimChar"/>
     <w:rPr>
+      <w:rFonts w:eastAsia="黑体"/>
       <w:b/>
       <w:color w:val="ff0000"/>
     </w:rPr>
@@ -15126,7 +15767,9 @@
   <w:style w:type="character" w:customStyle="1" w:styleId="NormalTok">
     <w:name w:val="NormalTok"/>
     <w:basedOn w:val="VerbatimChar"/>
-    <w:rPr/>
+    <w:rPr>
+      <w:rFonts w:eastAsia="黑体"/>
+    </w:rPr>
   </w:style>
 </w:styles>
 </file>
@@ -15175,12 +15818,12 @@
     <a:fontScheme name="Office">
       <a:majorFont>
         <a:latin typeface="Calibri"/>
-        <a:ea typeface=""/>
+        <a:ea typeface="黑体"/>
         <a:cs typeface=""/>
         <a:font script="Jpan" typeface="ＭＳ ゴシック"/>
         <a:font script="Hang" typeface="맑은 고딕"/>
-        <a:font script="Hans" typeface="宋体"/>
-        <a:font script="Hant" typeface="新細明體"/>
+        <a:font script="Hans" typeface="黑体"/>
+        <a:font script="Hant" typeface="黑体"/>
         <a:font script="Arab" typeface="Times New Roman"/>
         <a:font script="Hebr" typeface="Times New Roman"/>
         <a:font script="Thai" typeface="Angsana New"/>
@@ -15210,12 +15853,12 @@
       </a:majorFont>
       <a:minorFont>
         <a:latin typeface="Cambria"/>
-        <a:ea typeface=""/>
+        <a:ea typeface="黑体"/>
         <a:cs typeface=""/>
         <a:font script="Jpan" typeface="ＭＳ 明朝"/>
         <a:font script="Hang" typeface="맑은 고딕"/>
-        <a:font script="Hans" typeface="宋体"/>
-        <a:font script="Hant" typeface="新細明體"/>
+        <a:font script="Hans" typeface="黑体"/>
+        <a:font script="Hant" typeface="黑体"/>
         <a:font script="Arab" typeface="Arial"/>
         <a:font script="Hebr" typeface="Arial"/>
         <a:font script="Thai" typeface="Cordia New"/>

--- a/06-转换电路/03-电平转换/光耦隔离电平转换电路/光耦隔离电平转换电路.docx
+++ b/06-转换电路/03-电平转换/光耦隔离电平转换电路/光耦隔离电平转换电路.docx
@@ -2747,7 +2747,7 @@
           <w:color w:val="555555"/>
           <w:sz w:val="21"/>
         </w:rPr>
-        <w:t>材料收集者：杜文杰，WX手机：19519196569，QQ:3478827729</w:t>
+        <w:t>材料收集者：杜文杰，微信/手机：19519196569，QQ:3478827729</w:t>
       </w:r>
     </w:p>
     <w:sectPr>
